--- a/Report/Introduction.docx
+++ b/Report/Introduction.docx
@@ -174,137 +174,511 @@
       </w:r>
     </w:p>
     <w:p>
-      <w:r>
-        <w:t xml:space="preserve">However, </w:t>
-      </w:r>
-      <w:r>
-        <w:t>b</w:t>
-      </w:r>
-      <w:r>
-        <w:t xml:space="preserve">iomedical data can provide significant challenges. The language in research papers </w:t>
-      </w:r>
-      <w:r>
-        <w:t xml:space="preserve">often </w:t>
-      </w:r>
-      <w:r>
-        <w:t xml:space="preserve">contains complex terminology, domain-specific phrases and abbreviations which can be difficult for models to interpret. </w:t>
-      </w:r>
-      <w:r>
-        <w:t xml:space="preserve">Additionally, abstracts are usually dense and </w:t>
-      </w:r>
-      <w:r>
-        <w:t>information-rich,</w:t>
-      </w:r>
-      <w:r>
-        <w:t xml:space="preserve"> requiring models to identify</w:t>
-      </w:r>
-      <w:r>
-        <w:t xml:space="preserve"> and extract</w:t>
-      </w:r>
-      <w:r>
-        <w:t xml:space="preserve"> relevant details from </w:t>
-      </w:r>
-      <w:r>
-        <w:t>long passages of</w:t>
-      </w:r>
-      <w:r>
-        <w:t xml:space="preserve"> text.</w:t>
-      </w:r>
-      <w:r>
-        <w:t xml:space="preserve"> Many questions also require inferential reasoning rather than simple keyword matching, further increasing difficulty.</w:t>
-      </w:r>
-      <w:r>
-        <w:t xml:space="preserve"> </w:t>
-      </w:r>
-      <w:r>
-        <w:t xml:space="preserve">These challenges </w:t>
-      </w:r>
-      <w:r>
-        <w:t xml:space="preserve">highlight the importance of selecting appropriate text representations and architecture in order to achieve high accuracy and reliability. </w:t>
+      <w:pPr>
+        <w:rPr>
+          <w:lang w:eastAsia="zh-CN"/>
+        </w:rPr>
+      </w:pPr>
+      <w:r>
+        <w:rPr>
+          <w:noProof/>
+        </w:rPr>
+        <w:drawing>
+          <wp:inline distT="0" distB="0" distL="0" distR="0" wp14:anchorId="4954D66D" wp14:editId="22FC7E49">
+            <wp:extent cx="3758026" cy="2505351"/>
+            <wp:effectExtent l="0" t="0" r="0" b="9525"/>
+            <wp:docPr id="758680646" name="图片 2"/>
+            <wp:cNvGraphicFramePr>
+              <a:graphicFrameLocks xmlns:a="http://schemas.openxmlformats.org/drawingml/2006/main" noChangeAspect="1"/>
+            </wp:cNvGraphicFramePr>
+            <a:graphic xmlns:a="http://schemas.openxmlformats.org/drawingml/2006/main">
+              <a:graphicData uri="http://schemas.openxmlformats.org/drawingml/2006/picture">
+                <pic:pic xmlns:pic="http://schemas.openxmlformats.org/drawingml/2006/picture">
+                  <pic:nvPicPr>
+                    <pic:cNvPr id="758680646" name="图片 758680646"/>
+                    <pic:cNvPicPr/>
+                  </pic:nvPicPr>
+                  <pic:blipFill>
+                    <a:blip r:embed="rId5" cstate="print">
+                      <a:extLst>
+                        <a:ext uri="{28A0092B-C50C-407E-A947-70E740481C1C}">
+                          <a14:useLocalDpi xmlns:a14="http://schemas.microsoft.com/office/drawing/2010/main" val="0"/>
+                        </a:ext>
+                      </a:extLst>
+                    </a:blip>
+                    <a:stretch>
+                      <a:fillRect/>
+                    </a:stretch>
+                  </pic:blipFill>
+                  <pic:spPr>
+                    <a:xfrm>
+                      <a:off x="0" y="0"/>
+                      <a:ext cx="3775707" cy="2517138"/>
+                    </a:xfrm>
+                    <a:prstGeom prst="rect">
+                      <a:avLst/>
+                    </a:prstGeom>
+                  </pic:spPr>
+                </pic:pic>
+              </a:graphicData>
+            </a:graphic>
+          </wp:inline>
+        </w:drawing>
       </w:r>
     </w:p>
     <w:p>
-      <w:r>
+      <w:pPr>
+        <w:rPr>
+          <w:lang w:eastAsia="zh-CN"/>
+        </w:rPr>
+      </w:pPr>
+      <w:r>
+        <w:rPr>
+          <w:rFonts w:hint="eastAsia"/>
+          <w:lang w:eastAsia="zh-CN"/>
+        </w:rPr>
+        <w:t>Fig.1 Label Distribution in PQA-L</w:t>
+      </w:r>
+    </w:p>
+    <w:p>
+      <w:pPr>
+        <w:rPr>
+          <w:lang w:eastAsia="zh-CN"/>
+        </w:rPr>
+      </w:pPr>
+      <w:r>
+        <w:rPr>
+          <w:rFonts w:hint="eastAsia"/>
+          <w:noProof/>
+          <w:lang w:eastAsia="zh-CN"/>
+        </w:rPr>
+        <w:lastRenderedPageBreak/>
+        <w:drawing>
+          <wp:inline distT="0" distB="0" distL="0" distR="0" wp14:anchorId="1BA94672" wp14:editId="00C369DC">
+            <wp:extent cx="3781811" cy="2521207"/>
+            <wp:effectExtent l="0" t="0" r="9525" b="0"/>
+            <wp:docPr id="843381442" name="图片 3"/>
+            <wp:cNvGraphicFramePr>
+              <a:graphicFrameLocks xmlns:a="http://schemas.openxmlformats.org/drawingml/2006/main" noChangeAspect="1"/>
+            </wp:cNvGraphicFramePr>
+            <a:graphic xmlns:a="http://schemas.openxmlformats.org/drawingml/2006/main">
+              <a:graphicData uri="http://schemas.openxmlformats.org/drawingml/2006/picture">
+                <pic:pic xmlns:pic="http://schemas.openxmlformats.org/drawingml/2006/picture">
+                  <pic:nvPicPr>
+                    <pic:cNvPr id="843381442" name="图片 843381442"/>
+                    <pic:cNvPicPr/>
+                  </pic:nvPicPr>
+                  <pic:blipFill>
+                    <a:blip r:embed="rId6" cstate="print">
+                      <a:extLst>
+                        <a:ext uri="{28A0092B-C50C-407E-A947-70E740481C1C}">
+                          <a14:useLocalDpi xmlns:a14="http://schemas.microsoft.com/office/drawing/2010/main" val="0"/>
+                        </a:ext>
+                      </a:extLst>
+                    </a:blip>
+                    <a:stretch>
+                      <a:fillRect/>
+                    </a:stretch>
+                  </pic:blipFill>
+                  <pic:spPr>
+                    <a:xfrm>
+                      <a:off x="0" y="0"/>
+                      <a:ext cx="3808463" cy="2538975"/>
+                    </a:xfrm>
+                    <a:prstGeom prst="rect">
+                      <a:avLst/>
+                    </a:prstGeom>
+                  </pic:spPr>
+                </pic:pic>
+              </a:graphicData>
+            </a:graphic>
+          </wp:inline>
+        </w:drawing>
+      </w:r>
+    </w:p>
+    <w:p>
+      <w:pPr>
+        <w:rPr>
+          <w:lang w:eastAsia="zh-CN"/>
+        </w:rPr>
+      </w:pPr>
+      <w:r>
+        <w:rPr>
+          <w:rFonts w:hint="eastAsia"/>
+          <w:lang w:eastAsia="zh-CN"/>
+        </w:rPr>
+        <w:t>Fig.2 Context Length Distribution in PQA-L</w:t>
+      </w:r>
+    </w:p>
+    <w:p>
+      <w:pPr>
+        <w:rPr>
+          <w:color w:val="EE0000"/>
+        </w:rPr>
+      </w:pPr>
+      <w:r>
+        <w:rPr>
+          <w:rFonts w:hint="eastAsia"/>
+          <w:color w:val="EE0000"/>
+          <w:lang w:eastAsia="zh-CN"/>
+        </w:rPr>
+        <w:t xml:space="preserve">As shown in Fig.1, the dataset shows label imbalance, yes accounts for 55.2%, no for 33.8%, and maybe </w:t>
+      </w:r>
+      <w:r>
+        <w:rPr>
+          <w:rFonts w:hint="eastAsia"/>
+          <w:color w:val="EE0000"/>
+          <w:lang w:eastAsia="zh-CN"/>
+        </w:rPr>
+        <w:t>for only</w:t>
+      </w:r>
+      <w:r>
+        <w:rPr>
+          <w:rFonts w:hint="eastAsia"/>
+          <w:color w:val="EE0000"/>
+          <w:lang w:eastAsia="zh-CN"/>
+        </w:rPr>
+        <w:t xml:space="preserve"> 11.0%. This distribution means that </w:t>
+      </w:r>
+      <w:r>
+        <w:rPr>
+          <w:color w:val="EE0000"/>
+          <w:lang w:eastAsia="zh-CN"/>
+        </w:rPr>
+        <w:t>accuracy</w:t>
+      </w:r>
+      <w:r>
+        <w:rPr>
+          <w:rFonts w:hint="eastAsia"/>
+          <w:color w:val="EE0000"/>
+          <w:lang w:eastAsia="zh-CN"/>
+        </w:rPr>
+        <w:t xml:space="preserve"> alone is an insufficient evaluation matric, and using macro-averaged F1 is needed. Besides, in Fig.2, contexts average 200 words in length, with some </w:t>
+      </w:r>
+      <w:r>
+        <w:rPr>
+          <w:rFonts w:hint="eastAsia"/>
+          <w:color w:val="EE0000"/>
+          <w:lang w:eastAsia="zh-CN"/>
+        </w:rPr>
+        <w:t>exceeding</w:t>
+      </w:r>
+      <w:r>
+        <w:rPr>
+          <w:rFonts w:hint="eastAsia"/>
+          <w:color w:val="EE0000"/>
+          <w:lang w:eastAsia="zh-CN"/>
+        </w:rPr>
+        <w:t xml:space="preserve"> 400 words, indicating the challenge of extracting relevant information from dense biomedical contexts.</w:t>
+      </w:r>
+    </w:p>
+    <w:p>
+      <w:r>
+        <w:t xml:space="preserve">However, </w:t>
+      </w:r>
+      <w:r>
+        <w:t>b</w:t>
+      </w:r>
+      <w:r>
+        <w:t xml:space="preserve">iomedical data can provide significant challenges. The language in research papers </w:t>
+      </w:r>
+      <w:r>
+        <w:t xml:space="preserve">often </w:t>
+      </w:r>
+      <w:r>
+        <w:t xml:space="preserve">contains complex terminology, domain-specific phrases and abbreviations which can be difficult for models to interpret. </w:t>
+      </w:r>
+      <w:r>
+        <w:t xml:space="preserve">Additionally, abstracts are usually dense and </w:t>
+      </w:r>
+      <w:r>
+        <w:t>information-rich,</w:t>
+      </w:r>
+      <w:r>
+        <w:t xml:space="preserve"> requiring models to identify</w:t>
+      </w:r>
+      <w:r>
+        <w:t xml:space="preserve"> and extract</w:t>
+      </w:r>
+      <w:r>
+        <w:t xml:space="preserve"> relevant details from </w:t>
+      </w:r>
+      <w:r>
+        <w:t>long passages of</w:t>
+      </w:r>
+      <w:r>
+        <w:t xml:space="preserve"> text.</w:t>
+      </w:r>
+      <w:r>
+        <w:t xml:space="preserve"> Many questions also require inferential reasoning rather than simple keyword matching, further increasing difficulty.</w:t>
+      </w:r>
+      <w:r>
+        <w:t xml:space="preserve"> </w:t>
+      </w:r>
+      <w:r>
+        <w:t xml:space="preserve">These challenges </w:t>
+      </w:r>
+      <w:r>
+        <w:t xml:space="preserve">highlight the importance of selecting appropriate text representations and architecture in order to achieve high accuracy and reliability. </w:t>
+      </w:r>
+    </w:p>
+    <w:p>
+      <w:pPr>
+        <w:rPr>
+          <w:color w:val="EE0000"/>
+          <w:lang w:eastAsia="zh-CN"/>
+        </w:rPr>
+      </w:pPr>
+      <w:r>
+        <w:rPr>
+          <w:rFonts w:hint="eastAsia"/>
+          <w:color w:val="EE0000"/>
+          <w:lang w:eastAsia="zh-CN"/>
+        </w:rPr>
+        <w:t>To address these challenges, we structure our experiment around two key axes. The first axis is text representation: we evaluate how different encoding strategies, from sparse statistical features to dense contextual embeddings</w:t>
+      </w:r>
+      <w:r>
+        <w:rPr>
+          <w:rFonts w:hint="eastAsia"/>
+          <w:color w:val="EE0000"/>
+          <w:lang w:eastAsia="zh-CN"/>
+        </w:rPr>
+        <w:t>, affect model performance</w:t>
+      </w:r>
+      <w:r>
+        <w:rPr>
+          <w:rFonts w:hint="eastAsia"/>
+          <w:color w:val="EE0000"/>
+          <w:lang w:eastAsia="zh-CN"/>
+        </w:rPr>
+        <w:t>. The second is</w:t>
+      </w:r>
+      <w:r>
+        <w:rPr>
+          <w:rFonts w:hint="eastAsia"/>
+          <w:color w:val="EE0000"/>
+          <w:lang w:eastAsia="zh-CN"/>
+        </w:rPr>
+        <w:t xml:space="preserve"> the answer</w:t>
+      </w:r>
+      <w:r>
+        <w:rPr>
+          <w:rFonts w:hint="eastAsia"/>
+          <w:color w:val="EE0000"/>
+          <w:lang w:eastAsia="zh-CN"/>
+        </w:rPr>
+        <w:t xml:space="preserve"> generation axis, </w:t>
+      </w:r>
+      <w:r>
+        <w:rPr>
+          <w:color w:val="EE0000"/>
+          <w:lang w:eastAsia="zh-CN"/>
+        </w:rPr>
+        <w:t xml:space="preserve">where we compare different ways of predicting the final answer, from traditional classifiers to large language generative models. </w:t>
+      </w:r>
+      <w:r>
+        <w:rPr>
+          <w:rFonts w:hint="eastAsia"/>
+          <w:color w:val="EE0000"/>
+          <w:lang w:eastAsia="zh-CN"/>
+        </w:rPr>
+        <w:t>Combin</w:t>
+      </w:r>
+      <w:r>
+        <w:rPr>
+          <w:rFonts w:hint="eastAsia"/>
+          <w:color w:val="EE0000"/>
+          <w:lang w:eastAsia="zh-CN"/>
+        </w:rPr>
+        <w:t>ing</w:t>
+      </w:r>
+      <w:r>
+        <w:rPr>
+          <w:rFonts w:hint="eastAsia"/>
+          <w:color w:val="EE0000"/>
+          <w:lang w:eastAsia="zh-CN"/>
+        </w:rPr>
+        <w:t xml:space="preserve"> these two axes, we systematically vary key components within a shared pipeline to understand their impact on performance.</w:t>
+      </w:r>
+    </w:p>
+    <w:p>
+      <w:pPr>
+        <w:rPr>
+          <w:strike/>
+        </w:rPr>
+      </w:pPr>
+      <w:r>
+        <w:rPr>
+          <w:strike/>
+        </w:rPr>
         <w:t xml:space="preserve">A key </w:t>
       </w:r>
       <w:r>
+        <w:rPr>
+          <w:strike/>
+        </w:rPr>
         <w:t>factor influencing</w:t>
       </w:r>
       <w:r>
+        <w:rPr>
+          <w:strike/>
+        </w:rPr>
         <w:t xml:space="preserve"> QAS performance is text representation. </w:t>
       </w:r>
       <w:r>
+        <w:rPr>
+          <w:strike/>
+        </w:rPr>
         <w:t>Traditional</w:t>
       </w:r>
       <w:r>
+        <w:rPr>
+          <w:strike/>
+        </w:rPr>
         <w:t xml:space="preserve"> bag-of-words and TF-IDF representations are </w:t>
       </w:r>
       <w:r>
+        <w:rPr>
+          <w:strike/>
+        </w:rPr>
         <w:t>simple and easy to</w:t>
       </w:r>
       <w:r>
+        <w:rPr>
+          <w:strike/>
+        </w:rPr>
         <w:t xml:space="preserve"> interpret but often fail to capture </w:t>
       </w:r>
       <w:r>
+        <w:rPr>
+          <w:strike/>
+        </w:rPr>
         <w:t>semantic relationships and contextual meaning</w:t>
       </w:r>
       <w:r>
+        <w:rPr>
+          <w:strike/>
+        </w:rPr>
         <w:t xml:space="preserve">. </w:t>
       </w:r>
       <w:r>
+        <w:rPr>
+          <w:strike/>
+        </w:rPr>
         <w:t>In contrast, m</w:t>
       </w:r>
       <w:r>
+        <w:rPr>
+          <w:strike/>
+        </w:rPr>
         <w:t>ore advanced embedding</w:t>
       </w:r>
       <w:r>
+        <w:rPr>
+          <w:strike/>
+        </w:rPr>
         <w:t>-based-methods can represent text in a way that better captures meaning and context which is particularly important in specialised domains</w:t>
       </w:r>
       <w:r>
+        <w:rPr>
+          <w:strike/>
+        </w:rPr>
         <w:t xml:space="preserve">. </w:t>
       </w:r>
       <w:r>
+        <w:rPr>
+          <w:strike/>
+        </w:rPr>
         <w:t xml:space="preserve">A further key </w:t>
       </w:r>
       <w:r>
+        <w:rPr>
+          <w:strike/>
+        </w:rPr>
         <w:t>design consideration is model selection</w:t>
       </w:r>
       <w:r>
+        <w:rPr>
+          <w:strike/>
+        </w:rPr>
         <w:t>.</w:t>
       </w:r>
       <w:r>
+        <w:rPr>
+          <w:strike/>
+        </w:rPr>
         <w:t xml:space="preserve"> Classification </w:t>
       </w:r>
       <w:r>
+        <w:rPr>
+          <w:strike/>
+        </w:rPr>
         <w:t>approaches</w:t>
       </w:r>
       <w:r>
+        <w:rPr>
+          <w:strike/>
+        </w:rPr>
         <w:t xml:space="preserve"> are</w:t>
       </w:r>
       <w:r>
+        <w:rPr>
+          <w:strike/>
+        </w:rPr>
         <w:t xml:space="preserve"> typically</w:t>
       </w:r>
       <w:r>
+        <w:rPr>
+          <w:strike/>
+        </w:rPr>
         <w:t xml:space="preserve"> more </w:t>
       </w:r>
       <w:r>
+        <w:rPr>
+          <w:strike/>
+        </w:rPr>
         <w:lastRenderedPageBreak/>
         <w:t>efficient,</w:t>
       </w:r>
       <w:r>
+        <w:rPr>
+          <w:strike/>
+        </w:rPr>
         <w:t xml:space="preserve"> and performance is easier to evaluate</w:t>
       </w:r>
       <w:r>
+        <w:rPr>
+          <w:strike/>
+        </w:rPr>
         <w:t>, especially when answers are limited to predetermined labels. However, they may struggle to capture nuance. In comparison, generative models are more flexible and can produce stronger answer but provide additional challenges such as increased complexity and potential for error.</w:t>
       </w:r>
       <w:r>
-        <w:t xml:space="preserve"> </w:t>
-      </w:r>
-      <w:r>
-        <w:t>Understanding how text presentation and model architecture interact to affect answer quality is key to optimising performance.</w:t>
+        <w:rPr>
+          <w:strike/>
+        </w:rPr>
+        <w:t xml:space="preserve"> Understanding how text </w:t>
+      </w:r>
+      <w:r>
+        <w:rPr>
+          <w:rFonts w:hint="eastAsia"/>
+          <w:strike/>
+          <w:lang w:eastAsia="zh-CN"/>
+        </w:rPr>
+        <w:t>re</w:t>
+      </w:r>
+      <w:r>
+        <w:rPr>
+          <w:strike/>
+        </w:rPr>
+        <w:t>presentation and model architecture interact to affect answer quality is key to optimising performance.</w:t>
       </w:r>
     </w:p>
     <w:p>
+      <w:pPr>
+        <w:rPr>
+          <w:lang w:eastAsia="zh-CN"/>
+        </w:rPr>
+      </w:pPr>
       <w:r>
         <w:t xml:space="preserve">A good solution will be able to accurately interpret both the question and context, understand domain-specific semantics, and </w:t>
       </w:r>
@@ -315,13 +689,305 @@
         <w:t xml:space="preserve"> that are reliable and consistent.</w:t>
       </w:r>
       <w:r>
-        <w:t xml:space="preserve"> This project evaluates how different text representations and machine learning methods influence the performance of a biomedical QAS by assessing answer quality. </w:t>
+        <w:t xml:space="preserve"> </w:t>
+      </w:r>
+      <w:r>
+        <w:rPr>
+          <w:rFonts w:hint="eastAsia"/>
+          <w:color w:val="EE0000"/>
+          <w:lang w:eastAsia="zh-CN"/>
+        </w:rPr>
+        <w:t xml:space="preserve">First, </w:t>
+      </w:r>
+      <w:r>
+        <w:rPr>
+          <w:rFonts w:hint="eastAsia"/>
+          <w:color w:val="EE0000"/>
+          <w:lang w:eastAsia="zh-CN"/>
+        </w:rPr>
+        <w:t xml:space="preserve">it must handle the problem of </w:t>
+      </w:r>
+      <w:r>
+        <w:rPr>
+          <w:rFonts w:hint="eastAsia"/>
+          <w:color w:val="EE0000"/>
+          <w:lang w:eastAsia="zh-CN"/>
+        </w:rPr>
+        <w:t>class</w:t>
+      </w:r>
+      <w:r>
+        <w:rPr>
+          <w:rFonts w:hint="eastAsia"/>
+          <w:color w:val="EE0000"/>
+          <w:lang w:eastAsia="zh-CN"/>
+        </w:rPr>
+        <w:t xml:space="preserve"> </w:t>
+      </w:r>
+      <w:r>
+        <w:rPr>
+          <w:rFonts w:hint="eastAsia"/>
+          <w:color w:val="EE0000"/>
+          <w:lang w:eastAsia="zh-CN"/>
+        </w:rPr>
+        <w:t>im</w:t>
+      </w:r>
+      <w:r>
+        <w:rPr>
+          <w:rFonts w:hint="eastAsia"/>
+          <w:color w:val="EE0000"/>
+          <w:lang w:eastAsia="zh-CN"/>
+        </w:rPr>
+        <w:t>balance. The dataset</w:t>
+      </w:r>
+      <w:r>
+        <w:rPr>
+          <w:color w:val="EE0000"/>
+          <w:lang w:eastAsia="zh-CN"/>
+        </w:rPr>
+        <w:t>’</w:t>
+      </w:r>
+      <w:r>
+        <w:rPr>
+          <w:rFonts w:hint="eastAsia"/>
+          <w:color w:val="EE0000"/>
+          <w:lang w:eastAsia="zh-CN"/>
+        </w:rPr>
+        <w:t xml:space="preserve">s label distribution is heavily </w:t>
+      </w:r>
+      <w:r>
+        <w:rPr>
+          <w:rFonts w:hint="eastAsia"/>
+          <w:color w:val="EE0000"/>
+          <w:lang w:eastAsia="zh-CN"/>
+        </w:rPr>
+        <w:t>im</w:t>
+      </w:r>
+      <w:r>
+        <w:rPr>
+          <w:rFonts w:hint="eastAsia"/>
+          <w:color w:val="EE0000"/>
+          <w:lang w:eastAsia="zh-CN"/>
+        </w:rPr>
+        <w:t>balanc</w:t>
+      </w:r>
+      <w:r>
+        <w:rPr>
+          <w:rFonts w:hint="eastAsia"/>
+          <w:color w:val="EE0000"/>
+          <w:lang w:eastAsia="zh-CN"/>
+        </w:rPr>
+        <w:t>e</w:t>
+      </w:r>
+      <w:r>
+        <w:rPr>
+          <w:rFonts w:hint="eastAsia"/>
+          <w:color w:val="EE0000"/>
+          <w:lang w:eastAsia="zh-CN"/>
+        </w:rPr>
+        <w:t xml:space="preserve"> among yes, no, and maybe</w:t>
+      </w:r>
+      <w:r>
+        <w:rPr>
+          <w:rFonts w:hint="eastAsia"/>
+          <w:color w:val="EE0000"/>
+          <w:lang w:eastAsia="zh-CN"/>
+        </w:rPr>
+        <w:t>, with</w:t>
+      </w:r>
+      <w:r>
+        <w:rPr>
+          <w:rFonts w:hint="eastAsia"/>
+          <w:color w:val="EE0000"/>
+          <w:lang w:eastAsia="zh-CN"/>
+        </w:rPr>
+        <w:t xml:space="preserve"> maybe appearing far less frequently than yes and no</w:t>
+      </w:r>
+      <w:r>
+        <w:rPr>
+          <w:rFonts w:hint="eastAsia"/>
+          <w:color w:val="EE0000"/>
+          <w:lang w:eastAsia="zh-CN"/>
+        </w:rPr>
+        <w:t>. This</w:t>
+      </w:r>
+      <w:r>
+        <w:rPr>
+          <w:rFonts w:hint="eastAsia"/>
+          <w:color w:val="EE0000"/>
+          <w:lang w:eastAsia="zh-CN"/>
+        </w:rPr>
+        <w:t xml:space="preserve"> means that even though a model achieves high accuracy, it may still fail systematically on the minority class. Thus,</w:t>
+      </w:r>
+      <w:r>
+        <w:rPr>
+          <w:rFonts w:hint="eastAsia"/>
+          <w:color w:val="EE0000"/>
+          <w:lang w:eastAsia="zh-CN"/>
+        </w:rPr>
+        <w:t xml:space="preserve"> </w:t>
+      </w:r>
+      <w:r>
+        <w:rPr>
+          <w:rFonts w:hint="eastAsia"/>
+          <w:color w:val="EE0000"/>
+          <w:lang w:eastAsia="zh-CN"/>
+        </w:rPr>
+        <w:t xml:space="preserve">macro-averaged F1 is a more </w:t>
+      </w:r>
+      <w:r>
+        <w:rPr>
+          <w:rFonts w:hint="eastAsia"/>
+          <w:color w:val="EE0000"/>
+          <w:lang w:eastAsia="zh-CN"/>
+        </w:rPr>
+        <w:t>meaningful</w:t>
+      </w:r>
+      <w:r>
+        <w:rPr>
+          <w:rFonts w:hint="eastAsia"/>
+          <w:color w:val="EE0000"/>
+          <w:lang w:eastAsia="zh-CN"/>
+        </w:rPr>
+        <w:t xml:space="preserve"> evaluation </w:t>
+      </w:r>
+      <w:r>
+        <w:rPr>
+          <w:rFonts w:hint="eastAsia"/>
+          <w:color w:val="EE0000"/>
+          <w:lang w:eastAsia="zh-CN"/>
+        </w:rPr>
+        <w:t>metric</w:t>
+      </w:r>
+      <w:r>
+        <w:rPr>
+          <w:rFonts w:hint="eastAsia"/>
+          <w:color w:val="EE0000"/>
+          <w:lang w:eastAsia="zh-CN"/>
+        </w:rPr>
+        <w:t xml:space="preserve"> </w:t>
+      </w:r>
+      <w:r>
+        <w:rPr>
+          <w:rFonts w:hint="eastAsia"/>
+          <w:color w:val="EE0000"/>
+          <w:lang w:eastAsia="zh-CN"/>
+        </w:rPr>
+        <w:t>than accuracy alone. Second, models must reason over long, information-dense contexts</w:t>
+      </w:r>
+      <w:r>
+        <w:rPr>
+          <w:rFonts w:hint="eastAsia"/>
+          <w:color w:val="EE0000"/>
+          <w:lang w:eastAsia="zh-CN"/>
+        </w:rPr>
+        <w:t>, which</w:t>
+      </w:r>
+      <w:r>
+        <w:rPr>
+          <w:rFonts w:hint="eastAsia"/>
+          <w:color w:val="EE0000"/>
+          <w:lang w:eastAsia="zh-CN"/>
+        </w:rPr>
+        <w:t xml:space="preserve"> is a particular challenge for sparse representations. Third, we focus </w:t>
+      </w:r>
+      <w:r>
+        <w:rPr>
+          <w:rFonts w:hint="eastAsia"/>
+          <w:color w:val="EE0000"/>
+          <w:lang w:eastAsia="zh-CN"/>
+        </w:rPr>
+        <w:t xml:space="preserve">not only </w:t>
+      </w:r>
+      <w:r>
+        <w:rPr>
+          <w:rFonts w:hint="eastAsia"/>
+          <w:color w:val="EE0000"/>
+          <w:lang w:eastAsia="zh-CN"/>
+        </w:rPr>
+        <w:t xml:space="preserve">on model performance, but also on computational costs, making the efficiency of each approach a relevant factor. Based on the </w:t>
+      </w:r>
+      <w:r>
+        <w:rPr>
+          <w:rFonts w:hint="eastAsia"/>
+          <w:color w:val="EE0000"/>
+          <w:lang w:eastAsia="zh-CN"/>
+        </w:rPr>
+        <w:t>research</w:t>
+      </w:r>
+      <w:r>
+        <w:rPr>
+          <w:rFonts w:hint="eastAsia"/>
+          <w:color w:val="EE0000"/>
+          <w:lang w:eastAsia="zh-CN"/>
+        </w:rPr>
+        <w:t xml:space="preserve"> reported by Jin et al. 2019</w:t>
+      </w:r>
+      <w:r>
+        <w:rPr>
+          <w:rFonts w:hint="eastAsia"/>
+          <w:color w:val="EE0000"/>
+          <w:lang w:eastAsia="zh-CN"/>
+        </w:rPr>
+        <w:t>, a majority-class baseline achieves 55.2% accuracy, while reasoning-requi</w:t>
+      </w:r>
+      <w:r>
+        <w:rPr>
+          <w:rFonts w:hint="eastAsia"/>
+          <w:color w:val="EE0000"/>
+          <w:lang w:eastAsia="zh-CN"/>
+        </w:rPr>
+        <w:t>r</w:t>
+      </w:r>
+      <w:r>
+        <w:rPr>
+          <w:rFonts w:hint="eastAsia"/>
+          <w:color w:val="EE0000"/>
+          <w:lang w:eastAsia="zh-CN"/>
+        </w:rPr>
+        <w:t xml:space="preserve">ed human performance achieves 78.0%, providing </w:t>
+      </w:r>
+      <w:r>
+        <w:rPr>
+          <w:rFonts w:hint="eastAsia"/>
+          <w:color w:val="EE0000"/>
+          <w:lang w:eastAsia="zh-CN"/>
+        </w:rPr>
+        <w:t xml:space="preserve">a meaningful </w:t>
+      </w:r>
+      <w:r>
+        <w:rPr>
+          <w:rFonts w:hint="eastAsia"/>
+          <w:color w:val="EE0000"/>
+          <w:lang w:eastAsia="zh-CN"/>
+        </w:rPr>
+        <w:t>reference</w:t>
+      </w:r>
+      <w:r>
+        <w:rPr>
+          <w:rFonts w:hint="eastAsia"/>
+          <w:color w:val="EE0000"/>
+          <w:lang w:eastAsia="zh-CN"/>
+        </w:rPr>
+        <w:t xml:space="preserve"> </w:t>
+      </w:r>
+      <w:r>
+        <w:rPr>
+          <w:rFonts w:hint="eastAsia"/>
+          <w:color w:val="EE0000"/>
+          <w:lang w:eastAsia="zh-CN"/>
+        </w:rPr>
+        <w:t>for</w:t>
+      </w:r>
+      <w:r>
+        <w:rPr>
+          <w:rFonts w:hint="eastAsia"/>
+          <w:color w:val="EE0000"/>
+          <w:lang w:eastAsia="zh-CN"/>
+        </w:rPr>
+        <w:t xml:space="preserve"> our experiments.</w:t>
       </w:r>
     </w:p>
     <w:p>
-      <w:r>
-        <w:t xml:space="preserve"> </w:t>
-      </w:r>
       <w:r>
         <w:t>Figure: Taken from Jin et al. 2019</w:t>
       </w:r>
@@ -337,16 +1003,16 @@
         <mc:AlternateContent>
           <mc:Choice Requires="wps">
             <w:drawing>
-              <wp:anchor distT="0" distB="0" distL="114300" distR="114300" simplePos="0" relativeHeight="251659264" behindDoc="0" locked="0" layoutInCell="1" allowOverlap="1" wp14:anchorId="47728051" wp14:editId="17D13A4F">
+              <wp:anchor distT="0" distB="0" distL="114300" distR="114300" simplePos="0" relativeHeight="251659264" behindDoc="0" locked="0" layoutInCell="1" allowOverlap="1" wp14:anchorId="47728051" wp14:editId="49BDE24E">
                 <wp:simplePos x="0" y="0"/>
                 <wp:positionH relativeFrom="column">
-                  <wp:posOffset>11017</wp:posOffset>
+                  <wp:posOffset>12700</wp:posOffset>
                 </wp:positionH>
                 <wp:positionV relativeFrom="paragraph">
-                  <wp:posOffset>6917</wp:posOffset>
+                  <wp:posOffset>5715</wp:posOffset>
                 </wp:positionV>
-                <wp:extent cx="3536414" cy="3503364"/>
-                <wp:effectExtent l="0" t="0" r="6985" b="14605"/>
+                <wp:extent cx="5619750" cy="2514600"/>
+                <wp:effectExtent l="0" t="0" r="19050" b="19050"/>
                 <wp:wrapNone/>
                 <wp:docPr id="631614199" name="Text Box 1"/>
                 <wp:cNvGraphicFramePr/>
@@ -357,7 +1023,7 @@
                       <wps:spPr>
                         <a:xfrm>
                           <a:off x="0" y="0"/>
-                          <a:ext cx="3536414" cy="3503364"/>
+                          <a:ext cx="5619750" cy="2514600"/>
                         </a:xfrm>
                         <a:prstGeom prst="rect">
                           <a:avLst/>
@@ -470,23 +1136,7 @@
                                 <w:sz w:val="21"/>
                                 <w:szCs w:val="21"/>
                               </w:rPr>
-                              <w:t xml:space="preserve">(Results) The overall incidence of postoperative AF was 26%. Postoperative AF was significantly lower in the Statin group compared with the </w:t>
-                            </w:r>
-                            <w:proofErr w:type="gramStart"/>
-                            <w:r>
-                              <w:rPr>
-                                <w:sz w:val="21"/>
-                                <w:szCs w:val="21"/>
-                              </w:rPr>
-                              <w:t>Non-statin</w:t>
-                            </w:r>
-                            <w:proofErr w:type="gramEnd"/>
-                            <w:r>
-                              <w:rPr>
-                                <w:sz w:val="21"/>
-                                <w:szCs w:val="21"/>
-                              </w:rPr>
-                              <w:t xml:space="preserve"> group (16% versus 33%, p=0.005). Multivariate analysis demonstrated that independent predictors of AF [...] </w:t>
+                              <w:t xml:space="preserve">(Results) The overall incidence of postoperative AF was 26%. Postoperative AF was significantly lower in the Statin group compared with the Non-statin group (16% versus 33%, p=0.005). Multivariate analysis demonstrated that independent predictors of AF [...] </w:t>
                             </w:r>
                           </w:p>
                           <w:p>
@@ -570,7 +1220,7 @@
                 <v:stroke joinstyle="miter"/>
                 <v:path gradientshapeok="t" o:connecttype="rect"/>
               </v:shapetype>
-              <v:shape id="Text Box 1" o:spid="_x0000_s1026" type="#_x0000_t202" style="position:absolute;margin-left:.85pt;margin-top:.55pt;width:278.45pt;height:275.85pt;z-index:251659264;visibility:visible;mso-wrap-style:square;mso-width-percent:0;mso-height-percent:0;mso-wrap-distance-left:9pt;mso-wrap-distance-top:0;mso-wrap-distance-right:9pt;mso-wrap-distance-bottom:0;mso-position-horizontal:absolute;mso-position-horizontal-relative:text;mso-position-vertical:absolute;mso-position-vertical-relative:text;mso-width-percent:0;mso-height-percent:0;mso-width-relative:margin;mso-height-relative:margin;v-text-anchor:top" o:gfxdata="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" fillcolor="white [3201]" strokeweight=".5pt">
+              <v:shape id="Text Box 1" o:spid="_x0000_s1026" type="#_x0000_t202" style="position:absolute;margin-left:1pt;margin-top:.45pt;width:442.5pt;height:198pt;z-index:251659264;visibility:visible;mso-wrap-style:square;mso-width-percent:0;mso-height-percent:0;mso-wrap-distance-left:9pt;mso-wrap-distance-top:0;mso-wrap-distance-right:9pt;mso-wrap-distance-bottom:0;mso-position-horizontal:absolute;mso-position-horizontal-relative:text;mso-position-vertical:absolute;mso-position-vertical-relative:text;mso-width-percent:0;mso-height-percent:0;mso-width-relative:margin;mso-height-relative:margin;v-text-anchor:top" o:gfxdata="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" fillcolor="white [3201]" strokeweight=".5pt">
                 <v:textbox>
                   <w:txbxContent>
                     <w:p>
@@ -758,13 +1408,6 @@
     <w:p/>
     <w:p/>
     <w:p/>
-    <w:p/>
-    <w:p/>
-    <w:p/>
-    <w:p/>
-    <w:p/>
-    <w:p/>
-    <w:p/>
     <w:p>
       <w:pPr>
         <w:rPr>
@@ -783,29 +1426,7 @@
           <w:szCs w:val="20"/>
           <w:shd w:val="clear" w:color="auto" w:fill="FFFFFF"/>
         </w:rPr>
-        <w:t xml:space="preserve">Jin, Q., Dhingra, B., Liu, Z., Cohen, W. and Lu, X., 2019, November. </w:t>
-      </w:r>
-      <w:proofErr w:type="spellStart"/>
-      <w:r>
-        <w:rPr>
-          <w:rFonts w:ascii="Arial" w:hAnsi="Arial" w:cs="Arial"/>
-          <w:color w:val="222222"/>
-          <w:sz w:val="20"/>
-          <w:szCs w:val="20"/>
-          <w:shd w:val="clear" w:color="auto" w:fill="FFFFFF"/>
-        </w:rPr>
-        <w:t>Pubmedqa</w:t>
-      </w:r>
-      <w:proofErr w:type="spellEnd"/>
-      <w:r>
-        <w:rPr>
-          <w:rFonts w:ascii="Arial" w:hAnsi="Arial" w:cs="Arial"/>
-          <w:color w:val="222222"/>
-          <w:sz w:val="20"/>
-          <w:szCs w:val="20"/>
-          <w:shd w:val="clear" w:color="auto" w:fill="FFFFFF"/>
-        </w:rPr>
-        <w:t>: A dataset for biomedical research question answering. In </w:t>
+        <w:t>Jin, Q., Dhingra, B., Liu, Z., Cohen, W. and Lu, X., 2019, November. Pubmedqa: A dataset for biomedical research question answering. In </w:t>
       </w:r>
       <w:r>
         <w:rPr>
@@ -839,29 +1460,7 @@
           <w:szCs w:val="20"/>
           <w:shd w:val="clear" w:color="auto" w:fill="FFFFFF"/>
         </w:rPr>
-        <w:t xml:space="preserve">Sakamoto, H., Watanabe, Y. and Satou, M., 2011. Do preoperative statins reduce atrial fibrillation after coronary artery bypass </w:t>
-      </w:r>
-      <w:proofErr w:type="gramStart"/>
-      <w:r>
-        <w:rPr>
-          <w:rFonts w:ascii="Arial" w:hAnsi="Arial" w:cs="Arial"/>
-          <w:color w:val="222222"/>
-          <w:sz w:val="20"/>
-          <w:szCs w:val="20"/>
-          <w:shd w:val="clear" w:color="auto" w:fill="FFFFFF"/>
-        </w:rPr>
-        <w:t>grafting?.</w:t>
-      </w:r>
-      <w:proofErr w:type="gramEnd"/>
-      <w:r>
-        <w:rPr>
-          <w:rFonts w:ascii="Arial" w:hAnsi="Arial" w:cs="Arial"/>
-          <w:color w:val="222222"/>
-          <w:sz w:val="20"/>
-          <w:szCs w:val="20"/>
-          <w:shd w:val="clear" w:color="auto" w:fill="FFFFFF"/>
-        </w:rPr>
-        <w:t> </w:t>
+        <w:t>Sakamoto, H., Watanabe, Y. and Satou, M., 2011. Do preoperative statins reduce atrial fibrillation after coronary artery bypass grafting?. </w:t>
       </w:r>
       <w:r>
         <w:rPr>
@@ -1043,7 +1642,7 @@
   <w:docDefaults>
     <w:rPrDefault>
       <w:rPr>
-        <w:rFonts w:asciiTheme="minorHAnsi" w:eastAsiaTheme="minorHAnsi" w:hAnsiTheme="minorHAnsi" w:cstheme="minorBidi"/>
+        <w:rFonts w:asciiTheme="minorHAnsi" w:eastAsiaTheme="minorEastAsia" w:hAnsiTheme="minorHAnsi" w:cstheme="minorBidi"/>
         <w:kern w:val="2"/>
         <w:sz w:val="24"/>
         <w:szCs w:val="24"/>
@@ -1435,15 +2034,15 @@
     <w:lsdException w:name="Unresolved Mention" w:semiHidden="1" w:unhideWhenUsed="1"/>
     <w:lsdException w:name="Smart Link" w:semiHidden="1" w:unhideWhenUsed="1"/>
   </w:latentStyles>
-  <w:style w:type="paragraph" w:default="1" w:styleId="Normal">
+  <w:style w:type="paragraph" w:default="1" w:styleId="a">
     <w:name w:val="Normal"/>
     <w:qFormat/>
   </w:style>
-  <w:style w:type="paragraph" w:styleId="Heading1">
+  <w:style w:type="paragraph" w:styleId="1">
     <w:name w:val="heading 1"/>
-    <w:basedOn w:val="Normal"/>
-    <w:next w:val="Normal"/>
-    <w:link w:val="Heading1Char"/>
+    <w:basedOn w:val="a"/>
+    <w:next w:val="a"/>
+    <w:link w:val="10"/>
     <w:uiPriority w:val="9"/>
     <w:qFormat/>
     <w:rsid w:val="00CF34DA"/>
@@ -1460,11 +2059,11 @@
       <w:szCs w:val="40"/>
     </w:rPr>
   </w:style>
-  <w:style w:type="paragraph" w:styleId="Heading2">
+  <w:style w:type="paragraph" w:styleId="2">
     <w:name w:val="heading 2"/>
-    <w:basedOn w:val="Normal"/>
-    <w:next w:val="Normal"/>
-    <w:link w:val="Heading2Char"/>
+    <w:basedOn w:val="a"/>
+    <w:next w:val="a"/>
+    <w:link w:val="20"/>
     <w:uiPriority w:val="9"/>
     <w:semiHidden/>
     <w:unhideWhenUsed/>
@@ -1483,11 +2082,11 @@
       <w:szCs w:val="32"/>
     </w:rPr>
   </w:style>
-  <w:style w:type="paragraph" w:styleId="Heading3">
+  <w:style w:type="paragraph" w:styleId="3">
     <w:name w:val="heading 3"/>
-    <w:basedOn w:val="Normal"/>
-    <w:next w:val="Normal"/>
-    <w:link w:val="Heading3Char"/>
+    <w:basedOn w:val="a"/>
+    <w:next w:val="a"/>
+    <w:link w:val="30"/>
     <w:uiPriority w:val="9"/>
     <w:semiHidden/>
     <w:unhideWhenUsed/>
@@ -1506,11 +2105,11 @@
       <w:szCs w:val="28"/>
     </w:rPr>
   </w:style>
-  <w:style w:type="paragraph" w:styleId="Heading4">
+  <w:style w:type="paragraph" w:styleId="4">
     <w:name w:val="heading 4"/>
-    <w:basedOn w:val="Normal"/>
-    <w:next w:val="Normal"/>
-    <w:link w:val="Heading4Char"/>
+    <w:basedOn w:val="a"/>
+    <w:next w:val="a"/>
+    <w:link w:val="40"/>
     <w:uiPriority w:val="9"/>
     <w:semiHidden/>
     <w:unhideWhenUsed/>
@@ -1529,11 +2128,11 @@
       <w:color w:val="0F4761" w:themeColor="accent1" w:themeShade="BF"/>
     </w:rPr>
   </w:style>
-  <w:style w:type="paragraph" w:styleId="Heading5">
+  <w:style w:type="paragraph" w:styleId="5">
     <w:name w:val="heading 5"/>
-    <w:basedOn w:val="Normal"/>
-    <w:next w:val="Normal"/>
-    <w:link w:val="Heading5Char"/>
+    <w:basedOn w:val="a"/>
+    <w:next w:val="a"/>
+    <w:link w:val="50"/>
     <w:uiPriority w:val="9"/>
     <w:semiHidden/>
     <w:unhideWhenUsed/>
@@ -1550,11 +2149,11 @@
       <w:color w:val="0F4761" w:themeColor="accent1" w:themeShade="BF"/>
     </w:rPr>
   </w:style>
-  <w:style w:type="paragraph" w:styleId="Heading6">
+  <w:style w:type="paragraph" w:styleId="6">
     <w:name w:val="heading 6"/>
-    <w:basedOn w:val="Normal"/>
-    <w:next w:val="Normal"/>
-    <w:link w:val="Heading6Char"/>
+    <w:basedOn w:val="a"/>
+    <w:next w:val="a"/>
+    <w:link w:val="60"/>
     <w:uiPriority w:val="9"/>
     <w:semiHidden/>
     <w:unhideWhenUsed/>
@@ -1573,11 +2172,11 @@
       <w:color w:val="595959" w:themeColor="text1" w:themeTint="A6"/>
     </w:rPr>
   </w:style>
-  <w:style w:type="paragraph" w:styleId="Heading7">
+  <w:style w:type="paragraph" w:styleId="7">
     <w:name w:val="heading 7"/>
-    <w:basedOn w:val="Normal"/>
-    <w:next w:val="Normal"/>
-    <w:link w:val="Heading7Char"/>
+    <w:basedOn w:val="a"/>
+    <w:next w:val="a"/>
+    <w:link w:val="70"/>
     <w:uiPriority w:val="9"/>
     <w:semiHidden/>
     <w:unhideWhenUsed/>
@@ -1594,11 +2193,11 @@
       <w:color w:val="595959" w:themeColor="text1" w:themeTint="A6"/>
     </w:rPr>
   </w:style>
-  <w:style w:type="paragraph" w:styleId="Heading8">
+  <w:style w:type="paragraph" w:styleId="8">
     <w:name w:val="heading 8"/>
-    <w:basedOn w:val="Normal"/>
-    <w:next w:val="Normal"/>
-    <w:link w:val="Heading8Char"/>
+    <w:basedOn w:val="a"/>
+    <w:next w:val="a"/>
+    <w:link w:val="80"/>
     <w:uiPriority w:val="9"/>
     <w:semiHidden/>
     <w:unhideWhenUsed/>
@@ -1617,11 +2216,11 @@
       <w:color w:val="272727" w:themeColor="text1" w:themeTint="D8"/>
     </w:rPr>
   </w:style>
-  <w:style w:type="paragraph" w:styleId="Heading9">
+  <w:style w:type="paragraph" w:styleId="9">
     <w:name w:val="heading 9"/>
-    <w:basedOn w:val="Normal"/>
-    <w:next w:val="Normal"/>
-    <w:link w:val="Heading9Char"/>
+    <w:basedOn w:val="a"/>
+    <w:next w:val="a"/>
+    <w:link w:val="90"/>
     <w:uiPriority w:val="9"/>
     <w:semiHidden/>
     <w:unhideWhenUsed/>
@@ -1638,13 +2237,13 @@
       <w:color w:val="272727" w:themeColor="text1" w:themeTint="D8"/>
     </w:rPr>
   </w:style>
-  <w:style w:type="character" w:default="1" w:styleId="DefaultParagraphFont">
+  <w:style w:type="character" w:default="1" w:styleId="a0">
     <w:name w:val="Default Paragraph Font"/>
     <w:uiPriority w:val="1"/>
     <w:semiHidden/>
     <w:unhideWhenUsed/>
   </w:style>
-  <w:style w:type="table" w:default="1" w:styleId="TableNormal">
+  <w:style w:type="table" w:default="1" w:styleId="a1">
     <w:name w:val="Normal Table"/>
     <w:uiPriority w:val="99"/>
     <w:semiHidden/>
@@ -1659,16 +2258,16 @@
       </w:tblCellMar>
     </w:tblPr>
   </w:style>
-  <w:style w:type="numbering" w:default="1" w:styleId="NoList">
+  <w:style w:type="numbering" w:default="1" w:styleId="a2">
     <w:name w:val="No List"/>
     <w:uiPriority w:val="99"/>
     <w:semiHidden/>
     <w:unhideWhenUsed/>
   </w:style>
-  <w:style w:type="character" w:customStyle="1" w:styleId="Heading1Char">
-    <w:name w:val="Heading 1 Char"/>
-    <w:basedOn w:val="DefaultParagraphFont"/>
-    <w:link w:val="Heading1"/>
+  <w:style w:type="character" w:customStyle="1" w:styleId="10">
+    <w:name w:val="标题 1 字符"/>
+    <w:basedOn w:val="a0"/>
+    <w:link w:val="1"/>
     <w:uiPriority w:val="9"/>
     <w:rsid w:val="00CF34DA"/>
     <w:rPr>
@@ -1678,10 +2277,10 @@
       <w:szCs w:val="40"/>
     </w:rPr>
   </w:style>
-  <w:style w:type="character" w:customStyle="1" w:styleId="Heading2Char">
-    <w:name w:val="Heading 2 Char"/>
-    <w:basedOn w:val="DefaultParagraphFont"/>
-    <w:link w:val="Heading2"/>
+  <w:style w:type="character" w:customStyle="1" w:styleId="20">
+    <w:name w:val="标题 2 字符"/>
+    <w:basedOn w:val="a0"/>
+    <w:link w:val="2"/>
     <w:uiPriority w:val="9"/>
     <w:semiHidden/>
     <w:rsid w:val="00CF34DA"/>
@@ -1692,10 +2291,10 @@
       <w:szCs w:val="32"/>
     </w:rPr>
   </w:style>
-  <w:style w:type="character" w:customStyle="1" w:styleId="Heading3Char">
-    <w:name w:val="Heading 3 Char"/>
-    <w:basedOn w:val="DefaultParagraphFont"/>
-    <w:link w:val="Heading3"/>
+  <w:style w:type="character" w:customStyle="1" w:styleId="30">
+    <w:name w:val="标题 3 字符"/>
+    <w:basedOn w:val="a0"/>
+    <w:link w:val="3"/>
     <w:uiPriority w:val="9"/>
     <w:semiHidden/>
     <w:rsid w:val="00CF34DA"/>
@@ -1706,10 +2305,10 @@
       <w:szCs w:val="28"/>
     </w:rPr>
   </w:style>
-  <w:style w:type="character" w:customStyle="1" w:styleId="Heading4Char">
-    <w:name w:val="Heading 4 Char"/>
-    <w:basedOn w:val="DefaultParagraphFont"/>
-    <w:link w:val="Heading4"/>
+  <w:style w:type="character" w:customStyle="1" w:styleId="40">
+    <w:name w:val="标题 4 字符"/>
+    <w:basedOn w:val="a0"/>
+    <w:link w:val="4"/>
     <w:uiPriority w:val="9"/>
     <w:semiHidden/>
     <w:rsid w:val="00CF34DA"/>
@@ -1720,10 +2319,10 @@
       <w:color w:val="0F4761" w:themeColor="accent1" w:themeShade="BF"/>
     </w:rPr>
   </w:style>
-  <w:style w:type="character" w:customStyle="1" w:styleId="Heading5Char">
-    <w:name w:val="Heading 5 Char"/>
-    <w:basedOn w:val="DefaultParagraphFont"/>
-    <w:link w:val="Heading5"/>
+  <w:style w:type="character" w:customStyle="1" w:styleId="50">
+    <w:name w:val="标题 5 字符"/>
+    <w:basedOn w:val="a0"/>
+    <w:link w:val="5"/>
     <w:uiPriority w:val="9"/>
     <w:semiHidden/>
     <w:rsid w:val="00CF34DA"/>
@@ -1732,10 +2331,10 @@
       <w:color w:val="0F4761" w:themeColor="accent1" w:themeShade="BF"/>
     </w:rPr>
   </w:style>
-  <w:style w:type="character" w:customStyle="1" w:styleId="Heading6Char">
-    <w:name w:val="Heading 6 Char"/>
-    <w:basedOn w:val="DefaultParagraphFont"/>
-    <w:link w:val="Heading6"/>
+  <w:style w:type="character" w:customStyle="1" w:styleId="60">
+    <w:name w:val="标题 6 字符"/>
+    <w:basedOn w:val="a0"/>
+    <w:link w:val="6"/>
     <w:uiPriority w:val="9"/>
     <w:semiHidden/>
     <w:rsid w:val="00CF34DA"/>
@@ -1746,10 +2345,10 @@
       <w:color w:val="595959" w:themeColor="text1" w:themeTint="A6"/>
     </w:rPr>
   </w:style>
-  <w:style w:type="character" w:customStyle="1" w:styleId="Heading7Char">
-    <w:name w:val="Heading 7 Char"/>
-    <w:basedOn w:val="DefaultParagraphFont"/>
-    <w:link w:val="Heading7"/>
+  <w:style w:type="character" w:customStyle="1" w:styleId="70">
+    <w:name w:val="标题 7 字符"/>
+    <w:basedOn w:val="a0"/>
+    <w:link w:val="7"/>
     <w:uiPriority w:val="9"/>
     <w:semiHidden/>
     <w:rsid w:val="00CF34DA"/>
@@ -1758,10 +2357,10 @@
       <w:color w:val="595959" w:themeColor="text1" w:themeTint="A6"/>
     </w:rPr>
   </w:style>
-  <w:style w:type="character" w:customStyle="1" w:styleId="Heading8Char">
-    <w:name w:val="Heading 8 Char"/>
-    <w:basedOn w:val="DefaultParagraphFont"/>
-    <w:link w:val="Heading8"/>
+  <w:style w:type="character" w:customStyle="1" w:styleId="80">
+    <w:name w:val="标题 8 字符"/>
+    <w:basedOn w:val="a0"/>
+    <w:link w:val="8"/>
     <w:uiPriority w:val="9"/>
     <w:semiHidden/>
     <w:rsid w:val="00CF34DA"/>
@@ -1772,10 +2371,10 @@
       <w:color w:val="272727" w:themeColor="text1" w:themeTint="D8"/>
     </w:rPr>
   </w:style>
-  <w:style w:type="character" w:customStyle="1" w:styleId="Heading9Char">
-    <w:name w:val="Heading 9 Char"/>
-    <w:basedOn w:val="DefaultParagraphFont"/>
-    <w:link w:val="Heading9"/>
+  <w:style w:type="character" w:customStyle="1" w:styleId="90">
+    <w:name w:val="标题 9 字符"/>
+    <w:basedOn w:val="a0"/>
+    <w:link w:val="9"/>
     <w:uiPriority w:val="9"/>
     <w:semiHidden/>
     <w:rsid w:val="00CF34DA"/>
@@ -1784,11 +2383,11 @@
       <w:color w:val="272727" w:themeColor="text1" w:themeTint="D8"/>
     </w:rPr>
   </w:style>
-  <w:style w:type="paragraph" w:styleId="Title">
+  <w:style w:type="paragraph" w:styleId="a3">
     <w:name w:val="Title"/>
-    <w:basedOn w:val="Normal"/>
-    <w:next w:val="Normal"/>
-    <w:link w:val="TitleChar"/>
+    <w:basedOn w:val="a"/>
+    <w:next w:val="a"/>
+    <w:link w:val="a4"/>
     <w:uiPriority w:val="10"/>
     <w:qFormat/>
     <w:rsid w:val="00CF34DA"/>
@@ -1804,10 +2403,10 @@
       <w:szCs w:val="56"/>
     </w:rPr>
   </w:style>
-  <w:style w:type="character" w:customStyle="1" w:styleId="TitleChar">
-    <w:name w:val="Title Char"/>
-    <w:basedOn w:val="DefaultParagraphFont"/>
-    <w:link w:val="Title"/>
+  <w:style w:type="character" w:customStyle="1" w:styleId="a4">
+    <w:name w:val="标题 字符"/>
+    <w:basedOn w:val="a0"/>
+    <w:link w:val="a3"/>
     <w:uiPriority w:val="10"/>
     <w:rsid w:val="00CF34DA"/>
     <w:rPr>
@@ -1818,11 +2417,11 @@
       <w:szCs w:val="56"/>
     </w:rPr>
   </w:style>
-  <w:style w:type="paragraph" w:styleId="Subtitle">
+  <w:style w:type="paragraph" w:styleId="a5">
     <w:name w:val="Subtitle"/>
-    <w:basedOn w:val="Normal"/>
-    <w:next w:val="Normal"/>
-    <w:link w:val="SubtitleChar"/>
+    <w:basedOn w:val="a"/>
+    <w:next w:val="a"/>
+    <w:link w:val="a6"/>
     <w:uiPriority w:val="11"/>
     <w:qFormat/>
     <w:rsid w:val="00CF34DA"/>
@@ -1839,10 +2438,10 @@
       <w:szCs w:val="28"/>
     </w:rPr>
   </w:style>
-  <w:style w:type="character" w:customStyle="1" w:styleId="SubtitleChar">
-    <w:name w:val="Subtitle Char"/>
-    <w:basedOn w:val="DefaultParagraphFont"/>
-    <w:link w:val="Subtitle"/>
+  <w:style w:type="character" w:customStyle="1" w:styleId="a6">
+    <w:name w:val="副标题 字符"/>
+    <w:basedOn w:val="a0"/>
+    <w:link w:val="a5"/>
     <w:uiPriority w:val="11"/>
     <w:rsid w:val="00CF34DA"/>
     <w:rPr>
@@ -1853,11 +2452,11 @@
       <w:szCs w:val="28"/>
     </w:rPr>
   </w:style>
-  <w:style w:type="paragraph" w:styleId="Quote">
+  <w:style w:type="paragraph" w:styleId="a7">
     <w:name w:val="Quote"/>
-    <w:basedOn w:val="Normal"/>
-    <w:next w:val="Normal"/>
-    <w:link w:val="QuoteChar"/>
+    <w:basedOn w:val="a"/>
+    <w:next w:val="a"/>
+    <w:link w:val="a8"/>
     <w:uiPriority w:val="29"/>
     <w:qFormat/>
     <w:rsid w:val="00CF34DA"/>
@@ -1871,10 +2470,10 @@
       <w:color w:val="404040" w:themeColor="text1" w:themeTint="BF"/>
     </w:rPr>
   </w:style>
-  <w:style w:type="character" w:customStyle="1" w:styleId="QuoteChar">
-    <w:name w:val="Quote Char"/>
-    <w:basedOn w:val="DefaultParagraphFont"/>
-    <w:link w:val="Quote"/>
+  <w:style w:type="character" w:customStyle="1" w:styleId="a8">
+    <w:name w:val="引用 字符"/>
+    <w:basedOn w:val="a0"/>
+    <w:link w:val="a7"/>
     <w:uiPriority w:val="29"/>
     <w:rsid w:val="00CF34DA"/>
     <w:rPr>
@@ -1883,9 +2482,9 @@
       <w:color w:val="404040" w:themeColor="text1" w:themeTint="BF"/>
     </w:rPr>
   </w:style>
-  <w:style w:type="paragraph" w:styleId="ListParagraph">
+  <w:style w:type="paragraph" w:styleId="a9">
     <w:name w:val="List Paragraph"/>
-    <w:basedOn w:val="Normal"/>
+    <w:basedOn w:val="a"/>
     <w:uiPriority w:val="34"/>
     <w:qFormat/>
     <w:rsid w:val="00CF34DA"/>
@@ -1894,9 +2493,9 @@
       <w:contextualSpacing/>
     </w:pPr>
   </w:style>
-  <w:style w:type="character" w:styleId="IntenseEmphasis">
+  <w:style w:type="character" w:styleId="aa">
     <w:name w:val="Intense Emphasis"/>
-    <w:basedOn w:val="DefaultParagraphFont"/>
+    <w:basedOn w:val="a0"/>
     <w:uiPriority w:val="21"/>
     <w:qFormat/>
     <w:rsid w:val="00CF34DA"/>
@@ -1906,11 +2505,11 @@
       <w:color w:val="0F4761" w:themeColor="accent1" w:themeShade="BF"/>
     </w:rPr>
   </w:style>
-  <w:style w:type="paragraph" w:styleId="IntenseQuote">
+  <w:style w:type="paragraph" w:styleId="ab">
     <w:name w:val="Intense Quote"/>
-    <w:basedOn w:val="Normal"/>
-    <w:next w:val="Normal"/>
-    <w:link w:val="IntenseQuoteChar"/>
+    <w:basedOn w:val="a"/>
+    <w:next w:val="a"/>
+    <w:link w:val="ac"/>
     <w:uiPriority w:val="30"/>
     <w:qFormat/>
     <w:rsid w:val="00CF34DA"/>
@@ -1929,10 +2528,10 @@
       <w:color w:val="0F4761" w:themeColor="accent1" w:themeShade="BF"/>
     </w:rPr>
   </w:style>
-  <w:style w:type="character" w:customStyle="1" w:styleId="IntenseQuoteChar">
-    <w:name w:val="Intense Quote Char"/>
-    <w:basedOn w:val="DefaultParagraphFont"/>
-    <w:link w:val="IntenseQuote"/>
+  <w:style w:type="character" w:customStyle="1" w:styleId="ac">
+    <w:name w:val="明显引用 字符"/>
+    <w:basedOn w:val="a0"/>
+    <w:link w:val="ab"/>
     <w:uiPriority w:val="30"/>
     <w:rsid w:val="00CF34DA"/>
     <w:rPr>
@@ -1941,9 +2540,9 @@
       <w:color w:val="0F4761" w:themeColor="accent1" w:themeShade="BF"/>
     </w:rPr>
   </w:style>
-  <w:style w:type="character" w:styleId="IntenseReference">
+  <w:style w:type="character" w:styleId="ad">
     <w:name w:val="Intense Reference"/>
-    <w:basedOn w:val="DefaultParagraphFont"/>
+    <w:basedOn w:val="a0"/>
     <w:uiPriority w:val="32"/>
     <w:qFormat/>
     <w:rsid w:val="00CF34DA"/>

--- a/Report/Introduction.docx
+++ b/Report/Introduction.docx
@@ -120,7 +120,15 @@
         <w:t>aim to design</w:t>
       </w:r>
       <w:r>
-        <w:t xml:space="preserve"> and implement a QAS capable of answering biomedical questions using the PubMedQA dataset. </w:t>
+        <w:t xml:space="preserve"> and implement a QAS capable of answering biomedical questions using the </w:t>
+      </w:r>
+      <w:proofErr w:type="spellStart"/>
+      <w:r>
+        <w:t>PubMedQA</w:t>
+      </w:r>
+      <w:proofErr w:type="spellEnd"/>
+      <w:r>
+        <w:t xml:space="preserve"> dataset. </w:t>
       </w:r>
       <w:r>
         <w:t xml:space="preserve">Our primary objective is to investigate how different text representations and model architectures affect the quality of answers. By systematically comparing alternative approaches, we aim to identify which methods are most effective for handling the challenges of biomedical question answering. </w:t>
@@ -128,7 +136,15 @@
     </w:p>
     <w:p>
       <w:r>
-        <w:t xml:space="preserve">In order to evaluate variations of our system we use PubMedQA; a dataset constructed from biomedical research papers. </w:t>
+        <w:t xml:space="preserve">In order to evaluate variations of our system we use </w:t>
+      </w:r>
+      <w:proofErr w:type="spellStart"/>
+      <w:r>
+        <w:t>PubMedQA</w:t>
+      </w:r>
+      <w:proofErr w:type="spellEnd"/>
+      <w:r>
+        <w:t xml:space="preserve">; a dataset constructed from biomedical research papers. </w:t>
       </w:r>
       <w:r>
         <w:t>Each instance in t</w:t>
@@ -992,7 +1008,15 @@
         <w:t>Figure: Taken from Jin et al. 2019</w:t>
       </w:r>
       <w:r>
-        <w:t xml:space="preserve">. An instance (Sakamoto et al. 2011) from PubMedQA dataset. </w:t>
+        <w:t xml:space="preserve">. An instance (Sakamoto et al. 2011) from </w:t>
+      </w:r>
+      <w:proofErr w:type="spellStart"/>
+      <w:r>
+        <w:t>PubMedQA</w:t>
+      </w:r>
+      <w:proofErr w:type="spellEnd"/>
+      <w:r>
+        <w:t xml:space="preserve"> dataset. </w:t>
       </w:r>
     </w:p>
     <w:p>
@@ -1003,16 +1027,16 @@
         <mc:AlternateContent>
           <mc:Choice Requires="wps">
             <w:drawing>
-              <wp:anchor distT="0" distB="0" distL="114300" distR="114300" simplePos="0" relativeHeight="251659264" behindDoc="0" locked="0" layoutInCell="1" allowOverlap="1" wp14:anchorId="47728051" wp14:editId="49BDE24E">
+              <wp:anchor distT="0" distB="0" distL="114300" distR="114300" simplePos="0" relativeHeight="251659264" behindDoc="0" locked="0" layoutInCell="1" allowOverlap="1" wp14:anchorId="47728051" wp14:editId="6930BACE">
                 <wp:simplePos x="0" y="0"/>
-                <wp:positionH relativeFrom="column">
-                  <wp:posOffset>12700</wp:posOffset>
+                <wp:positionH relativeFrom="margin">
+                  <wp:align>left</wp:align>
                 </wp:positionH>
                 <wp:positionV relativeFrom="paragraph">
                   <wp:posOffset>5715</wp:posOffset>
                 </wp:positionV>
-                <wp:extent cx="5619750" cy="2514600"/>
-                <wp:effectExtent l="0" t="0" r="19050" b="19050"/>
+                <wp:extent cx="5619750" cy="2574063"/>
+                <wp:effectExtent l="0" t="0" r="19050" b="17145"/>
                 <wp:wrapNone/>
                 <wp:docPr id="631614199" name="Text Box 1"/>
                 <wp:cNvGraphicFramePr/>
@@ -1023,7 +1047,7 @@
                       <wps:spPr>
                         <a:xfrm>
                           <a:off x="0" y="0"/>
-                          <a:ext cx="5619750" cy="2514600"/>
+                          <a:ext cx="5619750" cy="2574063"/>
                         </a:xfrm>
                         <a:prstGeom prst="rect">
                           <a:avLst/>
@@ -1136,7 +1160,23 @@
                                 <w:sz w:val="21"/>
                                 <w:szCs w:val="21"/>
                               </w:rPr>
-                              <w:t xml:space="preserve">(Results) The overall incidence of postoperative AF was 26%. Postoperative AF was significantly lower in the Statin group compared with the Non-statin group (16% versus 33%, p=0.005). Multivariate analysis demonstrated that independent predictors of AF [...] </w:t>
+                              <w:t xml:space="preserve">(Results) The overall incidence of postoperative AF was 26%. Postoperative AF was significantly lower in the Statin group compared with the </w:t>
+                            </w:r>
+                            <w:proofErr w:type="gramStart"/>
+                            <w:r>
+                              <w:rPr>
+                                <w:sz w:val="21"/>
+                                <w:szCs w:val="21"/>
+                              </w:rPr>
+                              <w:t>Non-statin</w:t>
+                            </w:r>
+                            <w:proofErr w:type="gramEnd"/>
+                            <w:r>
+                              <w:rPr>
+                                <w:sz w:val="21"/>
+                                <w:szCs w:val="21"/>
+                              </w:rPr>
+                              <w:t xml:space="preserve"> group (16% versus 33%, p=0.005). Multivariate analysis demonstrated that independent predictors of AF [...] </w:t>
                             </w:r>
                           </w:p>
                           <w:p>
@@ -1220,7 +1260,7 @@
                 <v:stroke joinstyle="miter"/>
                 <v:path gradientshapeok="t" o:connecttype="rect"/>
               </v:shapetype>
-              <v:shape id="Text Box 1" o:spid="_x0000_s1026" type="#_x0000_t202" style="position:absolute;margin-left:1pt;margin-top:.45pt;width:442.5pt;height:198pt;z-index:251659264;visibility:visible;mso-wrap-style:square;mso-width-percent:0;mso-height-percent:0;mso-wrap-distance-left:9pt;mso-wrap-distance-top:0;mso-wrap-distance-right:9pt;mso-wrap-distance-bottom:0;mso-position-horizontal:absolute;mso-position-horizontal-relative:text;mso-position-vertical:absolute;mso-position-vertical-relative:text;mso-width-percent:0;mso-height-percent:0;mso-width-relative:margin;mso-height-relative:margin;v-text-anchor:top" o:gfxdata="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" fillcolor="white [3201]" strokeweight=".5pt">
+              <v:shape id="Text Box 1" o:spid="_x0000_s1026" type="#_x0000_t202" style="position:absolute;margin-left:0;margin-top:.45pt;width:442.5pt;height:202.7pt;z-index:251659264;visibility:visible;mso-wrap-style:square;mso-width-percent:0;mso-height-percent:0;mso-wrap-distance-left:9pt;mso-wrap-distance-top:0;mso-wrap-distance-right:9pt;mso-wrap-distance-bottom:0;mso-position-horizontal:left;mso-position-horizontal-relative:margin;mso-position-vertical:absolute;mso-position-vertical-relative:text;mso-width-percent:0;mso-height-percent:0;mso-width-relative:margin;mso-height-relative:margin;v-text-anchor:top" o:gfxdata="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" fillcolor="white [3201]" strokeweight=".5pt">
                 <v:textbox>
                   <w:txbxContent>
                     <w:p>
@@ -1396,6 +1436,7 @@
                     </w:p>
                   </w:txbxContent>
                 </v:textbox>
+                <w10:wrap anchorx="margin"/>
               </v:shape>
             </w:pict>
           </mc:Fallback>
@@ -1418,7 +1459,9 @@
           <w:shd w:val="clear" w:color="auto" w:fill="FFFFFF"/>
         </w:rPr>
       </w:pPr>
-      <w:r>
+    </w:p>
+    <w:p>
+      <w:pPr>
         <w:rPr>
           <w:rFonts w:ascii="Arial" w:hAnsi="Arial" w:cs="Arial"/>
           <w:color w:val="222222"/>
@@ -1426,7 +1469,94 @@
           <w:szCs w:val="20"/>
           <w:shd w:val="clear" w:color="auto" w:fill="FFFFFF"/>
         </w:rPr>
-        <w:t>Jin, Q., Dhingra, B., Liu, Z., Cohen, W. and Lu, X., 2019, November. Pubmedqa: A dataset for biomedical research question answering. In </w:t>
+      </w:pPr>
+    </w:p>
+    <w:p>
+      <w:pPr>
+        <w:rPr>
+          <w:rFonts w:ascii="Arial" w:hAnsi="Arial" w:cs="Arial"/>
+          <w:color w:val="222222"/>
+          <w:sz w:val="20"/>
+          <w:szCs w:val="20"/>
+          <w:shd w:val="clear" w:color="auto" w:fill="FFFFFF"/>
+        </w:rPr>
+      </w:pPr>
+    </w:p>
+    <w:p>
+      <w:pPr>
+        <w:rPr>
+          <w:rFonts w:ascii="Arial" w:hAnsi="Arial" w:cs="Arial"/>
+          <w:color w:val="222222"/>
+          <w:sz w:val="20"/>
+          <w:szCs w:val="20"/>
+          <w:shd w:val="clear" w:color="auto" w:fill="FFFFFF"/>
+        </w:rPr>
+      </w:pPr>
+    </w:p>
+    <w:p>
+      <w:pPr>
+        <w:rPr>
+          <w:rFonts w:ascii="Arial" w:hAnsi="Arial" w:cs="Arial"/>
+          <w:color w:val="222222"/>
+          <w:sz w:val="20"/>
+          <w:szCs w:val="20"/>
+          <w:shd w:val="clear" w:color="auto" w:fill="FFFFFF"/>
+        </w:rPr>
+      </w:pPr>
+    </w:p>
+    <w:p>
+      <w:pPr>
+        <w:rPr>
+          <w:rFonts w:ascii="Arial" w:hAnsi="Arial" w:cs="Arial"/>
+          <w:color w:val="222222"/>
+          <w:sz w:val="20"/>
+          <w:szCs w:val="20"/>
+          <w:shd w:val="clear" w:color="auto" w:fill="FFFFFF"/>
+        </w:rPr>
+      </w:pPr>
+    </w:p>
+    <w:p>
+      <w:pPr>
+        <w:rPr>
+          <w:rFonts w:ascii="Arial" w:hAnsi="Arial" w:cs="Arial"/>
+          <w:color w:val="222222"/>
+          <w:sz w:val="20"/>
+          <w:szCs w:val="20"/>
+          <w:shd w:val="clear" w:color="auto" w:fill="FFFFFF"/>
+        </w:rPr>
+      </w:pPr>
+      <w:r>
+        <w:rPr>
+          <w:rFonts w:ascii="Arial" w:hAnsi="Arial" w:cs="Arial"/>
+          <w:color w:val="222222"/>
+          <w:sz w:val="20"/>
+          <w:szCs w:val="20"/>
+          <w:shd w:val="clear" w:color="auto" w:fill="FFFFFF"/>
+        </w:rPr>
+        <w:lastRenderedPageBreak/>
+        <w:t xml:space="preserve">Jin, Q., Dhingra, B., Liu, Z., Cohen, W. and Lu, X., 2019, November. </w:t>
+      </w:r>
+      <w:proofErr w:type="spellStart"/>
+      <w:r>
+        <w:rPr>
+          <w:rFonts w:ascii="Arial" w:hAnsi="Arial" w:cs="Arial"/>
+          <w:color w:val="222222"/>
+          <w:sz w:val="20"/>
+          <w:szCs w:val="20"/>
+          <w:shd w:val="clear" w:color="auto" w:fill="FFFFFF"/>
+        </w:rPr>
+        <w:t>Pubmedqa</w:t>
+      </w:r>
+      <w:proofErr w:type="spellEnd"/>
+      <w:r>
+        <w:rPr>
+          <w:rFonts w:ascii="Arial" w:hAnsi="Arial" w:cs="Arial"/>
+          <w:color w:val="222222"/>
+          <w:sz w:val="20"/>
+          <w:szCs w:val="20"/>
+          <w:shd w:val="clear" w:color="auto" w:fill="FFFFFF"/>
+        </w:rPr>
+        <w:t>: A dataset for biomedical research question answering. In </w:t>
       </w:r>
       <w:r>
         <w:rPr>
@@ -1460,7 +1590,29 @@
           <w:szCs w:val="20"/>
           <w:shd w:val="clear" w:color="auto" w:fill="FFFFFF"/>
         </w:rPr>
-        <w:t>Sakamoto, H., Watanabe, Y. and Satou, M., 2011. Do preoperative statins reduce atrial fibrillation after coronary artery bypass grafting?. </w:t>
+        <w:t xml:space="preserve">Sakamoto, H., Watanabe, Y. and Satou, M., 2011. Do preoperative statins reduce atrial fibrillation after coronary artery bypass </w:t>
+      </w:r>
+      <w:proofErr w:type="gramStart"/>
+      <w:r>
+        <w:rPr>
+          <w:rFonts w:ascii="Arial" w:hAnsi="Arial" w:cs="Arial"/>
+          <w:color w:val="222222"/>
+          <w:sz w:val="20"/>
+          <w:szCs w:val="20"/>
+          <w:shd w:val="clear" w:color="auto" w:fill="FFFFFF"/>
+        </w:rPr>
+        <w:t>grafting?.</w:t>
+      </w:r>
+      <w:proofErr w:type="gramEnd"/>
+      <w:r>
+        <w:rPr>
+          <w:rFonts w:ascii="Arial" w:hAnsi="Arial" w:cs="Arial"/>
+          <w:color w:val="222222"/>
+          <w:sz w:val="20"/>
+          <w:szCs w:val="20"/>
+          <w:shd w:val="clear" w:color="auto" w:fill="FFFFFF"/>
+        </w:rPr>
+        <w:t> </w:t>
       </w:r>
       <w:r>
         <w:rPr>

--- a/Report/Introduction.docx
+++ b/Report/Introduction.docx
@@ -120,15 +120,7 @@
         <w:t>aim to design</w:t>
       </w:r>
       <w:r>
-        <w:t xml:space="preserve"> and implement a QAS capable of answering biomedical questions using the </w:t>
-      </w:r>
-      <w:proofErr w:type="spellStart"/>
-      <w:r>
-        <w:t>PubMedQA</w:t>
-      </w:r>
-      <w:proofErr w:type="spellEnd"/>
-      <w:r>
-        <w:t xml:space="preserve"> dataset. </w:t>
+        <w:t xml:space="preserve"> and implement a QAS capable of answering biomedical questions using the PubMedQA dataset. </w:t>
       </w:r>
       <w:r>
         <w:t xml:space="preserve">Our primary objective is to investigate how different text representations and model architectures affect the quality of answers. By systematically comparing alternative approaches, we aim to identify which methods are most effective for handling the challenges of biomedical question answering. </w:t>
@@ -136,15 +128,7 @@
     </w:p>
     <w:p>
       <w:r>
-        <w:t xml:space="preserve">In order to evaluate variations of our system we use </w:t>
-      </w:r>
-      <w:proofErr w:type="spellStart"/>
-      <w:r>
-        <w:t>PubMedQA</w:t>
-      </w:r>
-      <w:proofErr w:type="spellEnd"/>
-      <w:r>
-        <w:t xml:space="preserve">; a dataset constructed from biomedical research papers. </w:t>
+        <w:t xml:space="preserve">In order to evaluate variations of our system we use PubMedQA; a dataset constructed from biomedical research papers. </w:t>
       </w:r>
       <w:r>
         <w:t>Each instance in t</w:t>
@@ -190,833 +174,159 @@
       </w:r>
     </w:p>
     <w:p>
-      <w:pPr>
-        <w:rPr>
-          <w:lang w:eastAsia="zh-CN"/>
-        </w:rPr>
-      </w:pPr>
-      <w:r>
-        <w:rPr>
-          <w:noProof/>
-        </w:rPr>
-        <w:drawing>
-          <wp:inline distT="0" distB="0" distL="0" distR="0" wp14:anchorId="4954D66D" wp14:editId="22FC7E49">
-            <wp:extent cx="3758026" cy="2505351"/>
-            <wp:effectExtent l="0" t="0" r="0" b="9525"/>
-            <wp:docPr id="758680646" name="图片 2"/>
-            <wp:cNvGraphicFramePr>
-              <a:graphicFrameLocks xmlns:a="http://schemas.openxmlformats.org/drawingml/2006/main" noChangeAspect="1"/>
-            </wp:cNvGraphicFramePr>
-            <a:graphic xmlns:a="http://schemas.openxmlformats.org/drawingml/2006/main">
-              <a:graphicData uri="http://schemas.openxmlformats.org/drawingml/2006/picture">
-                <pic:pic xmlns:pic="http://schemas.openxmlformats.org/drawingml/2006/picture">
-                  <pic:nvPicPr>
-                    <pic:cNvPr id="758680646" name="图片 758680646"/>
-                    <pic:cNvPicPr/>
-                  </pic:nvPicPr>
-                  <pic:blipFill>
-                    <a:blip r:embed="rId5" cstate="print">
-                      <a:extLst>
-                        <a:ext uri="{28A0092B-C50C-407E-A947-70E740481C1C}">
-                          <a14:useLocalDpi xmlns:a14="http://schemas.microsoft.com/office/drawing/2010/main" val="0"/>
-                        </a:ext>
-                      </a:extLst>
-                    </a:blip>
-                    <a:stretch>
-                      <a:fillRect/>
-                    </a:stretch>
-                  </pic:blipFill>
-                  <pic:spPr>
-                    <a:xfrm>
-                      <a:off x="0" y="0"/>
-                      <a:ext cx="3775707" cy="2517138"/>
-                    </a:xfrm>
-                    <a:prstGeom prst="rect">
-                      <a:avLst/>
-                    </a:prstGeom>
-                  </pic:spPr>
-                </pic:pic>
-              </a:graphicData>
-            </a:graphic>
-          </wp:inline>
-        </w:drawing>
+      <w:r>
+        <w:t xml:space="preserve">However, </w:t>
+      </w:r>
+      <w:r>
+        <w:t>b</w:t>
+      </w:r>
+      <w:r>
+        <w:t xml:space="preserve">iomedical data can provide significant challenges. The language in research papers </w:t>
+      </w:r>
+      <w:r>
+        <w:t xml:space="preserve">often </w:t>
+      </w:r>
+      <w:r>
+        <w:t xml:space="preserve">contains complex terminology, domain-specific phrases and abbreviations which can be difficult for models to interpret. </w:t>
+      </w:r>
+      <w:r>
+        <w:t xml:space="preserve">Additionally, abstracts are usually dense and </w:t>
+      </w:r>
+      <w:r>
+        <w:t>information-rich,</w:t>
+      </w:r>
+      <w:r>
+        <w:t xml:space="preserve"> requiring models to identify</w:t>
+      </w:r>
+      <w:r>
+        <w:t xml:space="preserve"> and extract</w:t>
+      </w:r>
+      <w:r>
+        <w:t xml:space="preserve"> relevant details from </w:t>
+      </w:r>
+      <w:r>
+        <w:t>long passages of</w:t>
+      </w:r>
+      <w:r>
+        <w:t xml:space="preserve"> text.</w:t>
+      </w:r>
+      <w:r>
+        <w:t xml:space="preserve"> Many questions also require inferential reasoning rather than simple keyword matching, further increasing difficulty.</w:t>
+      </w:r>
+      <w:r>
+        <w:t xml:space="preserve"> </w:t>
+      </w:r>
+      <w:r>
+        <w:t xml:space="preserve">These challenges </w:t>
+      </w:r>
+      <w:r>
+        <w:t xml:space="preserve">highlight the importance of selecting appropriate text representations and architecture in order to achieve high accuracy and reliability. </w:t>
       </w:r>
     </w:p>
     <w:p>
-      <w:pPr>
-        <w:rPr>
-          <w:lang w:eastAsia="zh-CN"/>
-        </w:rPr>
-      </w:pPr>
-      <w:r>
-        <w:rPr>
-          <w:rFonts w:hint="eastAsia"/>
-          <w:lang w:eastAsia="zh-CN"/>
-        </w:rPr>
-        <w:t>Fig.1 Label Distribution in PQA-L</w:t>
+      <w:r>
+        <w:t xml:space="preserve">A key </w:t>
+      </w:r>
+      <w:r>
+        <w:t>factor influencing</w:t>
+      </w:r>
+      <w:r>
+        <w:t xml:space="preserve"> QAS performance is text representation. </w:t>
+      </w:r>
+      <w:r>
+        <w:t>Traditional</w:t>
+      </w:r>
+      <w:r>
+        <w:t xml:space="preserve"> bag-of-words and TF-IDF representations are </w:t>
+      </w:r>
+      <w:r>
+        <w:t>simple and easy to</w:t>
+      </w:r>
+      <w:r>
+        <w:t xml:space="preserve"> interpret but often fail to capture </w:t>
+      </w:r>
+      <w:r>
+        <w:t>semantic relationships and contextual meaning</w:t>
+      </w:r>
+      <w:r>
+        <w:t xml:space="preserve">. </w:t>
+      </w:r>
+      <w:r>
+        <w:t>In contrast, m</w:t>
+      </w:r>
+      <w:r>
+        <w:t>ore advanced embedding</w:t>
+      </w:r>
+      <w:r>
+        <w:t>-based-methods can represent text in a way that better captures meaning and context which is particularly important in specialised domains</w:t>
+      </w:r>
+      <w:r>
+        <w:t xml:space="preserve">. </w:t>
+      </w:r>
+      <w:r>
+        <w:t xml:space="preserve">A further key </w:t>
+      </w:r>
+      <w:r>
+        <w:t>design consideration is model selection</w:t>
+      </w:r>
+      <w:r>
+        <w:t>.</w:t>
+      </w:r>
+      <w:r>
+        <w:t xml:space="preserve"> Classification </w:t>
+      </w:r>
+      <w:r>
+        <w:t>approaches</w:t>
+      </w:r>
+      <w:r>
+        <w:t xml:space="preserve"> are</w:t>
+      </w:r>
+      <w:r>
+        <w:t xml:space="preserve"> typically</w:t>
+      </w:r>
+      <w:r>
+        <w:t xml:space="preserve"> more </w:t>
+      </w:r>
+      <w:r>
+        <w:lastRenderedPageBreak/>
+        <w:t>efficient,</w:t>
+      </w:r>
+      <w:r>
+        <w:t xml:space="preserve"> and performance is easier to evaluate</w:t>
+      </w:r>
+      <w:r>
+        <w:t>, especially when answers are limited to predetermined labels. However, they may struggle to capture nuance. In comparison, generative models are more flexible and can produce stronger answer but provide additional challenges such as increased complexity and potential for error.</w:t>
+      </w:r>
+      <w:r>
+        <w:t xml:space="preserve"> </w:t>
+      </w:r>
+      <w:r>
+        <w:t>Understanding how text presentation and model architecture interact to affect answer quality is key to optimising performance.</w:t>
       </w:r>
     </w:p>
     <w:p>
-      <w:pPr>
-        <w:rPr>
-          <w:lang w:eastAsia="zh-CN"/>
-        </w:rPr>
-      </w:pPr>
-      <w:r>
-        <w:rPr>
-          <w:rFonts w:hint="eastAsia"/>
-          <w:noProof/>
-          <w:lang w:eastAsia="zh-CN"/>
-        </w:rPr>
-        <w:lastRenderedPageBreak/>
-        <w:drawing>
-          <wp:inline distT="0" distB="0" distL="0" distR="0" wp14:anchorId="1BA94672" wp14:editId="00C369DC">
-            <wp:extent cx="3781811" cy="2521207"/>
-            <wp:effectExtent l="0" t="0" r="9525" b="0"/>
-            <wp:docPr id="843381442" name="图片 3"/>
-            <wp:cNvGraphicFramePr>
-              <a:graphicFrameLocks xmlns:a="http://schemas.openxmlformats.org/drawingml/2006/main" noChangeAspect="1"/>
-            </wp:cNvGraphicFramePr>
-            <a:graphic xmlns:a="http://schemas.openxmlformats.org/drawingml/2006/main">
-              <a:graphicData uri="http://schemas.openxmlformats.org/drawingml/2006/picture">
-                <pic:pic xmlns:pic="http://schemas.openxmlformats.org/drawingml/2006/picture">
-                  <pic:nvPicPr>
-                    <pic:cNvPr id="843381442" name="图片 843381442"/>
-                    <pic:cNvPicPr/>
-                  </pic:nvPicPr>
-                  <pic:blipFill>
-                    <a:blip r:embed="rId6" cstate="print">
-                      <a:extLst>
-                        <a:ext uri="{28A0092B-C50C-407E-A947-70E740481C1C}">
-                          <a14:useLocalDpi xmlns:a14="http://schemas.microsoft.com/office/drawing/2010/main" val="0"/>
-                        </a:ext>
-                      </a:extLst>
-                    </a:blip>
-                    <a:stretch>
-                      <a:fillRect/>
-                    </a:stretch>
-                  </pic:blipFill>
-                  <pic:spPr>
-                    <a:xfrm>
-                      <a:off x="0" y="0"/>
-                      <a:ext cx="3808463" cy="2538975"/>
-                    </a:xfrm>
-                    <a:prstGeom prst="rect">
-                      <a:avLst/>
-                    </a:prstGeom>
-                  </pic:spPr>
-                </pic:pic>
-              </a:graphicData>
-            </a:graphic>
-          </wp:inline>
-        </w:drawing>
+      <w:r>
+        <w:t xml:space="preserve">A good solution will be able to accurately interpret both the question and context, understand domain-specific semantics, and </w:t>
+      </w:r>
+      <w:r>
+        <w:t>produce answers</w:t>
+      </w:r>
+      <w:r>
+        <w:t xml:space="preserve"> that are reliable and consistent.</w:t>
+      </w:r>
+      <w:r>
+        <w:t xml:space="preserve"> This project evaluates how different text representations and machine learning methods influence the performance of a biomedical QAS by assessing answer quality. </w:t>
       </w:r>
     </w:p>
     <w:p>
-      <w:pPr>
-        <w:rPr>
-          <w:lang w:eastAsia="zh-CN"/>
-        </w:rPr>
-      </w:pPr>
-      <w:r>
-        <w:rPr>
-          <w:rFonts w:hint="eastAsia"/>
-          <w:lang w:eastAsia="zh-CN"/>
-        </w:rPr>
-        <w:t>Fig.2 Context Length Distribution in PQA-L</w:t>
-      </w:r>
-    </w:p>
-    <w:p>
-      <w:pPr>
-        <w:rPr>
-          <w:color w:val="EE0000"/>
-        </w:rPr>
-      </w:pPr>
-      <w:r>
-        <w:rPr>
-          <w:rFonts w:hint="eastAsia"/>
-          <w:color w:val="EE0000"/>
-          <w:lang w:eastAsia="zh-CN"/>
-        </w:rPr>
-        <w:t xml:space="preserve">As shown in Fig.1, the dataset shows label imbalance, yes accounts for 55.2%, no for 33.8%, and maybe </w:t>
-      </w:r>
-      <w:r>
-        <w:rPr>
-          <w:rFonts w:hint="eastAsia"/>
-          <w:color w:val="EE0000"/>
-          <w:lang w:eastAsia="zh-CN"/>
-        </w:rPr>
-        <w:t>for only</w:t>
-      </w:r>
-      <w:r>
-        <w:rPr>
-          <w:rFonts w:hint="eastAsia"/>
-          <w:color w:val="EE0000"/>
-          <w:lang w:eastAsia="zh-CN"/>
-        </w:rPr>
-        <w:t xml:space="preserve"> 11.0%. This distribution means that </w:t>
-      </w:r>
-      <w:r>
-        <w:rPr>
-          <w:color w:val="EE0000"/>
-          <w:lang w:eastAsia="zh-CN"/>
-        </w:rPr>
-        <w:t>accuracy</w:t>
-      </w:r>
-      <w:r>
-        <w:rPr>
-          <w:rFonts w:hint="eastAsia"/>
-          <w:color w:val="EE0000"/>
-          <w:lang w:eastAsia="zh-CN"/>
-        </w:rPr>
-        <w:t xml:space="preserve"> alone is an insufficient evaluation matric, and using macro-averaged F1 is needed. Besides, in Fig.2, contexts average 200 words in length, with some </w:t>
-      </w:r>
-      <w:r>
-        <w:rPr>
-          <w:rFonts w:hint="eastAsia"/>
-          <w:color w:val="EE0000"/>
-          <w:lang w:eastAsia="zh-CN"/>
-        </w:rPr>
-        <w:t>exceeding</w:t>
-      </w:r>
-      <w:r>
-        <w:rPr>
-          <w:rFonts w:hint="eastAsia"/>
-          <w:color w:val="EE0000"/>
-          <w:lang w:eastAsia="zh-CN"/>
-        </w:rPr>
-        <w:t xml:space="preserve"> 400 words, indicating the challenge of extracting relevant information from dense biomedical contexts.</w:t>
-      </w:r>
-    </w:p>
-    <w:p>
-      <w:r>
-        <w:t xml:space="preserve">However, </w:t>
-      </w:r>
-      <w:r>
-        <w:t>b</w:t>
-      </w:r>
-      <w:r>
-        <w:t xml:space="preserve">iomedical data can provide significant challenges. The language in research papers </w:t>
-      </w:r>
-      <w:r>
-        <w:t xml:space="preserve">often </w:t>
-      </w:r>
-      <w:r>
-        <w:t xml:space="preserve">contains complex terminology, domain-specific phrases and abbreviations which can be difficult for models to interpret. </w:t>
-      </w:r>
-      <w:r>
-        <w:t xml:space="preserve">Additionally, abstracts are usually dense and </w:t>
-      </w:r>
-      <w:r>
-        <w:t>information-rich,</w:t>
-      </w:r>
-      <w:r>
-        <w:t xml:space="preserve"> requiring models to identify</w:t>
-      </w:r>
-      <w:r>
-        <w:t xml:space="preserve"> and extract</w:t>
-      </w:r>
-      <w:r>
-        <w:t xml:space="preserve"> relevant details from </w:t>
-      </w:r>
-      <w:r>
-        <w:t>long passages of</w:t>
-      </w:r>
-      <w:r>
-        <w:t xml:space="preserve"> text.</w:t>
-      </w:r>
-      <w:r>
-        <w:t xml:space="preserve"> Many questions also require inferential reasoning rather than simple keyword matching, further increasing difficulty.</w:t>
-      </w:r>
       <w:r>
         <w:t xml:space="preserve"> </w:t>
       </w:r>
       <w:r>
-        <w:t xml:space="preserve">These challenges </w:t>
-      </w:r>
-      <w:r>
-        <w:t xml:space="preserve">highlight the importance of selecting appropriate text representations and architecture in order to achieve high accuracy and reliability. </w:t>
-      </w:r>
-    </w:p>
-    <w:p>
-      <w:pPr>
-        <w:rPr>
-          <w:color w:val="EE0000"/>
-          <w:lang w:eastAsia="zh-CN"/>
-        </w:rPr>
-      </w:pPr>
-      <w:r>
-        <w:rPr>
-          <w:rFonts w:hint="eastAsia"/>
-          <w:color w:val="EE0000"/>
-          <w:lang w:eastAsia="zh-CN"/>
-        </w:rPr>
-        <w:t>To address these challenges, we structure our experiment around two key axes. The first axis is text representation: we evaluate how different encoding strategies, from sparse statistical features to dense contextual embeddings</w:t>
-      </w:r>
-      <w:r>
-        <w:rPr>
-          <w:rFonts w:hint="eastAsia"/>
-          <w:color w:val="EE0000"/>
-          <w:lang w:eastAsia="zh-CN"/>
-        </w:rPr>
-        <w:t>, affect model performance</w:t>
-      </w:r>
-      <w:r>
-        <w:rPr>
-          <w:rFonts w:hint="eastAsia"/>
-          <w:color w:val="EE0000"/>
-          <w:lang w:eastAsia="zh-CN"/>
-        </w:rPr>
-        <w:t>. The second is</w:t>
-      </w:r>
-      <w:r>
-        <w:rPr>
-          <w:rFonts w:hint="eastAsia"/>
-          <w:color w:val="EE0000"/>
-          <w:lang w:eastAsia="zh-CN"/>
-        </w:rPr>
-        <w:t xml:space="preserve"> the answer</w:t>
-      </w:r>
-      <w:r>
-        <w:rPr>
-          <w:rFonts w:hint="eastAsia"/>
-          <w:color w:val="EE0000"/>
-          <w:lang w:eastAsia="zh-CN"/>
-        </w:rPr>
-        <w:t xml:space="preserve"> generation axis, </w:t>
-      </w:r>
-      <w:r>
-        <w:rPr>
-          <w:color w:val="EE0000"/>
-          <w:lang w:eastAsia="zh-CN"/>
-        </w:rPr>
-        <w:t xml:space="preserve">where we compare different ways of predicting the final answer, from traditional classifiers to large language generative models. </w:t>
-      </w:r>
-      <w:r>
-        <w:rPr>
-          <w:rFonts w:hint="eastAsia"/>
-          <w:color w:val="EE0000"/>
-          <w:lang w:eastAsia="zh-CN"/>
-        </w:rPr>
-        <w:t>Combin</w:t>
-      </w:r>
-      <w:r>
-        <w:rPr>
-          <w:rFonts w:hint="eastAsia"/>
-          <w:color w:val="EE0000"/>
-          <w:lang w:eastAsia="zh-CN"/>
-        </w:rPr>
-        <w:t>ing</w:t>
-      </w:r>
-      <w:r>
-        <w:rPr>
-          <w:rFonts w:hint="eastAsia"/>
-          <w:color w:val="EE0000"/>
-          <w:lang w:eastAsia="zh-CN"/>
-        </w:rPr>
-        <w:t xml:space="preserve"> these two axes, we systematically vary key components within a shared pipeline to understand their impact on performance.</w:t>
-      </w:r>
-    </w:p>
-    <w:p>
-      <w:pPr>
-        <w:rPr>
-          <w:strike/>
-        </w:rPr>
-      </w:pPr>
-      <w:r>
-        <w:rPr>
-          <w:strike/>
-        </w:rPr>
-        <w:t xml:space="preserve">A key </w:t>
-      </w:r>
-      <w:r>
-        <w:rPr>
-          <w:strike/>
-        </w:rPr>
-        <w:t>factor influencing</w:t>
-      </w:r>
-      <w:r>
-        <w:rPr>
-          <w:strike/>
-        </w:rPr>
-        <w:t xml:space="preserve"> QAS performance is text representation. </w:t>
-      </w:r>
-      <w:r>
-        <w:rPr>
-          <w:strike/>
-        </w:rPr>
-        <w:t>Traditional</w:t>
-      </w:r>
-      <w:r>
-        <w:rPr>
-          <w:strike/>
-        </w:rPr>
-        <w:t xml:space="preserve"> bag-of-words and TF-IDF representations are </w:t>
-      </w:r>
-      <w:r>
-        <w:rPr>
-          <w:strike/>
-        </w:rPr>
-        <w:t>simple and easy to</w:t>
-      </w:r>
-      <w:r>
-        <w:rPr>
-          <w:strike/>
-        </w:rPr>
-        <w:t xml:space="preserve"> interpret but often fail to capture </w:t>
-      </w:r>
-      <w:r>
-        <w:rPr>
-          <w:strike/>
-        </w:rPr>
-        <w:t>semantic relationships and contextual meaning</w:t>
-      </w:r>
-      <w:r>
-        <w:rPr>
-          <w:strike/>
-        </w:rPr>
-        <w:t xml:space="preserve">. </w:t>
-      </w:r>
-      <w:r>
-        <w:rPr>
-          <w:strike/>
-        </w:rPr>
-        <w:t>In contrast, m</w:t>
-      </w:r>
-      <w:r>
-        <w:rPr>
-          <w:strike/>
-        </w:rPr>
-        <w:t>ore advanced embedding</w:t>
-      </w:r>
-      <w:r>
-        <w:rPr>
-          <w:strike/>
-        </w:rPr>
-        <w:t>-based-methods can represent text in a way that better captures meaning and context which is particularly important in specialised domains</w:t>
-      </w:r>
-      <w:r>
-        <w:rPr>
-          <w:strike/>
-        </w:rPr>
-        <w:t xml:space="preserve">. </w:t>
-      </w:r>
-      <w:r>
-        <w:rPr>
-          <w:strike/>
-        </w:rPr>
-        <w:t xml:space="preserve">A further key </w:t>
-      </w:r>
-      <w:r>
-        <w:rPr>
-          <w:strike/>
-        </w:rPr>
-        <w:t>design consideration is model selection</w:t>
-      </w:r>
-      <w:r>
-        <w:rPr>
-          <w:strike/>
-        </w:rPr>
-        <w:t>.</w:t>
-      </w:r>
-      <w:r>
-        <w:rPr>
-          <w:strike/>
-        </w:rPr>
-        <w:t xml:space="preserve"> Classification </w:t>
-      </w:r>
-      <w:r>
-        <w:rPr>
-          <w:strike/>
-        </w:rPr>
-        <w:t>approaches</w:t>
-      </w:r>
-      <w:r>
-        <w:rPr>
-          <w:strike/>
-        </w:rPr>
-        <w:t xml:space="preserve"> are</w:t>
-      </w:r>
-      <w:r>
-        <w:rPr>
-          <w:strike/>
-        </w:rPr>
-        <w:t xml:space="preserve"> typically</w:t>
-      </w:r>
-      <w:r>
-        <w:rPr>
-          <w:strike/>
-        </w:rPr>
-        <w:t xml:space="preserve"> more </w:t>
-      </w:r>
-      <w:r>
-        <w:rPr>
-          <w:strike/>
-        </w:rPr>
-        <w:lastRenderedPageBreak/>
-        <w:t>efficient,</w:t>
-      </w:r>
-      <w:r>
-        <w:rPr>
-          <w:strike/>
-        </w:rPr>
-        <w:t xml:space="preserve"> and performance is easier to evaluate</w:t>
-      </w:r>
-      <w:r>
-        <w:rPr>
-          <w:strike/>
-        </w:rPr>
-        <w:t>, especially when answers are limited to predetermined labels. However, they may struggle to capture nuance. In comparison, generative models are more flexible and can produce stronger answer but provide additional challenges such as increased complexity and potential for error.</w:t>
-      </w:r>
-      <w:r>
-        <w:rPr>
-          <w:strike/>
-        </w:rPr>
-        <w:t xml:space="preserve"> Understanding how text </w:t>
-      </w:r>
-      <w:r>
-        <w:rPr>
-          <w:rFonts w:hint="eastAsia"/>
-          <w:strike/>
-          <w:lang w:eastAsia="zh-CN"/>
-        </w:rPr>
-        <w:t>re</w:t>
-      </w:r>
-      <w:r>
-        <w:rPr>
-          <w:strike/>
-        </w:rPr>
-        <w:t>presentation and model architecture interact to affect answer quality is key to optimising performance.</w:t>
-      </w:r>
-    </w:p>
-    <w:p>
-      <w:pPr>
-        <w:rPr>
-          <w:lang w:eastAsia="zh-CN"/>
-        </w:rPr>
-      </w:pPr>
-      <w:r>
-        <w:t xml:space="preserve">A good solution will be able to accurately interpret both the question and context, understand domain-specific semantics, and </w:t>
-      </w:r>
-      <w:r>
-        <w:t>produce answers</w:t>
-      </w:r>
-      <w:r>
-        <w:t xml:space="preserve"> that are reliable and consistent.</w:t>
-      </w:r>
-      <w:r>
-        <w:t xml:space="preserve"> </w:t>
-      </w:r>
-      <w:r>
-        <w:rPr>
-          <w:rFonts w:hint="eastAsia"/>
-          <w:color w:val="EE0000"/>
-          <w:lang w:eastAsia="zh-CN"/>
-        </w:rPr>
-        <w:t xml:space="preserve">First, </w:t>
-      </w:r>
-      <w:r>
-        <w:rPr>
-          <w:rFonts w:hint="eastAsia"/>
-          <w:color w:val="EE0000"/>
-          <w:lang w:eastAsia="zh-CN"/>
-        </w:rPr>
-        <w:t xml:space="preserve">it must handle the problem of </w:t>
-      </w:r>
-      <w:r>
-        <w:rPr>
-          <w:rFonts w:hint="eastAsia"/>
-          <w:color w:val="EE0000"/>
-          <w:lang w:eastAsia="zh-CN"/>
-        </w:rPr>
-        <w:t>class</w:t>
-      </w:r>
-      <w:r>
-        <w:rPr>
-          <w:rFonts w:hint="eastAsia"/>
-          <w:color w:val="EE0000"/>
-          <w:lang w:eastAsia="zh-CN"/>
-        </w:rPr>
-        <w:t xml:space="preserve"> </w:t>
-      </w:r>
-      <w:r>
-        <w:rPr>
-          <w:rFonts w:hint="eastAsia"/>
-          <w:color w:val="EE0000"/>
-          <w:lang w:eastAsia="zh-CN"/>
-        </w:rPr>
-        <w:t>im</w:t>
-      </w:r>
-      <w:r>
-        <w:rPr>
-          <w:rFonts w:hint="eastAsia"/>
-          <w:color w:val="EE0000"/>
-          <w:lang w:eastAsia="zh-CN"/>
-        </w:rPr>
-        <w:t>balance. The dataset</w:t>
-      </w:r>
-      <w:r>
-        <w:rPr>
-          <w:color w:val="EE0000"/>
-          <w:lang w:eastAsia="zh-CN"/>
-        </w:rPr>
-        <w:t>’</w:t>
-      </w:r>
-      <w:r>
-        <w:rPr>
-          <w:rFonts w:hint="eastAsia"/>
-          <w:color w:val="EE0000"/>
-          <w:lang w:eastAsia="zh-CN"/>
-        </w:rPr>
-        <w:t xml:space="preserve">s label distribution is heavily </w:t>
-      </w:r>
-      <w:r>
-        <w:rPr>
-          <w:rFonts w:hint="eastAsia"/>
-          <w:color w:val="EE0000"/>
-          <w:lang w:eastAsia="zh-CN"/>
-        </w:rPr>
-        <w:t>im</w:t>
-      </w:r>
-      <w:r>
-        <w:rPr>
-          <w:rFonts w:hint="eastAsia"/>
-          <w:color w:val="EE0000"/>
-          <w:lang w:eastAsia="zh-CN"/>
-        </w:rPr>
-        <w:t>balanc</w:t>
-      </w:r>
-      <w:r>
-        <w:rPr>
-          <w:rFonts w:hint="eastAsia"/>
-          <w:color w:val="EE0000"/>
-          <w:lang w:eastAsia="zh-CN"/>
-        </w:rPr>
-        <w:t>e</w:t>
-      </w:r>
-      <w:r>
-        <w:rPr>
-          <w:rFonts w:hint="eastAsia"/>
-          <w:color w:val="EE0000"/>
-          <w:lang w:eastAsia="zh-CN"/>
-        </w:rPr>
-        <w:t xml:space="preserve"> among yes, no, and maybe</w:t>
-      </w:r>
-      <w:r>
-        <w:rPr>
-          <w:rFonts w:hint="eastAsia"/>
-          <w:color w:val="EE0000"/>
-          <w:lang w:eastAsia="zh-CN"/>
-        </w:rPr>
-        <w:t>, with</w:t>
-      </w:r>
-      <w:r>
-        <w:rPr>
-          <w:rFonts w:hint="eastAsia"/>
-          <w:color w:val="EE0000"/>
-          <w:lang w:eastAsia="zh-CN"/>
-        </w:rPr>
-        <w:t xml:space="preserve"> maybe appearing far less frequently than yes and no</w:t>
-      </w:r>
-      <w:r>
-        <w:rPr>
-          <w:rFonts w:hint="eastAsia"/>
-          <w:color w:val="EE0000"/>
-          <w:lang w:eastAsia="zh-CN"/>
-        </w:rPr>
-        <w:t>. This</w:t>
-      </w:r>
-      <w:r>
-        <w:rPr>
-          <w:rFonts w:hint="eastAsia"/>
-          <w:color w:val="EE0000"/>
-          <w:lang w:eastAsia="zh-CN"/>
-        </w:rPr>
-        <w:t xml:space="preserve"> means that even though a model achieves high accuracy, it may still fail systematically on the minority class. Thus,</w:t>
-      </w:r>
-      <w:r>
-        <w:rPr>
-          <w:rFonts w:hint="eastAsia"/>
-          <w:color w:val="EE0000"/>
-          <w:lang w:eastAsia="zh-CN"/>
-        </w:rPr>
-        <w:t xml:space="preserve"> </w:t>
-      </w:r>
-      <w:r>
-        <w:rPr>
-          <w:rFonts w:hint="eastAsia"/>
-          <w:color w:val="EE0000"/>
-          <w:lang w:eastAsia="zh-CN"/>
-        </w:rPr>
-        <w:t xml:space="preserve">macro-averaged F1 is a more </w:t>
-      </w:r>
-      <w:r>
-        <w:rPr>
-          <w:rFonts w:hint="eastAsia"/>
-          <w:color w:val="EE0000"/>
-          <w:lang w:eastAsia="zh-CN"/>
-        </w:rPr>
-        <w:t>meaningful</w:t>
-      </w:r>
-      <w:r>
-        <w:rPr>
-          <w:rFonts w:hint="eastAsia"/>
-          <w:color w:val="EE0000"/>
-          <w:lang w:eastAsia="zh-CN"/>
-        </w:rPr>
-        <w:t xml:space="preserve"> evaluation </w:t>
-      </w:r>
-      <w:r>
-        <w:rPr>
-          <w:rFonts w:hint="eastAsia"/>
-          <w:color w:val="EE0000"/>
-          <w:lang w:eastAsia="zh-CN"/>
-        </w:rPr>
-        <w:t>metric</w:t>
-      </w:r>
-      <w:r>
-        <w:rPr>
-          <w:rFonts w:hint="eastAsia"/>
-          <w:color w:val="EE0000"/>
-          <w:lang w:eastAsia="zh-CN"/>
-        </w:rPr>
-        <w:t xml:space="preserve"> </w:t>
-      </w:r>
-      <w:r>
-        <w:rPr>
-          <w:rFonts w:hint="eastAsia"/>
-          <w:color w:val="EE0000"/>
-          <w:lang w:eastAsia="zh-CN"/>
-        </w:rPr>
-        <w:t>than accuracy alone. Second, models must reason over long, information-dense contexts</w:t>
-      </w:r>
-      <w:r>
-        <w:rPr>
-          <w:rFonts w:hint="eastAsia"/>
-          <w:color w:val="EE0000"/>
-          <w:lang w:eastAsia="zh-CN"/>
-        </w:rPr>
-        <w:t>, which</w:t>
-      </w:r>
-      <w:r>
-        <w:rPr>
-          <w:rFonts w:hint="eastAsia"/>
-          <w:color w:val="EE0000"/>
-          <w:lang w:eastAsia="zh-CN"/>
-        </w:rPr>
-        <w:t xml:space="preserve"> is a particular challenge for sparse representations. Third, we focus </w:t>
-      </w:r>
-      <w:r>
-        <w:rPr>
-          <w:rFonts w:hint="eastAsia"/>
-          <w:color w:val="EE0000"/>
-          <w:lang w:eastAsia="zh-CN"/>
-        </w:rPr>
-        <w:t xml:space="preserve">not only </w:t>
-      </w:r>
-      <w:r>
-        <w:rPr>
-          <w:rFonts w:hint="eastAsia"/>
-          <w:color w:val="EE0000"/>
-          <w:lang w:eastAsia="zh-CN"/>
-        </w:rPr>
-        <w:t xml:space="preserve">on model performance, but also on computational costs, making the efficiency of each approach a relevant factor. Based on the </w:t>
-      </w:r>
-      <w:r>
-        <w:rPr>
-          <w:rFonts w:hint="eastAsia"/>
-          <w:color w:val="EE0000"/>
-          <w:lang w:eastAsia="zh-CN"/>
-        </w:rPr>
-        <w:t>research</w:t>
-      </w:r>
-      <w:r>
-        <w:rPr>
-          <w:rFonts w:hint="eastAsia"/>
-          <w:color w:val="EE0000"/>
-          <w:lang w:eastAsia="zh-CN"/>
-        </w:rPr>
-        <w:t xml:space="preserve"> reported by Jin et al. 2019</w:t>
-      </w:r>
-      <w:r>
-        <w:rPr>
-          <w:rFonts w:hint="eastAsia"/>
-          <w:color w:val="EE0000"/>
-          <w:lang w:eastAsia="zh-CN"/>
-        </w:rPr>
-        <w:t>, a majority-class baseline achieves 55.2% accuracy, while reasoning-requi</w:t>
-      </w:r>
-      <w:r>
-        <w:rPr>
-          <w:rFonts w:hint="eastAsia"/>
-          <w:color w:val="EE0000"/>
-          <w:lang w:eastAsia="zh-CN"/>
-        </w:rPr>
-        <w:t>r</w:t>
-      </w:r>
-      <w:r>
-        <w:rPr>
-          <w:rFonts w:hint="eastAsia"/>
-          <w:color w:val="EE0000"/>
-          <w:lang w:eastAsia="zh-CN"/>
-        </w:rPr>
-        <w:t xml:space="preserve">ed human performance achieves 78.0%, providing </w:t>
-      </w:r>
-      <w:r>
-        <w:rPr>
-          <w:rFonts w:hint="eastAsia"/>
-          <w:color w:val="EE0000"/>
-          <w:lang w:eastAsia="zh-CN"/>
-        </w:rPr>
-        <w:t xml:space="preserve">a meaningful </w:t>
-      </w:r>
-      <w:r>
-        <w:rPr>
-          <w:rFonts w:hint="eastAsia"/>
-          <w:color w:val="EE0000"/>
-          <w:lang w:eastAsia="zh-CN"/>
-        </w:rPr>
-        <w:t>reference</w:t>
-      </w:r>
-      <w:r>
-        <w:rPr>
-          <w:rFonts w:hint="eastAsia"/>
-          <w:color w:val="EE0000"/>
-          <w:lang w:eastAsia="zh-CN"/>
-        </w:rPr>
-        <w:t xml:space="preserve"> </w:t>
-      </w:r>
-      <w:r>
-        <w:rPr>
-          <w:rFonts w:hint="eastAsia"/>
-          <w:color w:val="EE0000"/>
-          <w:lang w:eastAsia="zh-CN"/>
-        </w:rPr>
-        <w:t>for</w:t>
-      </w:r>
-      <w:r>
-        <w:rPr>
-          <w:rFonts w:hint="eastAsia"/>
-          <w:color w:val="EE0000"/>
-          <w:lang w:eastAsia="zh-CN"/>
-        </w:rPr>
-        <w:t xml:space="preserve"> our experiments.</w:t>
-      </w:r>
-    </w:p>
-    <w:p>
-      <w:r>
         <w:t>Figure: Taken from Jin et al. 2019</w:t>
       </w:r>
       <w:r>
-        <w:t xml:space="preserve">. An instance (Sakamoto et al. 2011) from </w:t>
-      </w:r>
-      <w:proofErr w:type="spellStart"/>
-      <w:r>
-        <w:t>PubMedQA</w:t>
-      </w:r>
-      <w:proofErr w:type="spellEnd"/>
-      <w:r>
-        <w:t xml:space="preserve"> dataset. </w:t>
+        <w:t xml:space="preserve">. An instance (Sakamoto et al. 2011) from PubMedQA dataset. </w:t>
       </w:r>
     </w:p>
     <w:p>
@@ -1027,16 +337,16 @@
         <mc:AlternateContent>
           <mc:Choice Requires="wps">
             <w:drawing>
-              <wp:anchor distT="0" distB="0" distL="114300" distR="114300" simplePos="0" relativeHeight="251659264" behindDoc="0" locked="0" layoutInCell="1" allowOverlap="1" wp14:anchorId="47728051" wp14:editId="6930BACE">
+              <wp:anchor distT="0" distB="0" distL="114300" distR="114300" simplePos="0" relativeHeight="251659264" behindDoc="0" locked="0" layoutInCell="1" allowOverlap="1" wp14:anchorId="47728051" wp14:editId="17D13A4F">
                 <wp:simplePos x="0" y="0"/>
-                <wp:positionH relativeFrom="margin">
-                  <wp:align>left</wp:align>
+                <wp:positionH relativeFrom="column">
+                  <wp:posOffset>11017</wp:posOffset>
                 </wp:positionH>
                 <wp:positionV relativeFrom="paragraph">
-                  <wp:posOffset>5715</wp:posOffset>
+                  <wp:posOffset>6917</wp:posOffset>
                 </wp:positionV>
-                <wp:extent cx="5619750" cy="2574063"/>
-                <wp:effectExtent l="0" t="0" r="19050" b="17145"/>
+                <wp:extent cx="3536414" cy="3503364"/>
+                <wp:effectExtent l="0" t="0" r="6985" b="14605"/>
                 <wp:wrapNone/>
                 <wp:docPr id="631614199" name="Text Box 1"/>
                 <wp:cNvGraphicFramePr/>
@@ -1047,7 +357,7 @@
                       <wps:spPr>
                         <a:xfrm>
                           <a:off x="0" y="0"/>
-                          <a:ext cx="5619750" cy="2574063"/>
+                          <a:ext cx="3536414" cy="3503364"/>
                         </a:xfrm>
                         <a:prstGeom prst="rect">
                           <a:avLst/>
@@ -1260,7 +570,7 @@
                 <v:stroke joinstyle="miter"/>
                 <v:path gradientshapeok="t" o:connecttype="rect"/>
               </v:shapetype>
-              <v:shape id="Text Box 1" o:spid="_x0000_s1026" type="#_x0000_t202" style="position:absolute;margin-left:0;margin-top:.45pt;width:442.5pt;height:202.7pt;z-index:251659264;visibility:visible;mso-wrap-style:square;mso-width-percent:0;mso-height-percent:0;mso-wrap-distance-left:9pt;mso-wrap-distance-top:0;mso-wrap-distance-right:9pt;mso-wrap-distance-bottom:0;mso-position-horizontal:left;mso-position-horizontal-relative:margin;mso-position-vertical:absolute;mso-position-vertical-relative:text;mso-width-percent:0;mso-height-percent:0;mso-width-relative:margin;mso-height-relative:margin;v-text-anchor:top" o:gfxdata="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" fillcolor="white [3201]" strokeweight=".5pt">
+              <v:shape id="Text Box 1" o:spid="_x0000_s1026" type="#_x0000_t202" style="position:absolute;margin-left:.85pt;margin-top:.55pt;width:278.45pt;height:275.85pt;z-index:251659264;visibility:visible;mso-wrap-style:square;mso-width-percent:0;mso-height-percent:0;mso-wrap-distance-left:9pt;mso-wrap-distance-top:0;mso-wrap-distance-right:9pt;mso-wrap-distance-bottom:0;mso-position-horizontal:absolute;mso-position-horizontal-relative:text;mso-position-vertical:absolute;mso-position-vertical-relative:text;mso-width-percent:0;mso-height-percent:0;mso-width-relative:margin;mso-height-relative:margin;v-text-anchor:top" o:gfxdata="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" fillcolor="white [3201]" strokeweight=".5pt">
                 <v:textbox>
                   <w:txbxContent>
                     <w:p>
@@ -1436,13 +746,19 @@
                     </w:p>
                   </w:txbxContent>
                 </v:textbox>
-                <w10:wrap anchorx="margin"/>
               </v:shape>
             </w:pict>
           </mc:Fallback>
         </mc:AlternateContent>
       </w:r>
     </w:p>
+    <w:p/>
+    <w:p/>
+    <w:p/>
+    <w:p/>
+    <w:p/>
+    <w:p/>
+    <w:p/>
     <w:p/>
     <w:p/>
     <w:p/>
@@ -1459,9 +775,7 @@
           <w:shd w:val="clear" w:color="auto" w:fill="FFFFFF"/>
         </w:rPr>
       </w:pPr>
-    </w:p>
-    <w:p>
-      <w:pPr>
+      <w:r>
         <w:rPr>
           <w:rFonts w:ascii="Arial" w:hAnsi="Arial" w:cs="Arial"/>
           <w:color w:val="222222"/>
@@ -1469,71 +783,6 @@
           <w:szCs w:val="20"/>
           <w:shd w:val="clear" w:color="auto" w:fill="FFFFFF"/>
         </w:rPr>
-      </w:pPr>
-    </w:p>
-    <w:p>
-      <w:pPr>
-        <w:rPr>
-          <w:rFonts w:ascii="Arial" w:hAnsi="Arial" w:cs="Arial"/>
-          <w:color w:val="222222"/>
-          <w:sz w:val="20"/>
-          <w:szCs w:val="20"/>
-          <w:shd w:val="clear" w:color="auto" w:fill="FFFFFF"/>
-        </w:rPr>
-      </w:pPr>
-    </w:p>
-    <w:p>
-      <w:pPr>
-        <w:rPr>
-          <w:rFonts w:ascii="Arial" w:hAnsi="Arial" w:cs="Arial"/>
-          <w:color w:val="222222"/>
-          <w:sz w:val="20"/>
-          <w:szCs w:val="20"/>
-          <w:shd w:val="clear" w:color="auto" w:fill="FFFFFF"/>
-        </w:rPr>
-      </w:pPr>
-    </w:p>
-    <w:p>
-      <w:pPr>
-        <w:rPr>
-          <w:rFonts w:ascii="Arial" w:hAnsi="Arial" w:cs="Arial"/>
-          <w:color w:val="222222"/>
-          <w:sz w:val="20"/>
-          <w:szCs w:val="20"/>
-          <w:shd w:val="clear" w:color="auto" w:fill="FFFFFF"/>
-        </w:rPr>
-      </w:pPr>
-    </w:p>
-    <w:p>
-      <w:pPr>
-        <w:rPr>
-          <w:rFonts w:ascii="Arial" w:hAnsi="Arial" w:cs="Arial"/>
-          <w:color w:val="222222"/>
-          <w:sz w:val="20"/>
-          <w:szCs w:val="20"/>
-          <w:shd w:val="clear" w:color="auto" w:fill="FFFFFF"/>
-        </w:rPr>
-      </w:pPr>
-    </w:p>
-    <w:p>
-      <w:pPr>
-        <w:rPr>
-          <w:rFonts w:ascii="Arial" w:hAnsi="Arial" w:cs="Arial"/>
-          <w:color w:val="222222"/>
-          <w:sz w:val="20"/>
-          <w:szCs w:val="20"/>
-          <w:shd w:val="clear" w:color="auto" w:fill="FFFFFF"/>
-        </w:rPr>
-      </w:pPr>
-      <w:r>
-        <w:rPr>
-          <w:rFonts w:ascii="Arial" w:hAnsi="Arial" w:cs="Arial"/>
-          <w:color w:val="222222"/>
-          <w:sz w:val="20"/>
-          <w:szCs w:val="20"/>
-          <w:shd w:val="clear" w:color="auto" w:fill="FFFFFF"/>
-        </w:rPr>
-        <w:lastRenderedPageBreak/>
         <w:t xml:space="preserve">Jin, Q., Dhingra, B., Liu, Z., Cohen, W. and Lu, X., 2019, November. </w:t>
       </w:r>
       <w:proofErr w:type="spellStart"/>
@@ -1794,7 +1043,7 @@
   <w:docDefaults>
     <w:rPrDefault>
       <w:rPr>
-        <w:rFonts w:asciiTheme="minorHAnsi" w:eastAsiaTheme="minorEastAsia" w:hAnsiTheme="minorHAnsi" w:cstheme="minorBidi"/>
+        <w:rFonts w:asciiTheme="minorHAnsi" w:eastAsiaTheme="minorHAnsi" w:hAnsiTheme="minorHAnsi" w:cstheme="minorBidi"/>
         <w:kern w:val="2"/>
         <w:sz w:val="24"/>
         <w:szCs w:val="24"/>
@@ -2186,15 +1435,15 @@
     <w:lsdException w:name="Unresolved Mention" w:semiHidden="1" w:unhideWhenUsed="1"/>
     <w:lsdException w:name="Smart Link" w:semiHidden="1" w:unhideWhenUsed="1"/>
   </w:latentStyles>
-  <w:style w:type="paragraph" w:default="1" w:styleId="a">
+  <w:style w:type="paragraph" w:default="1" w:styleId="Normal">
     <w:name w:val="Normal"/>
     <w:qFormat/>
   </w:style>
-  <w:style w:type="paragraph" w:styleId="1">
+  <w:style w:type="paragraph" w:styleId="Heading1">
     <w:name w:val="heading 1"/>
-    <w:basedOn w:val="a"/>
-    <w:next w:val="a"/>
-    <w:link w:val="10"/>
+    <w:basedOn w:val="Normal"/>
+    <w:next w:val="Normal"/>
+    <w:link w:val="Heading1Char"/>
     <w:uiPriority w:val="9"/>
     <w:qFormat/>
     <w:rsid w:val="00CF34DA"/>
@@ -2211,11 +1460,11 @@
       <w:szCs w:val="40"/>
     </w:rPr>
   </w:style>
-  <w:style w:type="paragraph" w:styleId="2">
+  <w:style w:type="paragraph" w:styleId="Heading2">
     <w:name w:val="heading 2"/>
-    <w:basedOn w:val="a"/>
-    <w:next w:val="a"/>
-    <w:link w:val="20"/>
+    <w:basedOn w:val="Normal"/>
+    <w:next w:val="Normal"/>
+    <w:link w:val="Heading2Char"/>
     <w:uiPriority w:val="9"/>
     <w:semiHidden/>
     <w:unhideWhenUsed/>
@@ -2234,11 +1483,11 @@
       <w:szCs w:val="32"/>
     </w:rPr>
   </w:style>
-  <w:style w:type="paragraph" w:styleId="3">
+  <w:style w:type="paragraph" w:styleId="Heading3">
     <w:name w:val="heading 3"/>
-    <w:basedOn w:val="a"/>
-    <w:next w:val="a"/>
-    <w:link w:val="30"/>
+    <w:basedOn w:val="Normal"/>
+    <w:next w:val="Normal"/>
+    <w:link w:val="Heading3Char"/>
     <w:uiPriority w:val="9"/>
     <w:semiHidden/>
     <w:unhideWhenUsed/>
@@ -2257,11 +1506,11 @@
       <w:szCs w:val="28"/>
     </w:rPr>
   </w:style>
-  <w:style w:type="paragraph" w:styleId="4">
+  <w:style w:type="paragraph" w:styleId="Heading4">
     <w:name w:val="heading 4"/>
-    <w:basedOn w:val="a"/>
-    <w:next w:val="a"/>
-    <w:link w:val="40"/>
+    <w:basedOn w:val="Normal"/>
+    <w:next w:val="Normal"/>
+    <w:link w:val="Heading4Char"/>
     <w:uiPriority w:val="9"/>
     <w:semiHidden/>
     <w:unhideWhenUsed/>
@@ -2280,11 +1529,11 @@
       <w:color w:val="0F4761" w:themeColor="accent1" w:themeShade="BF"/>
     </w:rPr>
   </w:style>
-  <w:style w:type="paragraph" w:styleId="5">
+  <w:style w:type="paragraph" w:styleId="Heading5">
     <w:name w:val="heading 5"/>
-    <w:basedOn w:val="a"/>
-    <w:next w:val="a"/>
-    <w:link w:val="50"/>
+    <w:basedOn w:val="Normal"/>
+    <w:next w:val="Normal"/>
+    <w:link w:val="Heading5Char"/>
     <w:uiPriority w:val="9"/>
     <w:semiHidden/>
     <w:unhideWhenUsed/>
@@ -2301,11 +1550,11 @@
       <w:color w:val="0F4761" w:themeColor="accent1" w:themeShade="BF"/>
     </w:rPr>
   </w:style>
-  <w:style w:type="paragraph" w:styleId="6">
+  <w:style w:type="paragraph" w:styleId="Heading6">
     <w:name w:val="heading 6"/>
-    <w:basedOn w:val="a"/>
-    <w:next w:val="a"/>
-    <w:link w:val="60"/>
+    <w:basedOn w:val="Normal"/>
+    <w:next w:val="Normal"/>
+    <w:link w:val="Heading6Char"/>
     <w:uiPriority w:val="9"/>
     <w:semiHidden/>
     <w:unhideWhenUsed/>
@@ -2324,11 +1573,11 @@
       <w:color w:val="595959" w:themeColor="text1" w:themeTint="A6"/>
     </w:rPr>
   </w:style>
-  <w:style w:type="paragraph" w:styleId="7">
+  <w:style w:type="paragraph" w:styleId="Heading7">
     <w:name w:val="heading 7"/>
-    <w:basedOn w:val="a"/>
-    <w:next w:val="a"/>
-    <w:link w:val="70"/>
+    <w:basedOn w:val="Normal"/>
+    <w:next w:val="Normal"/>
+    <w:link w:val="Heading7Char"/>
     <w:uiPriority w:val="9"/>
     <w:semiHidden/>
     <w:unhideWhenUsed/>
@@ -2345,11 +1594,11 @@
       <w:color w:val="595959" w:themeColor="text1" w:themeTint="A6"/>
     </w:rPr>
   </w:style>
-  <w:style w:type="paragraph" w:styleId="8">
+  <w:style w:type="paragraph" w:styleId="Heading8">
     <w:name w:val="heading 8"/>
-    <w:basedOn w:val="a"/>
-    <w:next w:val="a"/>
-    <w:link w:val="80"/>
+    <w:basedOn w:val="Normal"/>
+    <w:next w:val="Normal"/>
+    <w:link w:val="Heading8Char"/>
     <w:uiPriority w:val="9"/>
     <w:semiHidden/>
     <w:unhideWhenUsed/>
@@ -2368,11 +1617,11 @@
       <w:color w:val="272727" w:themeColor="text1" w:themeTint="D8"/>
     </w:rPr>
   </w:style>
-  <w:style w:type="paragraph" w:styleId="9">
+  <w:style w:type="paragraph" w:styleId="Heading9">
     <w:name w:val="heading 9"/>
-    <w:basedOn w:val="a"/>
-    <w:next w:val="a"/>
-    <w:link w:val="90"/>
+    <w:basedOn w:val="Normal"/>
+    <w:next w:val="Normal"/>
+    <w:link w:val="Heading9Char"/>
     <w:uiPriority w:val="9"/>
     <w:semiHidden/>
     <w:unhideWhenUsed/>
@@ -2389,13 +1638,13 @@
       <w:color w:val="272727" w:themeColor="text1" w:themeTint="D8"/>
     </w:rPr>
   </w:style>
-  <w:style w:type="character" w:default="1" w:styleId="a0">
+  <w:style w:type="character" w:default="1" w:styleId="DefaultParagraphFont">
     <w:name w:val="Default Paragraph Font"/>
     <w:uiPriority w:val="1"/>
     <w:semiHidden/>
     <w:unhideWhenUsed/>
   </w:style>
-  <w:style w:type="table" w:default="1" w:styleId="a1">
+  <w:style w:type="table" w:default="1" w:styleId="TableNormal">
     <w:name w:val="Normal Table"/>
     <w:uiPriority w:val="99"/>
     <w:semiHidden/>
@@ -2410,16 +1659,16 @@
       </w:tblCellMar>
     </w:tblPr>
   </w:style>
-  <w:style w:type="numbering" w:default="1" w:styleId="a2">
+  <w:style w:type="numbering" w:default="1" w:styleId="NoList">
     <w:name w:val="No List"/>
     <w:uiPriority w:val="99"/>
     <w:semiHidden/>
     <w:unhideWhenUsed/>
   </w:style>
-  <w:style w:type="character" w:customStyle="1" w:styleId="10">
-    <w:name w:val="标题 1 字符"/>
-    <w:basedOn w:val="a0"/>
-    <w:link w:val="1"/>
+  <w:style w:type="character" w:customStyle="1" w:styleId="Heading1Char">
+    <w:name w:val="Heading 1 Char"/>
+    <w:basedOn w:val="DefaultParagraphFont"/>
+    <w:link w:val="Heading1"/>
     <w:uiPriority w:val="9"/>
     <w:rsid w:val="00CF34DA"/>
     <w:rPr>
@@ -2429,10 +1678,10 @@
       <w:szCs w:val="40"/>
     </w:rPr>
   </w:style>
-  <w:style w:type="character" w:customStyle="1" w:styleId="20">
-    <w:name w:val="标题 2 字符"/>
-    <w:basedOn w:val="a0"/>
-    <w:link w:val="2"/>
+  <w:style w:type="character" w:customStyle="1" w:styleId="Heading2Char">
+    <w:name w:val="Heading 2 Char"/>
+    <w:basedOn w:val="DefaultParagraphFont"/>
+    <w:link w:val="Heading2"/>
     <w:uiPriority w:val="9"/>
     <w:semiHidden/>
     <w:rsid w:val="00CF34DA"/>
@@ -2443,10 +1692,10 @@
       <w:szCs w:val="32"/>
     </w:rPr>
   </w:style>
-  <w:style w:type="character" w:customStyle="1" w:styleId="30">
-    <w:name w:val="标题 3 字符"/>
-    <w:basedOn w:val="a0"/>
-    <w:link w:val="3"/>
+  <w:style w:type="character" w:customStyle="1" w:styleId="Heading3Char">
+    <w:name w:val="Heading 3 Char"/>
+    <w:basedOn w:val="DefaultParagraphFont"/>
+    <w:link w:val="Heading3"/>
     <w:uiPriority w:val="9"/>
     <w:semiHidden/>
     <w:rsid w:val="00CF34DA"/>
@@ -2457,10 +1706,10 @@
       <w:szCs w:val="28"/>
     </w:rPr>
   </w:style>
-  <w:style w:type="character" w:customStyle="1" w:styleId="40">
-    <w:name w:val="标题 4 字符"/>
-    <w:basedOn w:val="a0"/>
-    <w:link w:val="4"/>
+  <w:style w:type="character" w:customStyle="1" w:styleId="Heading4Char">
+    <w:name w:val="Heading 4 Char"/>
+    <w:basedOn w:val="DefaultParagraphFont"/>
+    <w:link w:val="Heading4"/>
     <w:uiPriority w:val="9"/>
     <w:semiHidden/>
     <w:rsid w:val="00CF34DA"/>
@@ -2471,10 +1720,10 @@
       <w:color w:val="0F4761" w:themeColor="accent1" w:themeShade="BF"/>
     </w:rPr>
   </w:style>
-  <w:style w:type="character" w:customStyle="1" w:styleId="50">
-    <w:name w:val="标题 5 字符"/>
-    <w:basedOn w:val="a0"/>
-    <w:link w:val="5"/>
+  <w:style w:type="character" w:customStyle="1" w:styleId="Heading5Char">
+    <w:name w:val="Heading 5 Char"/>
+    <w:basedOn w:val="DefaultParagraphFont"/>
+    <w:link w:val="Heading5"/>
     <w:uiPriority w:val="9"/>
     <w:semiHidden/>
     <w:rsid w:val="00CF34DA"/>
@@ -2483,10 +1732,10 @@
       <w:color w:val="0F4761" w:themeColor="accent1" w:themeShade="BF"/>
     </w:rPr>
   </w:style>
-  <w:style w:type="character" w:customStyle="1" w:styleId="60">
-    <w:name w:val="标题 6 字符"/>
-    <w:basedOn w:val="a0"/>
-    <w:link w:val="6"/>
+  <w:style w:type="character" w:customStyle="1" w:styleId="Heading6Char">
+    <w:name w:val="Heading 6 Char"/>
+    <w:basedOn w:val="DefaultParagraphFont"/>
+    <w:link w:val="Heading6"/>
     <w:uiPriority w:val="9"/>
     <w:semiHidden/>
     <w:rsid w:val="00CF34DA"/>
@@ -2497,10 +1746,10 @@
       <w:color w:val="595959" w:themeColor="text1" w:themeTint="A6"/>
     </w:rPr>
   </w:style>
-  <w:style w:type="character" w:customStyle="1" w:styleId="70">
-    <w:name w:val="标题 7 字符"/>
-    <w:basedOn w:val="a0"/>
-    <w:link w:val="7"/>
+  <w:style w:type="character" w:customStyle="1" w:styleId="Heading7Char">
+    <w:name w:val="Heading 7 Char"/>
+    <w:basedOn w:val="DefaultParagraphFont"/>
+    <w:link w:val="Heading7"/>
     <w:uiPriority w:val="9"/>
     <w:semiHidden/>
     <w:rsid w:val="00CF34DA"/>
@@ -2509,10 +1758,10 @@
       <w:color w:val="595959" w:themeColor="text1" w:themeTint="A6"/>
     </w:rPr>
   </w:style>
-  <w:style w:type="character" w:customStyle="1" w:styleId="80">
-    <w:name w:val="标题 8 字符"/>
-    <w:basedOn w:val="a0"/>
-    <w:link w:val="8"/>
+  <w:style w:type="character" w:customStyle="1" w:styleId="Heading8Char">
+    <w:name w:val="Heading 8 Char"/>
+    <w:basedOn w:val="DefaultParagraphFont"/>
+    <w:link w:val="Heading8"/>
     <w:uiPriority w:val="9"/>
     <w:semiHidden/>
     <w:rsid w:val="00CF34DA"/>
@@ -2523,10 +1772,10 @@
       <w:color w:val="272727" w:themeColor="text1" w:themeTint="D8"/>
     </w:rPr>
   </w:style>
-  <w:style w:type="character" w:customStyle="1" w:styleId="90">
-    <w:name w:val="标题 9 字符"/>
-    <w:basedOn w:val="a0"/>
-    <w:link w:val="9"/>
+  <w:style w:type="character" w:customStyle="1" w:styleId="Heading9Char">
+    <w:name w:val="Heading 9 Char"/>
+    <w:basedOn w:val="DefaultParagraphFont"/>
+    <w:link w:val="Heading9"/>
     <w:uiPriority w:val="9"/>
     <w:semiHidden/>
     <w:rsid w:val="00CF34DA"/>
@@ -2535,11 +1784,11 @@
       <w:color w:val="272727" w:themeColor="text1" w:themeTint="D8"/>
     </w:rPr>
   </w:style>
-  <w:style w:type="paragraph" w:styleId="a3">
+  <w:style w:type="paragraph" w:styleId="Title">
     <w:name w:val="Title"/>
-    <w:basedOn w:val="a"/>
-    <w:next w:val="a"/>
-    <w:link w:val="a4"/>
+    <w:basedOn w:val="Normal"/>
+    <w:next w:val="Normal"/>
+    <w:link w:val="TitleChar"/>
     <w:uiPriority w:val="10"/>
     <w:qFormat/>
     <w:rsid w:val="00CF34DA"/>
@@ -2555,10 +1804,10 @@
       <w:szCs w:val="56"/>
     </w:rPr>
   </w:style>
-  <w:style w:type="character" w:customStyle="1" w:styleId="a4">
-    <w:name w:val="标题 字符"/>
-    <w:basedOn w:val="a0"/>
-    <w:link w:val="a3"/>
+  <w:style w:type="character" w:customStyle="1" w:styleId="TitleChar">
+    <w:name w:val="Title Char"/>
+    <w:basedOn w:val="DefaultParagraphFont"/>
+    <w:link w:val="Title"/>
     <w:uiPriority w:val="10"/>
     <w:rsid w:val="00CF34DA"/>
     <w:rPr>
@@ -2569,11 +1818,11 @@
       <w:szCs w:val="56"/>
     </w:rPr>
   </w:style>
-  <w:style w:type="paragraph" w:styleId="a5">
+  <w:style w:type="paragraph" w:styleId="Subtitle">
     <w:name w:val="Subtitle"/>
-    <w:basedOn w:val="a"/>
-    <w:next w:val="a"/>
-    <w:link w:val="a6"/>
+    <w:basedOn w:val="Normal"/>
+    <w:next w:val="Normal"/>
+    <w:link w:val="SubtitleChar"/>
     <w:uiPriority w:val="11"/>
     <w:qFormat/>
     <w:rsid w:val="00CF34DA"/>
@@ -2590,10 +1839,10 @@
       <w:szCs w:val="28"/>
     </w:rPr>
   </w:style>
-  <w:style w:type="character" w:customStyle="1" w:styleId="a6">
-    <w:name w:val="副标题 字符"/>
-    <w:basedOn w:val="a0"/>
-    <w:link w:val="a5"/>
+  <w:style w:type="character" w:customStyle="1" w:styleId="SubtitleChar">
+    <w:name w:val="Subtitle Char"/>
+    <w:basedOn w:val="DefaultParagraphFont"/>
+    <w:link w:val="Subtitle"/>
     <w:uiPriority w:val="11"/>
     <w:rsid w:val="00CF34DA"/>
     <w:rPr>
@@ -2604,11 +1853,11 @@
       <w:szCs w:val="28"/>
     </w:rPr>
   </w:style>
-  <w:style w:type="paragraph" w:styleId="a7">
+  <w:style w:type="paragraph" w:styleId="Quote">
     <w:name w:val="Quote"/>
-    <w:basedOn w:val="a"/>
-    <w:next w:val="a"/>
-    <w:link w:val="a8"/>
+    <w:basedOn w:val="Normal"/>
+    <w:next w:val="Normal"/>
+    <w:link w:val="QuoteChar"/>
     <w:uiPriority w:val="29"/>
     <w:qFormat/>
     <w:rsid w:val="00CF34DA"/>
@@ -2622,10 +1871,10 @@
       <w:color w:val="404040" w:themeColor="text1" w:themeTint="BF"/>
     </w:rPr>
   </w:style>
-  <w:style w:type="character" w:customStyle="1" w:styleId="a8">
-    <w:name w:val="引用 字符"/>
-    <w:basedOn w:val="a0"/>
-    <w:link w:val="a7"/>
+  <w:style w:type="character" w:customStyle="1" w:styleId="QuoteChar">
+    <w:name w:val="Quote Char"/>
+    <w:basedOn w:val="DefaultParagraphFont"/>
+    <w:link w:val="Quote"/>
     <w:uiPriority w:val="29"/>
     <w:rsid w:val="00CF34DA"/>
     <w:rPr>
@@ -2634,9 +1883,9 @@
       <w:color w:val="404040" w:themeColor="text1" w:themeTint="BF"/>
     </w:rPr>
   </w:style>
-  <w:style w:type="paragraph" w:styleId="a9">
+  <w:style w:type="paragraph" w:styleId="ListParagraph">
     <w:name w:val="List Paragraph"/>
-    <w:basedOn w:val="a"/>
+    <w:basedOn w:val="Normal"/>
     <w:uiPriority w:val="34"/>
     <w:qFormat/>
     <w:rsid w:val="00CF34DA"/>
@@ -2645,9 +1894,9 @@
       <w:contextualSpacing/>
     </w:pPr>
   </w:style>
-  <w:style w:type="character" w:styleId="aa">
+  <w:style w:type="character" w:styleId="IntenseEmphasis">
     <w:name w:val="Intense Emphasis"/>
-    <w:basedOn w:val="a0"/>
+    <w:basedOn w:val="DefaultParagraphFont"/>
     <w:uiPriority w:val="21"/>
     <w:qFormat/>
     <w:rsid w:val="00CF34DA"/>
@@ -2657,11 +1906,11 @@
       <w:color w:val="0F4761" w:themeColor="accent1" w:themeShade="BF"/>
     </w:rPr>
   </w:style>
-  <w:style w:type="paragraph" w:styleId="ab">
+  <w:style w:type="paragraph" w:styleId="IntenseQuote">
     <w:name w:val="Intense Quote"/>
-    <w:basedOn w:val="a"/>
-    <w:next w:val="a"/>
-    <w:link w:val="ac"/>
+    <w:basedOn w:val="Normal"/>
+    <w:next w:val="Normal"/>
+    <w:link w:val="IntenseQuoteChar"/>
     <w:uiPriority w:val="30"/>
     <w:qFormat/>
     <w:rsid w:val="00CF34DA"/>
@@ -2680,10 +1929,10 @@
       <w:color w:val="0F4761" w:themeColor="accent1" w:themeShade="BF"/>
     </w:rPr>
   </w:style>
-  <w:style w:type="character" w:customStyle="1" w:styleId="ac">
-    <w:name w:val="明显引用 字符"/>
-    <w:basedOn w:val="a0"/>
-    <w:link w:val="ab"/>
+  <w:style w:type="character" w:customStyle="1" w:styleId="IntenseQuoteChar">
+    <w:name w:val="Intense Quote Char"/>
+    <w:basedOn w:val="DefaultParagraphFont"/>
+    <w:link w:val="IntenseQuote"/>
     <w:uiPriority w:val="30"/>
     <w:rsid w:val="00CF34DA"/>
     <w:rPr>
@@ -2692,9 +1941,9 @@
       <w:color w:val="0F4761" w:themeColor="accent1" w:themeShade="BF"/>
     </w:rPr>
   </w:style>
-  <w:style w:type="character" w:styleId="ad">
+  <w:style w:type="character" w:styleId="IntenseReference">
     <w:name w:val="Intense Reference"/>
-    <w:basedOn w:val="a0"/>
+    <w:basedOn w:val="DefaultParagraphFont"/>
     <w:uiPriority w:val="32"/>
     <w:qFormat/>
     <w:rsid w:val="00CF34DA"/>

--- a/Report/Introduction.docx
+++ b/Report/Introduction.docx
@@ -14,319 +14,83 @@
           <w:b/>
           <w:bCs/>
         </w:rPr>
-        <w:t>Introduction</w:t>
+        <w:t>I</w:t>
+      </w:r>
+      <w:r>
+        <w:rPr>
+          <w:b/>
+          <w:bCs/>
+        </w:rPr>
+        <w:t>NTRODUCTION</w:t>
       </w:r>
     </w:p>
     <w:p>
       <w:r>
-        <w:t xml:space="preserve">Question answering systems (QAS) are a </w:t>
-      </w:r>
-      <w:r>
-        <w:t>central</w:t>
-      </w:r>
-      <w:r>
-        <w:t xml:space="preserve"> goal of Natural Language Processing</w:t>
-      </w:r>
-      <w:r>
-        <w:t>, aiming</w:t>
-      </w:r>
-      <w:r>
-        <w:t xml:space="preserve"> to </w:t>
-      </w:r>
-      <w:r>
-        <w:t>provide</w:t>
-      </w:r>
-      <w:r>
-        <w:t xml:space="preserve"> precise answers to </w:t>
-      </w:r>
-      <w:r>
-        <w:t>user input queries in natural language</w:t>
-      </w:r>
-      <w:r>
-        <w:t xml:space="preserve">. </w:t>
-      </w:r>
-      <w:r>
-        <w:t>Such systems</w:t>
-      </w:r>
-      <w:r>
-        <w:t xml:space="preserve"> can enable efficient access to large-scale information</w:t>
-      </w:r>
-      <w:r>
-        <w:t xml:space="preserve">, significantly reducing the </w:t>
-      </w:r>
-      <w:r>
-        <w:t>time and effort</w:t>
-      </w:r>
-      <w:r>
-        <w:t xml:space="preserve"> required</w:t>
-      </w:r>
-      <w:r>
-        <w:t xml:space="preserve"> compared to a</w:t>
-      </w:r>
-      <w:r>
-        <w:t xml:space="preserve"> manual search. This is particularly relevant in </w:t>
-      </w:r>
-      <w:r>
-        <w:t xml:space="preserve">rapidly expanding, </w:t>
-      </w:r>
-      <w:r>
-        <w:t>highly specialised domains such as biomedical research</w:t>
-      </w:r>
-      <w:r>
-        <w:t>,</w:t>
-      </w:r>
-      <w:r>
-        <w:t xml:space="preserve"> where </w:t>
-      </w:r>
-      <w:r>
-        <w:t>accessing</w:t>
-      </w:r>
-      <w:r>
-        <w:t xml:space="preserve"> accurate and relevant information </w:t>
-      </w:r>
-      <w:r>
-        <w:t xml:space="preserve">can </w:t>
-      </w:r>
-      <w:r>
-        <w:t>directly influence critical</w:t>
-      </w:r>
-      <w:r>
-        <w:t xml:space="preserve"> decisions made by</w:t>
-      </w:r>
-      <w:r>
-        <w:t xml:space="preserve"> clinicians and researchers.</w:t>
-      </w:r>
-      <w:r>
-        <w:t xml:space="preserve"> As a result,</w:t>
-      </w:r>
-      <w:r>
-        <w:t xml:space="preserve"> </w:t>
-      </w:r>
-      <w:r>
-        <w:t>domain-specific</w:t>
-      </w:r>
-      <w:r>
-        <w:t xml:space="preserve"> QAS </w:t>
-      </w:r>
-      <w:r>
-        <w:t xml:space="preserve">provide a useful tool to support evidence-based decision making by facilitating faster and more reliable information retrieval. </w:t>
+        <w:t xml:space="preserve">Question answering systems (QAS) are a central goal of Natural Language Processing, aiming to provide precise answers to user input queries in natural language. Such systems can enable efficient access to large-scale information, significantly reducing the time and effort required compared to a manual search. This is particularly relevant in rapidly expanding, highly specialised domains such as biomedical research, where accessing accurate and relevant information can directly influence critical decisions made by clinicians and researchers. As a result, domain-specific QAS provide a useful tool to support evidence-based decision making by facilitating faster and more reliable information retrieval. </w:t>
       </w:r>
     </w:p>
     <w:p>
       <w:r>
-        <w:t xml:space="preserve">In our project, we </w:t>
-      </w:r>
-      <w:r>
-        <w:t>aim to design</w:t>
-      </w:r>
-      <w:r>
-        <w:t xml:space="preserve"> and implement a QAS capable of answering biomedical questions using the PubMedQA dataset. </w:t>
-      </w:r>
-      <w:r>
-        <w:t xml:space="preserve">Our primary objective is to investigate how different text representations and model architectures affect the quality of answers. By systematically comparing alternative approaches, we aim to identify which methods are most effective for handling the challenges of biomedical question answering. </w:t>
+        <w:t xml:space="preserve">In our project, we aim to design and implement a QAS capable of answering biomedical questions using the PubMedQA dataset </w:t>
+      </w:r>
+      <w:r>
+        <w:fldChar w:fldCharType="begin"/>
+      </w:r>
+      <w:r>
+        <w:instrText xml:space="preserve"> ADDIN ZOTERO_ITEM CSL_CITATION {"citationID":"QuRjpr3t","properties":{"formattedCitation":"(Jin {\\i{}et al.}, 2019)","plainCitation":"(Jin et al., 2019)","noteIndex":0},"citationItems":[{"id":12,"uris":["http://zotero.org/users/19433107/items/MS59WP97"],"itemData":{"id":12,"type":"paper-conference","abstract":"We introduce PubMedQA, a novel biomedical question answering (QA) dataset collected from PubMed abstracts. The task of PubMedQA is to answer research questions with yes/no/maybe (e.g.: Do preoperative statins reduce atrial fibrillation after coronary artery bypass grafting?) using the corresponding abstracts. PubMedQA has 1k expert-annotated, 61.2k unlabeled and 211.3k artificially generated QA instances. Each PubMedQA instance is composed of (1) a question which is either an existing research article title or derived from one, (2) a context which is the corresponding abstract without its conclusion, (3) a long answer, which is the conclusion of the abstract and, presumably, answers the research question, and (4) a yes/no/maybe answer which summarizes the conclusion. PubMedQA is the first QA dataset where reasoning over biomedical research texts, especially their quantitative contents, is required to answer the questions. Our best performing model, multi-phase fine-tuning of BioBERT with long answer bag-of-word statistics as additional supervision, achieves 68.1% accuracy, compared to single human performance of 78.0% accuracy and majority-baseline of 55.2% accuracy, leaving much room for improvement. PubMedQA is publicly available at https://pubmedqa.github.io.","container-title":"Proceedings of the 2019 Conference on Empirical Methods in Natural Language Processing and the 9th International Joint Conference on Natural Language Processing (EMNLP-IJCNLP)","DOI":"10.18653/v1/D19-1259","event-title":"EMNLP-IJCNLP 2019","page":"2567–2577","publisher":"Association for Computational Linguistics","publisher-place":"Hong Kong, China","source":"ACLWeb","title":"PubMedQA: A Dataset for Biomedical Research Question Answering","title-short":"PubMedQA","URL":"https://aclanthology.org/D19-1259/","author":[{"family":"Jin","given":"Qiao"},{"family":"Dhingra","given":"Bhuwan"},{"family":"Liu","given":"Zhengping"},{"family":"Cohen","given":"William"},{"family":"Lu","given":"Xinghua"}],"editor":[{"family":"Inui","given":"Kentaro"},{"family":"Jiang","given":"Jing"},{"family":"Ng","given":"Vincent"},{"family":"Wan","given":"Xiaojun"}],"accessed":{"date-parts":[["2026",4,2]]},"issued":{"date-parts":[["2019",11]]}}}],"schema":"https://github.com/citation-style-language/schema/raw/master/csl-citation.json"} </w:instrText>
+      </w:r>
+      <w:r>
+        <w:fldChar w:fldCharType="separate"/>
+      </w:r>
+      <w:r>
+        <w:rPr>
+          <w:rFonts w:ascii="Aptos" w:cs="Times New Roman"/>
+          <w:kern w:val="0"/>
+        </w:rPr>
+        <w:t xml:space="preserve">(Jin </w:t>
+      </w:r>
+      <w:r>
+        <w:rPr>
+          <w:rFonts w:ascii="Aptos" w:cs="Times New Roman"/>
+          <w:i/>
+          <w:iCs/>
+          <w:kern w:val="0"/>
+        </w:rPr>
+        <w:t>et al.</w:t>
+      </w:r>
+      <w:r>
+        <w:rPr>
+          <w:rFonts w:ascii="Aptos" w:cs="Times New Roman"/>
+          <w:kern w:val="0"/>
+        </w:rPr>
+        <w:t>, 2019)</w:t>
+      </w:r>
+      <w:r>
+        <w:fldChar w:fldCharType="end"/>
+      </w:r>
+      <w:r>
+        <w:t xml:space="preserve">. Our primary objective is to investigate how different text representations and model architectures affect the quality of answers. By systematically comparing alternative approaches, we aim to identify which methods are most effective for handling the challenges of biomedical question answering. </w:t>
       </w:r>
     </w:p>
     <w:p>
       <w:r>
-        <w:t xml:space="preserve">In order to evaluate variations of our system we use PubMedQA; a dataset constructed from biomedical research papers. </w:t>
-      </w:r>
-      <w:r>
-        <w:t>Each instance in t</w:t>
-      </w:r>
-      <w:r>
-        <w:t xml:space="preserve">he dataset consists of a question derived from a research title, a corresponding abstract </w:t>
-      </w:r>
-      <w:r>
-        <w:t>(excluding the</w:t>
-      </w:r>
-      <w:r>
-        <w:t xml:space="preserve"> conclusion</w:t>
-      </w:r>
-      <w:r>
-        <w:t>)</w:t>
-      </w:r>
-      <w:r>
-        <w:t xml:space="preserve"> </w:t>
-      </w:r>
-      <w:r>
-        <w:t>that provides</w:t>
-      </w:r>
-      <w:r>
-        <w:t xml:space="preserve"> context, a long answer </w:t>
-      </w:r>
-      <w:r>
-        <w:t>(the abstract conclusion)</w:t>
-      </w:r>
-      <w:r>
-        <w:t xml:space="preserve">, and a yes/no/maybe </w:t>
-      </w:r>
-      <w:r>
-        <w:t xml:space="preserve">short </w:t>
-      </w:r>
-      <w:r>
-        <w:t>answer.</w:t>
-      </w:r>
-      <w:r>
-        <w:t xml:space="preserve"> </w:t>
-      </w:r>
-      <w:r>
-        <w:t xml:space="preserve">This structure allows the model architecture to be constructed either as classification or as answer generation, allowing for easy comparison of different AI methods. Furthermore, the inputs are provided as paired question-context instances allowing the task to focus on comprehension and reasoning of the text, instead of retrieval, enabling easier evaluation of model performance. </w:t>
+        <w:t xml:space="preserve">In order to evaluate variations of our system we use PubMedQA; a dataset constructed from biomedical research papers. Each instance in the dataset consists of a question derived from a research title, a corresponding abstract (excluding the conclusion) that provides context, a long answer (the abstract conclusion), and a yes/no/maybe short answer (Figure X). This structure allows the model architecture to be constructed either as classification or as answer generation, allowing for easy comparison of different AI methods. Furthermore, the inputs are provided as paired question-context instances allowing the task to focus on comprehension and reasoning of the text, instead of retrieval, enabling easier evaluation of model performance. </w:t>
       </w:r>
     </w:p>
     <w:p>
       <w:r>
-        <w:t xml:space="preserve">However, </w:t>
-      </w:r>
-      <w:r>
-        <w:t>b</w:t>
-      </w:r>
-      <w:r>
-        <w:t xml:space="preserve">iomedical data can provide significant challenges. The language in research papers </w:t>
-      </w:r>
-      <w:r>
-        <w:t xml:space="preserve">often </w:t>
-      </w:r>
-      <w:r>
-        <w:t xml:space="preserve">contains complex terminology, domain-specific phrases and abbreviations which can be difficult for models to interpret. </w:t>
-      </w:r>
-      <w:r>
-        <w:t xml:space="preserve">Additionally, abstracts are usually dense and </w:t>
-      </w:r>
-      <w:r>
-        <w:t>information-rich,</w:t>
-      </w:r>
-      <w:r>
-        <w:t xml:space="preserve"> requiring models to identify</w:t>
-      </w:r>
-      <w:r>
-        <w:t xml:space="preserve"> and extract</w:t>
-      </w:r>
-      <w:r>
-        <w:t xml:space="preserve"> relevant details from </w:t>
-      </w:r>
-      <w:r>
-        <w:t>long passages of</w:t>
-      </w:r>
-      <w:r>
-        <w:t xml:space="preserve"> text.</w:t>
-      </w:r>
-      <w:r>
-        <w:t xml:space="preserve"> Many questions also require inferential reasoning rather than simple keyword matching, further increasing difficulty.</w:t>
-      </w:r>
-      <w:r>
-        <w:t xml:space="preserve"> </w:t>
-      </w:r>
-      <w:r>
-        <w:t xml:space="preserve">These challenges </w:t>
-      </w:r>
-      <w:r>
-        <w:t xml:space="preserve">highlight the importance of selecting appropriate text representations and architecture in order to achieve high accuracy and reliability. </w:t>
+        <w:t xml:space="preserve">However, biomedical data can provide significant challenges. The language in research papers often contains complex terminology, domain-specific phrases and abbreviations which can be difficult for models to interpret. Additionally, abstracts are usually dense and information-rich, requiring models to identify and extract relevant details from long passages of text. This is highlighted by Figure 2 which demonstrates an average context length of 1350 words and some contexts exceeding 2500 words. Many questions also require inferential reasoning rather than simple keyword matching, further increasing difficulty. Our dataset demonstrates a significant label imbalance with 55.2% of instances belonging in the ‘yes’ class, 33.8% in the ‘no’ class and only 11% in the ‘maybe’ class. This distribution indicates that accuracy alone will be an insufficient metric and inspecting macro-average F1 will be required to better understand model performance. These challenges highlight the importance of selecting appropriate text representations and architecture in order to achieve high accuracy and reliability. </w:t>
       </w:r>
     </w:p>
     <w:p>
       <w:r>
-        <w:t xml:space="preserve">A key </w:t>
-      </w:r>
-      <w:r>
-        <w:t>factor influencing</w:t>
-      </w:r>
-      <w:r>
-        <w:t xml:space="preserve"> QAS performance is text representation. </w:t>
-      </w:r>
-      <w:r>
-        <w:t>Traditional</w:t>
-      </w:r>
-      <w:r>
-        <w:t xml:space="preserve"> bag-of-words and TF-IDF representations are </w:t>
-      </w:r>
-      <w:r>
-        <w:t>simple and easy to</w:t>
-      </w:r>
-      <w:r>
-        <w:t xml:space="preserve"> interpret but often fail to capture </w:t>
-      </w:r>
-      <w:r>
-        <w:t>semantic relationships and contextual meaning</w:t>
-      </w:r>
-      <w:r>
-        <w:t xml:space="preserve">. </w:t>
-      </w:r>
-      <w:r>
-        <w:t>In contrast, m</w:t>
-      </w:r>
-      <w:r>
-        <w:t>ore advanced embedding</w:t>
-      </w:r>
-      <w:r>
-        <w:t>-based-methods can represent text in a way that better captures meaning and context which is particularly important in specialised domains</w:t>
-      </w:r>
-      <w:r>
-        <w:t xml:space="preserve">. </w:t>
-      </w:r>
-      <w:r>
-        <w:t xml:space="preserve">A further key </w:t>
-      </w:r>
-      <w:r>
-        <w:t>design consideration is model selection</w:t>
-      </w:r>
-      <w:r>
-        <w:t>.</w:t>
-      </w:r>
-      <w:r>
-        <w:t xml:space="preserve"> Classification </w:t>
-      </w:r>
-      <w:r>
-        <w:t>approaches</w:t>
-      </w:r>
-      <w:r>
-        <w:t xml:space="preserve"> are</w:t>
-      </w:r>
-      <w:r>
-        <w:t xml:space="preserve"> typically</w:t>
-      </w:r>
-      <w:r>
-        <w:t xml:space="preserve"> more </w:t>
-      </w:r>
-      <w:r>
         <w:lastRenderedPageBreak/>
-        <w:t>efficient,</w:t>
-      </w:r>
-      <w:r>
-        <w:t xml:space="preserve"> and performance is easier to evaluate</w:t>
-      </w:r>
-      <w:r>
-        <w:t>, especially when answers are limited to predetermined labels. However, they may struggle to capture nuance. In comparison, generative models are more flexible and can produce stronger answer but provide additional challenges such as increased complexity and potential for error.</w:t>
-      </w:r>
-      <w:r>
-        <w:t xml:space="preserve"> </w:t>
-      </w:r>
-      <w:r>
-        <w:t>Understanding how text presentation and model architecture interact to affect answer quality is key to optimising performance.</w:t>
+        <w:t>A key factor influencing QAS performance is text representation. Traditional bag-of-words and TF-IDF representations are simple and easy to interpret but often fail to capture semantic relationships and contextual meaning. In contrast, more advanced embedding-based-methods can represent text in a way that better captures meaning and context which is particularly important in specialised domains. A further key design consideration is model selection. Classification approaches are typically more efficient, and performance is easier to evaluate, especially when answers are limited to predetermined labels. However, they may struggle to capture nuance. In comparison, generative models are more flexible and can produce stronger answer but provide additional challenges such as increased complexity and potential for error. Understanding how text presentation and model architecture interact to affect answer quality is key to optimising performance.</w:t>
       </w:r>
     </w:p>
     <w:p>
       <w:r>
-        <w:t xml:space="preserve">A good solution will be able to accurately interpret both the question and context, understand domain-specific semantics, and </w:t>
-      </w:r>
-      <w:r>
-        <w:t>produce answers</w:t>
-      </w:r>
-      <w:r>
-        <w:t xml:space="preserve"> that are reliable and consistent.</w:t>
-      </w:r>
-      <w:r>
-        <w:t xml:space="preserve"> This project evaluates how different text representations and machine learning methods influence the performance of a biomedical QAS by assessing answer quality. </w:t>
-      </w:r>
-    </w:p>
-    <w:p>
-      <w:r>
-        <w:t xml:space="preserve"> </w:t>
-      </w:r>
-      <w:r>
-        <w:t>Figure: Taken from Jin et al. 2019</w:t>
-      </w:r>
-      <w:r>
-        <w:t xml:space="preserve">. An instance (Sakamoto et al. 2011) from PubMedQA dataset. </w:t>
+        <w:t xml:space="preserve">A good solution will be able to accurately interpret both the question and context, understand domain-specific semantics, and produce answers that are reliable and consistent.  This project evaluates how different text representations and machine learning methods influence the performance of a biomedical QAS by assessing answer quality. </w:t>
       </w:r>
     </w:p>
     <w:p>
@@ -337,17 +101,9 @@
         <mc:AlternateContent>
           <mc:Choice Requires="wps">
             <w:drawing>
-              <wp:anchor distT="0" distB="0" distL="114300" distR="114300" simplePos="0" relativeHeight="251659264" behindDoc="0" locked="0" layoutInCell="1" allowOverlap="1" wp14:anchorId="47728051" wp14:editId="17D13A4F">
-                <wp:simplePos x="0" y="0"/>
-                <wp:positionH relativeFrom="column">
-                  <wp:posOffset>11017</wp:posOffset>
-                </wp:positionH>
-                <wp:positionV relativeFrom="paragraph">
-                  <wp:posOffset>6917</wp:posOffset>
-                </wp:positionV>
-                <wp:extent cx="3536414" cy="3503364"/>
-                <wp:effectExtent l="0" t="0" r="6985" b="14605"/>
-                <wp:wrapNone/>
+              <wp:inline distT="0" distB="0" distL="0" distR="0" wp14:anchorId="4B29C8DC" wp14:editId="1D0B6B4D">
+                <wp:extent cx="5703570" cy="2446020"/>
+                <wp:effectExtent l="0" t="0" r="11430" b="17780"/>
                 <wp:docPr id="631614199" name="Text Box 1"/>
                 <wp:cNvGraphicFramePr/>
                 <a:graphic xmlns:a="http://schemas.openxmlformats.org/drawingml/2006/main">
@@ -357,7 +113,7 @@
                       <wps:spPr>
                         <a:xfrm>
                           <a:off x="0" y="0"/>
-                          <a:ext cx="3536414" cy="3503364"/>
+                          <a:ext cx="5703570" cy="2446020"/>
                         </a:xfrm>
                         <a:prstGeom prst="rect">
                           <a:avLst/>
@@ -377,24 +133,24 @@
                             <w:pPr>
                               <w:spacing w:after="0"/>
                               <w:rPr>
-                                <w:sz w:val="21"/>
-                                <w:szCs w:val="21"/>
+                                <w:sz w:val="18"/>
+                                <w:szCs w:val="18"/>
                               </w:rPr>
                             </w:pPr>
                             <w:r>
                               <w:rPr>
                                 <w:b/>
                                 <w:bCs/>
-                                <w:sz w:val="21"/>
-                                <w:szCs w:val="21"/>
+                                <w:sz w:val="18"/>
+                                <w:szCs w:val="18"/>
                                 <w:u w:val="single"/>
                               </w:rPr>
                               <w:t>Question:</w:t>
                             </w:r>
                             <w:r>
                               <w:rPr>
-                                <w:sz w:val="21"/>
-                                <w:szCs w:val="21"/>
+                                <w:sz w:val="18"/>
+                                <w:szCs w:val="18"/>
                               </w:rPr>
                               <w:t xml:space="preserve"> Do preoperative statins reduce atrial fibrillation after coronary artery bypass grafting? </w:t>
                             </w:r>
@@ -403,24 +159,24 @@
                             <w:pPr>
                               <w:spacing w:after="0"/>
                               <w:rPr>
-                                <w:sz w:val="21"/>
-                                <w:szCs w:val="21"/>
+                                <w:sz w:val="18"/>
+                                <w:szCs w:val="18"/>
                               </w:rPr>
                             </w:pPr>
                             <w:r>
                               <w:rPr>
                                 <w:b/>
                                 <w:bCs/>
-                                <w:sz w:val="21"/>
-                                <w:szCs w:val="21"/>
+                                <w:sz w:val="18"/>
+                                <w:szCs w:val="18"/>
                                 <w:u w:val="single"/>
                               </w:rPr>
                               <w:t>Context:</w:t>
                             </w:r>
                             <w:r>
                               <w:rPr>
-                                <w:sz w:val="21"/>
-                                <w:szCs w:val="21"/>
+                                <w:sz w:val="18"/>
+                                <w:szCs w:val="18"/>
                               </w:rPr>
                               <w:t xml:space="preserve"> </w:t>
                             </w:r>
@@ -429,14 +185,14 @@
                             <w:pPr>
                               <w:spacing w:after="0"/>
                               <w:rPr>
-                                <w:sz w:val="21"/>
-                                <w:szCs w:val="21"/>
+                                <w:sz w:val="18"/>
+                                <w:szCs w:val="18"/>
                               </w:rPr>
                             </w:pPr>
                             <w:r>
                               <w:rPr>
-                                <w:sz w:val="21"/>
-                                <w:szCs w:val="21"/>
+                                <w:sz w:val="18"/>
+                                <w:szCs w:val="18"/>
                               </w:rPr>
                               <w:t>(Objective) Recent studies have demonstrated that statins have pleiotropic effects, including anti-inflammatory effects and atrial fibrillation (AF) preventive effects [...]</w:t>
                             </w:r>
@@ -445,14 +201,14 @@
                             <w:pPr>
                               <w:spacing w:after="0"/>
                               <w:rPr>
-                                <w:sz w:val="21"/>
-                                <w:szCs w:val="21"/>
+                                <w:sz w:val="18"/>
+                                <w:szCs w:val="18"/>
                               </w:rPr>
                             </w:pPr>
                             <w:r>
                               <w:rPr>
-                                <w:sz w:val="21"/>
-                                <w:szCs w:val="21"/>
+                                <w:sz w:val="18"/>
+                                <w:szCs w:val="18"/>
                               </w:rPr>
                               <w:t xml:space="preserve">(Methods) 221 patients underwent CABG in our hospital from 2004 to 2007. 14 patients with preoperative AF and 4 patients with concomitant valve surgery [...] </w:t>
                             </w:r>
@@ -461,32 +217,16 @@
                             <w:pPr>
                               <w:spacing w:after="0"/>
                               <w:rPr>
-                                <w:sz w:val="21"/>
-                                <w:szCs w:val="21"/>
+                                <w:sz w:val="18"/>
+                                <w:szCs w:val="18"/>
                               </w:rPr>
                             </w:pPr>
                             <w:r>
                               <w:rPr>
-                                <w:sz w:val="21"/>
-                                <w:szCs w:val="21"/>
+                                <w:sz w:val="18"/>
+                                <w:szCs w:val="18"/>
                               </w:rPr>
-                              <w:t xml:space="preserve">(Results) The overall incidence of postoperative AF was 26%. Postoperative AF was significantly lower in the Statin group compared with the </w:t>
-                            </w:r>
-                            <w:proofErr w:type="gramStart"/>
-                            <w:r>
-                              <w:rPr>
-                                <w:sz w:val="21"/>
-                                <w:szCs w:val="21"/>
-                              </w:rPr>
-                              <w:t>Non-statin</w:t>
-                            </w:r>
-                            <w:proofErr w:type="gramEnd"/>
-                            <w:r>
-                              <w:rPr>
-                                <w:sz w:val="21"/>
-                                <w:szCs w:val="21"/>
-                              </w:rPr>
-                              <w:t xml:space="preserve"> group (16% versus 33%, p=0.005). Multivariate analysis demonstrated that independent predictors of AF [...] </w:t>
+                              <w:t xml:space="preserve">(Results) The overall incidence of postoperative AF was 26%. Postoperative AF was significantly lower in the Statin group compared with the non-statin group (16% versus 33%, p=0.005). Multivariate analysis demonstrated that independent predictors of AF [...] </w:t>
                             </w:r>
                           </w:p>
                           <w:p>
@@ -495,8 +235,8 @@
                               <w:rPr>
                                 <w:b/>
                                 <w:bCs/>
-                                <w:sz w:val="21"/>
-                                <w:szCs w:val="21"/>
+                                <w:sz w:val="18"/>
+                                <w:szCs w:val="18"/>
                                 <w:u w:val="single"/>
                               </w:rPr>
                             </w:pPr>
@@ -504,8 +244,8 @@
                               <w:rPr>
                                 <w:b/>
                                 <w:bCs/>
-                                <w:sz w:val="21"/>
-                                <w:szCs w:val="21"/>
+                                <w:sz w:val="18"/>
+                                <w:szCs w:val="18"/>
                                 <w:u w:val="single"/>
                               </w:rPr>
                               <w:t xml:space="preserve">Long Answer: </w:t>
@@ -515,14 +255,14 @@
                             <w:pPr>
                               <w:spacing w:after="0"/>
                               <w:rPr>
-                                <w:sz w:val="21"/>
-                                <w:szCs w:val="21"/>
+                                <w:sz w:val="18"/>
+                                <w:szCs w:val="18"/>
                               </w:rPr>
                             </w:pPr>
                             <w:r>
                               <w:rPr>
-                                <w:sz w:val="21"/>
-                                <w:szCs w:val="21"/>
+                                <w:sz w:val="18"/>
+                                <w:szCs w:val="18"/>
                               </w:rPr>
                               <w:t xml:space="preserve">(Conclusion) Our study indicated that preoperative statin therapy seems to reduce AF development after CABG. </w:t>
                             </w:r>
@@ -530,19 +270,91 @@
                               <w:rPr>
                                 <w:b/>
                                 <w:bCs/>
-                                <w:sz w:val="21"/>
-                                <w:szCs w:val="21"/>
+                                <w:sz w:val="18"/>
+                                <w:szCs w:val="18"/>
                                 <w:u w:val="single"/>
                               </w:rPr>
                               <w:t>Answer:</w:t>
                             </w:r>
                             <w:r>
                               <w:rPr>
-                                <w:sz w:val="21"/>
-                                <w:szCs w:val="21"/>
+                                <w:sz w:val="18"/>
+                                <w:szCs w:val="18"/>
                               </w:rPr>
                               <w:t xml:space="preserve"> yes</w:t>
                             </w:r>
+                          </w:p>
+                          <w:p>
+                            <w:r>
+                              <w:t>Figure</w:t>
+                            </w:r>
+                            <w:r>
+                              <w:t xml:space="preserve"> 1: Taken from </w:t>
+                            </w:r>
+                            <w:r>
+                              <w:fldChar w:fldCharType="begin"/>
+                            </w:r>
+                            <w:r>
+                              <w:instrText xml:space="preserve"> ADDIN ZOTERO_ITEM CSL_CITATION {"citationID":"K6ec4EYs","properties":{"formattedCitation":"(Jin {\\i{}et al.}, 2019)","plainCitation":"(Jin et al., 2019)","noteIndex":0},"citationItems":[{"id":12,"uris":["http://zotero.org/users/19433107/items/MS59WP97"],"itemData":{"id":12,"type":"paper-conference","abstract":"We introduce PubMedQA, a novel biomedical question answering (QA) dataset collected from PubMed abstracts. The task of PubMedQA is to answer research questions with yes/no/maybe (e.g.: Do preoperative statins reduce atrial fibrillation after coronary artery bypass grafting?) using the corresponding abstracts. PubMedQA has 1k expert-annotated, 61.2k unlabeled and 211.3k artificially generated QA instances. Each PubMedQA instance is composed of (1) a question which is either an existing research article title or derived from one, (2) a context which is the corresponding abstract without its conclusion, (3) a long answer, which is the conclusion of the abstract and, presumably, answers the research question, and (4) a yes/no/maybe answer which summarizes the conclusion. PubMedQA is the first QA dataset where reasoning over biomedical research texts, especially their quantitative contents, is required to answer the questions. Our best performing model, multi-phase fine-tuning of BioBERT with long answer bag-of-word statistics as additional supervision, achieves 68.1% accuracy, compared to single human performance of 78.0% accuracy and majority-baseline of 55.2% accuracy, leaving much room for improvement. PubMedQA is publicly available at https://pubmedqa.github.io.","container-title":"Proceedings of the 2019 Conference on Empirical Methods in Natural Language Processing and the 9th International Joint Conference on Natural Language Processing (EMNLP-IJCNLP)","DOI":"10.18653/v1/D19-1259","event-title":"EMNLP-IJCNLP 2019","page":"2567–2577","publisher":"Association for Computational Linguistics","publisher-place":"Hong Kong, China","source":"ACLWeb","title":"PubMedQA: A Dataset for Biomedical Research Question Answering","title-short":"PubMedQA","URL":"https://aclanthology.org/D19-1259/","author":[{"family":"Jin","given":"Qiao"},{"family":"Dhingra","given":"Bhuwan"},{"family":"Liu","given":"Zhengping"},{"family":"Cohen","given":"William"},{"family":"Lu","given":"Xinghua"}],"editor":[{"family":"Inui","given":"Kentaro"},{"family":"Jiang","given":"Jing"},{"family":"Ng","given":"Vincent"},{"family":"Wan","given":"Xiaojun"}],"accessed":{"date-parts":[["2026",4,2]]},"issued":{"date-parts":[["2019",11]]}}}],"schema":"https://github.com/citation-style-language/schema/raw/master/csl-citation.json"} </w:instrText>
+                            </w:r>
+                            <w:r>
+                              <w:fldChar w:fldCharType="separate"/>
+                            </w:r>
+                            <w:r>
+                              <w:rPr>
+                                <w:rFonts w:ascii="Aptos" w:cs="Times New Roman"/>
+                                <w:kern w:val="0"/>
+                              </w:rPr>
+                              <w:t xml:space="preserve">(Jin </w:t>
+                            </w:r>
+                            <w:r>
+                              <w:rPr>
+                                <w:rFonts w:ascii="Aptos" w:cs="Times New Roman"/>
+                                <w:i/>
+                                <w:iCs/>
+                                <w:kern w:val="0"/>
+                              </w:rPr>
+                              <w:t>et al.</w:t>
+                            </w:r>
+                            <w:r>
+                              <w:rPr>
+                                <w:rFonts w:ascii="Aptos" w:cs="Times New Roman"/>
+                                <w:kern w:val="0"/>
+                              </w:rPr>
+                              <w:t>, 2019)</w:t>
+                            </w:r>
+                            <w:r>
+                              <w:fldChar w:fldCharType="end"/>
+                            </w:r>
+                            <w:r>
+                              <w:t xml:space="preserve">. An instance </w:t>
+                            </w:r>
+                            <w:r>
+                              <w:fldChar w:fldCharType="begin"/>
+                            </w:r>
+                            <w:r>
+                              <w:instrText xml:space="preserve"> ADDIN ZOTERO_ITEM CSL_CITATION {"citationID":"FBIZd4KA","properties":{"formattedCitation":"(Sakamoto, Watanabe and Satou, 2011)","plainCitation":"(Sakamoto, Watanabe and Satou, 2011)","noteIndex":0},"citationItems":[{"id":15,"uris":["http://zotero.org/users/19433107/items/BKLL686Y"],"itemData":{"id":15,"type":"article-journal","container-title":"Annals of thoracic and cardiovascular surgery","issue":"4","page":"376–382","publisher":"The Editorial Committee of Annals of Thoracic and Cardiovascular Surgery","source":"Google Scholar","title":"Do preoperative statins reduce atrial fibrillation after coronary artery bypass grafting?","volume":"17","author":[{"family":"Sakamoto","given":"Hiroaki"},{"family":"Watanabe","given":"Yasunori"},{"family":"Satou","given":"Masataka"}],"issued":{"date-parts":[["2011"]]}}}],"schema":"https://github.com/citation-style-language/schema/raw/master/csl-citation.json"} </w:instrText>
+                            </w:r>
+                            <w:r>
+                              <w:fldChar w:fldCharType="separate"/>
+                            </w:r>
+                            <w:r>
+                              <w:rPr>
+                                <w:noProof/>
+                              </w:rPr>
+                              <w:t>(Sakamoto, Watanabe and Satou, 2011)</w:t>
+                            </w:r>
+                            <w:r>
+                              <w:fldChar w:fldCharType="end"/>
+                            </w:r>
+                            <w:r>
+                              <w:t xml:space="preserve"> from PubMedQA dataset.</w:t>
+                            </w:r>
+                          </w:p>
+                          <w:p>
+                            <w:pPr>
+                              <w:spacing w:after="0"/>
+                            </w:pPr>
                           </w:p>
                         </w:txbxContent>
                       </wps:txbx>
@@ -555,46 +367,40 @@
                     </wps:wsp>
                   </a:graphicData>
                 </a:graphic>
-                <wp14:sizeRelH relativeFrom="margin">
-                  <wp14:pctWidth>0</wp14:pctWidth>
-                </wp14:sizeRelH>
-                <wp14:sizeRelV relativeFrom="margin">
-                  <wp14:pctHeight>0</wp14:pctHeight>
-                </wp14:sizeRelV>
-              </wp:anchor>
+              </wp:inline>
             </w:drawing>
           </mc:Choice>
           <mc:Fallback>
             <w:pict>
-              <v:shapetype w14:anchorId="47728051" id="_x0000_t202" coordsize="21600,21600" o:spt="202" path="m,l,21600r21600,l21600,xe">
+              <v:shapetype w14:anchorId="4B29C8DC" id="_x0000_t202" coordsize="21600,21600" o:spt="202" path="m,l,21600r21600,l21600,xe">
                 <v:stroke joinstyle="miter"/>
                 <v:path gradientshapeok="t" o:connecttype="rect"/>
               </v:shapetype>
-              <v:shape id="Text Box 1" o:spid="_x0000_s1026" type="#_x0000_t202" style="position:absolute;margin-left:.85pt;margin-top:.55pt;width:278.45pt;height:275.85pt;z-index:251659264;visibility:visible;mso-wrap-style:square;mso-width-percent:0;mso-height-percent:0;mso-wrap-distance-left:9pt;mso-wrap-distance-top:0;mso-wrap-distance-right:9pt;mso-wrap-distance-bottom:0;mso-position-horizontal:absolute;mso-position-horizontal-relative:text;mso-position-vertical:absolute;mso-position-vertical-relative:text;mso-width-percent:0;mso-height-percent:0;mso-width-relative:margin;mso-height-relative:margin;v-text-anchor:top" o:gfxdata="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" fillcolor="white [3201]" strokeweight=".5pt">
+              <v:shape id="Text Box 1" o:spid="_x0000_s1026" type="#_x0000_t202" style="width:449.1pt;height:192.6pt;visibility:visible;mso-wrap-style:square;mso-left-percent:-10001;mso-top-percent:-10001;mso-position-horizontal:absolute;mso-position-horizontal-relative:char;mso-position-vertical:absolute;mso-position-vertical-relative:line;mso-left-percent:-10001;mso-top-percent:-10001;v-text-anchor:top" o:gfxdata="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" fillcolor="white [3201]" strokeweight=".5pt">
                 <v:textbox>
                   <w:txbxContent>
                     <w:p>
                       <w:pPr>
                         <w:spacing w:after="0"/>
                         <w:rPr>
-                          <w:sz w:val="21"/>
-                          <w:szCs w:val="21"/>
+                          <w:sz w:val="18"/>
+                          <w:szCs w:val="18"/>
                         </w:rPr>
                       </w:pPr>
                       <w:r>
                         <w:rPr>
                           <w:b/>
                           <w:bCs/>
-                          <w:sz w:val="21"/>
-                          <w:szCs w:val="21"/>
+                          <w:sz w:val="18"/>
+                          <w:szCs w:val="18"/>
                           <w:u w:val="single"/>
                         </w:rPr>
                         <w:t>Question:</w:t>
                       </w:r>
                       <w:r>
                         <w:rPr>
-                          <w:sz w:val="21"/>
-                          <w:szCs w:val="21"/>
+                          <w:sz w:val="18"/>
+                          <w:szCs w:val="18"/>
                         </w:rPr>
                         <w:t xml:space="preserve"> Do preoperative statins reduce atrial fibrillation after coronary artery bypass grafting? </w:t>
                       </w:r>
@@ -603,24 +409,24 @@
                       <w:pPr>
                         <w:spacing w:after="0"/>
                         <w:rPr>
-                          <w:sz w:val="21"/>
-                          <w:szCs w:val="21"/>
+                          <w:sz w:val="18"/>
+                          <w:szCs w:val="18"/>
                         </w:rPr>
                       </w:pPr>
                       <w:r>
                         <w:rPr>
                           <w:b/>
                           <w:bCs/>
-                          <w:sz w:val="21"/>
-                          <w:szCs w:val="21"/>
+                          <w:sz w:val="18"/>
+                          <w:szCs w:val="18"/>
                           <w:u w:val="single"/>
                         </w:rPr>
                         <w:t>Context:</w:t>
                       </w:r>
                       <w:r>
                         <w:rPr>
-                          <w:sz w:val="21"/>
-                          <w:szCs w:val="21"/>
+                          <w:sz w:val="18"/>
+                          <w:szCs w:val="18"/>
                         </w:rPr>
                         <w:t xml:space="preserve"> </w:t>
                       </w:r>
@@ -629,14 +435,14 @@
                       <w:pPr>
                         <w:spacing w:after="0"/>
                         <w:rPr>
-                          <w:sz w:val="21"/>
-                          <w:szCs w:val="21"/>
+                          <w:sz w:val="18"/>
+                          <w:szCs w:val="18"/>
                         </w:rPr>
                       </w:pPr>
                       <w:r>
                         <w:rPr>
-                          <w:sz w:val="21"/>
-                          <w:szCs w:val="21"/>
+                          <w:sz w:val="18"/>
+                          <w:szCs w:val="18"/>
                         </w:rPr>
                         <w:t>(Objective) Recent studies have demonstrated that statins have pleiotropic effects, including anti-inflammatory effects and atrial fibrillation (AF) preventive effects [...]</w:t>
                       </w:r>
@@ -645,14 +451,14 @@
                       <w:pPr>
                         <w:spacing w:after="0"/>
                         <w:rPr>
-                          <w:sz w:val="21"/>
-                          <w:szCs w:val="21"/>
+                          <w:sz w:val="18"/>
+                          <w:szCs w:val="18"/>
                         </w:rPr>
                       </w:pPr>
                       <w:r>
                         <w:rPr>
-                          <w:sz w:val="21"/>
-                          <w:szCs w:val="21"/>
+                          <w:sz w:val="18"/>
+                          <w:szCs w:val="18"/>
                         </w:rPr>
                         <w:t xml:space="preserve">(Methods) 221 patients underwent CABG in our hospital from 2004 to 2007. 14 patients with preoperative AF and 4 patients with concomitant valve surgery [...] </w:t>
                       </w:r>
@@ -661,32 +467,16 @@
                       <w:pPr>
                         <w:spacing w:after="0"/>
                         <w:rPr>
-                          <w:sz w:val="21"/>
-                          <w:szCs w:val="21"/>
+                          <w:sz w:val="18"/>
+                          <w:szCs w:val="18"/>
                         </w:rPr>
                       </w:pPr>
                       <w:r>
                         <w:rPr>
-                          <w:sz w:val="21"/>
-                          <w:szCs w:val="21"/>
+                          <w:sz w:val="18"/>
+                          <w:szCs w:val="18"/>
                         </w:rPr>
-                        <w:t xml:space="preserve">(Results) The overall incidence of postoperative AF was 26%. Postoperative AF was significantly lower in the Statin group compared with the </w:t>
-                      </w:r>
-                      <w:proofErr w:type="gramStart"/>
-                      <w:r>
-                        <w:rPr>
-                          <w:sz w:val="21"/>
-                          <w:szCs w:val="21"/>
-                        </w:rPr>
-                        <w:t>Non-statin</w:t>
-                      </w:r>
-                      <w:proofErr w:type="gramEnd"/>
-                      <w:r>
-                        <w:rPr>
-                          <w:sz w:val="21"/>
-                          <w:szCs w:val="21"/>
-                        </w:rPr>
-                        <w:t xml:space="preserve"> group (16% versus 33%, p=0.005). Multivariate analysis demonstrated that independent predictors of AF [...] </w:t>
+                        <w:t xml:space="preserve">(Results) The overall incidence of postoperative AF was 26%. Postoperative AF was significantly lower in the Statin group compared with the non-statin group (16% versus 33%, p=0.005). Multivariate analysis demonstrated that independent predictors of AF [...] </w:t>
                       </w:r>
                     </w:p>
                     <w:p>
@@ -695,8 +485,8 @@
                         <w:rPr>
                           <w:b/>
                           <w:bCs/>
-                          <w:sz w:val="21"/>
-                          <w:szCs w:val="21"/>
+                          <w:sz w:val="18"/>
+                          <w:szCs w:val="18"/>
                           <w:u w:val="single"/>
                         </w:rPr>
                       </w:pPr>
@@ -704,8 +494,8 @@
                         <w:rPr>
                           <w:b/>
                           <w:bCs/>
-                          <w:sz w:val="21"/>
-                          <w:szCs w:val="21"/>
+                          <w:sz w:val="18"/>
+                          <w:szCs w:val="18"/>
                           <w:u w:val="single"/>
                         </w:rPr>
                         <w:t xml:space="preserve">Long Answer: </w:t>
@@ -715,14 +505,14 @@
                       <w:pPr>
                         <w:spacing w:after="0"/>
                         <w:rPr>
-                          <w:sz w:val="21"/>
-                          <w:szCs w:val="21"/>
+                          <w:sz w:val="18"/>
+                          <w:szCs w:val="18"/>
                         </w:rPr>
                       </w:pPr>
                       <w:r>
                         <w:rPr>
-                          <w:sz w:val="21"/>
-                          <w:szCs w:val="21"/>
+                          <w:sz w:val="18"/>
+                          <w:szCs w:val="18"/>
                         </w:rPr>
                         <w:t xml:space="preserve">(Conclusion) Our study indicated that preoperative statin therapy seems to reduce AF development after CABG. </w:t>
                       </w:r>
@@ -730,41 +520,463 @@
                         <w:rPr>
                           <w:b/>
                           <w:bCs/>
-                          <w:sz w:val="21"/>
-                          <w:szCs w:val="21"/>
+                          <w:sz w:val="18"/>
+                          <w:szCs w:val="18"/>
                           <w:u w:val="single"/>
                         </w:rPr>
                         <w:t>Answer:</w:t>
                       </w:r>
                       <w:r>
                         <w:rPr>
-                          <w:sz w:val="21"/>
-                          <w:szCs w:val="21"/>
+                          <w:sz w:val="18"/>
+                          <w:szCs w:val="18"/>
                         </w:rPr>
                         <w:t xml:space="preserve"> yes</w:t>
                       </w:r>
+                    </w:p>
+                    <w:p>
+                      <w:r>
+                        <w:t>Figure</w:t>
+                      </w:r>
+                      <w:r>
+                        <w:t xml:space="preserve"> 1: Taken from </w:t>
+                      </w:r>
+                      <w:r>
+                        <w:fldChar w:fldCharType="begin"/>
+                      </w:r>
+                      <w:r>
+                        <w:instrText xml:space="preserve"> ADDIN ZOTERO_ITEM CSL_CITATION {"citationID":"K6ec4EYs","properties":{"formattedCitation":"(Jin {\\i{}et al.}, 2019)","plainCitation":"(Jin et al., 2019)","noteIndex":0},"citationItems":[{"id":12,"uris":["http://zotero.org/users/19433107/items/MS59WP97"],"itemData":{"id":12,"type":"paper-conference","abstract":"We introduce PubMedQA, a novel biomedical question answering (QA) dataset collected from PubMed abstracts. The task of PubMedQA is to answer research questions with yes/no/maybe (e.g.: Do preoperative statins reduce atrial fibrillation after coronary artery bypass grafting?) using the corresponding abstracts. PubMedQA has 1k expert-annotated, 61.2k unlabeled and 211.3k artificially generated QA instances. Each PubMedQA instance is composed of (1) a question which is either an existing research article title or derived from one, (2) a context which is the corresponding abstract without its conclusion, (3) a long answer, which is the conclusion of the abstract and, presumably, answers the research question, and (4) a yes/no/maybe answer which summarizes the conclusion. PubMedQA is the first QA dataset where reasoning over biomedical research texts, especially their quantitative contents, is required to answer the questions. Our best performing model, multi-phase fine-tuning of BioBERT with long answer bag-of-word statistics as additional supervision, achieves 68.1% accuracy, compared to single human performance of 78.0% accuracy and majority-baseline of 55.2% accuracy, leaving much room for improvement. PubMedQA is publicly available at https://pubmedqa.github.io.","container-title":"Proceedings of the 2019 Conference on Empirical Methods in Natural Language Processing and the 9th International Joint Conference on Natural Language Processing (EMNLP-IJCNLP)","DOI":"10.18653/v1/D19-1259","event-title":"EMNLP-IJCNLP 2019","page":"2567–2577","publisher":"Association for Computational Linguistics","publisher-place":"Hong Kong, China","source":"ACLWeb","title":"PubMedQA: A Dataset for Biomedical Research Question Answering","title-short":"PubMedQA","URL":"https://aclanthology.org/D19-1259/","author":[{"family":"Jin","given":"Qiao"},{"family":"Dhingra","given":"Bhuwan"},{"family":"Liu","given":"Zhengping"},{"family":"Cohen","given":"William"},{"family":"Lu","given":"Xinghua"}],"editor":[{"family":"Inui","given":"Kentaro"},{"family":"Jiang","given":"Jing"},{"family":"Ng","given":"Vincent"},{"family":"Wan","given":"Xiaojun"}],"accessed":{"date-parts":[["2026",4,2]]},"issued":{"date-parts":[["2019",11]]}}}],"schema":"https://github.com/citation-style-language/schema/raw/master/csl-citation.json"} </w:instrText>
+                      </w:r>
+                      <w:r>
+                        <w:fldChar w:fldCharType="separate"/>
+                      </w:r>
+                      <w:r>
+                        <w:rPr>
+                          <w:rFonts w:ascii="Aptos" w:cs="Times New Roman"/>
+                          <w:kern w:val="0"/>
+                        </w:rPr>
+                        <w:t xml:space="preserve">(Jin </w:t>
+                      </w:r>
+                      <w:r>
+                        <w:rPr>
+                          <w:rFonts w:ascii="Aptos" w:cs="Times New Roman"/>
+                          <w:i/>
+                          <w:iCs/>
+                          <w:kern w:val="0"/>
+                        </w:rPr>
+                        <w:t>et al.</w:t>
+                      </w:r>
+                      <w:r>
+                        <w:rPr>
+                          <w:rFonts w:ascii="Aptos" w:cs="Times New Roman"/>
+                          <w:kern w:val="0"/>
+                        </w:rPr>
+                        <w:t>, 2019)</w:t>
+                      </w:r>
+                      <w:r>
+                        <w:fldChar w:fldCharType="end"/>
+                      </w:r>
+                      <w:r>
+                        <w:t xml:space="preserve">. An instance </w:t>
+                      </w:r>
+                      <w:r>
+                        <w:fldChar w:fldCharType="begin"/>
+                      </w:r>
+                      <w:r>
+                        <w:instrText xml:space="preserve"> ADDIN ZOTERO_ITEM CSL_CITATION {"citationID":"FBIZd4KA","properties":{"formattedCitation":"(Sakamoto, Watanabe and Satou, 2011)","plainCitation":"(Sakamoto, Watanabe and Satou, 2011)","noteIndex":0},"citationItems":[{"id":15,"uris":["http://zotero.org/users/19433107/items/BKLL686Y"],"itemData":{"id":15,"type":"article-journal","container-title":"Annals of thoracic and cardiovascular surgery","issue":"4","page":"376–382","publisher":"The Editorial Committee of Annals of Thoracic and Cardiovascular Surgery","source":"Google Scholar","title":"Do preoperative statins reduce atrial fibrillation after coronary artery bypass grafting?","volume":"17","author":[{"family":"Sakamoto","given":"Hiroaki"},{"family":"Watanabe","given":"Yasunori"},{"family":"Satou","given":"Masataka"}],"issued":{"date-parts":[["2011"]]}}}],"schema":"https://github.com/citation-style-language/schema/raw/master/csl-citation.json"} </w:instrText>
+                      </w:r>
+                      <w:r>
+                        <w:fldChar w:fldCharType="separate"/>
+                      </w:r>
+                      <w:r>
+                        <w:rPr>
+                          <w:noProof/>
+                        </w:rPr>
+                        <w:t>(Sakamoto, Watanabe and Satou, 2011)</w:t>
+                      </w:r>
+                      <w:r>
+                        <w:fldChar w:fldCharType="end"/>
+                      </w:r>
+                      <w:r>
+                        <w:t xml:space="preserve"> from PubMedQA dataset.</w:t>
+                      </w:r>
+                    </w:p>
+                    <w:p>
+                      <w:pPr>
+                        <w:spacing w:after="0"/>
+                      </w:pPr>
                     </w:p>
                   </w:txbxContent>
                 </v:textbox>
+                <w10:anchorlock/>
               </v:shape>
             </w:pict>
           </mc:Fallback>
         </mc:AlternateContent>
       </w:r>
     </w:p>
+    <w:p>
+      <w:r>
+        <w:rPr>
+          <w:noProof/>
+        </w:rPr>
+        <w:lastRenderedPageBreak/>
+        <mc:AlternateContent>
+          <mc:Choice Requires="wps">
+            <w:drawing>
+              <wp:inline distT="0" distB="0" distL="0" distR="0" wp14:anchorId="069A2434" wp14:editId="626B83AE">
+                <wp:extent cx="5703570" cy="4983480"/>
+                <wp:effectExtent l="0" t="0" r="11430" b="7620"/>
+                <wp:docPr id="1008113333" name="Text Box 6"/>
+                <wp:cNvGraphicFramePr/>
+                <a:graphic xmlns:a="http://schemas.openxmlformats.org/drawingml/2006/main">
+                  <a:graphicData uri="http://schemas.microsoft.com/office/word/2010/wordprocessingShape">
+                    <wps:wsp>
+                      <wps:cNvSpPr txBox="1"/>
+                      <wps:spPr>
+                        <a:xfrm>
+                          <a:off x="0" y="0"/>
+                          <a:ext cx="5703570" cy="4983480"/>
+                        </a:xfrm>
+                        <a:prstGeom prst="rect">
+                          <a:avLst/>
+                        </a:prstGeom>
+                        <a:solidFill>
+                          <a:schemeClr val="lt1"/>
+                        </a:solidFill>
+                        <a:ln w="6350">
+                          <a:solidFill>
+                            <a:prstClr val="black"/>
+                          </a:solidFill>
+                        </a:ln>
+                      </wps:spPr>
+                      <wps:txbx>
+                        <w:txbxContent>
+                          <w:p>
+                            <w:r>
+                              <w:rPr>
+                                <w:noProof/>
+                              </w:rPr>
+                              <w:drawing>
+                                <wp:inline distT="0" distB="0" distL="0" distR="0" wp14:anchorId="16A35232" wp14:editId="12950AB4">
+                                  <wp:extent cx="2636591" cy="2171700"/>
+                                  <wp:effectExtent l="0" t="0" r="5080" b="0"/>
+                                  <wp:docPr id="125242799" name="Picture 4" descr="A graph of a normal distribution with Ryugyong Hotel in the background&#10;&#10;AI-generated content may be incorrect."/>
+                                  <wp:cNvGraphicFramePr>
+                                    <a:graphicFrameLocks xmlns:a="http://schemas.openxmlformats.org/drawingml/2006/main" noChangeAspect="1"/>
+                                  </wp:cNvGraphicFramePr>
+                                  <a:graphic xmlns:a="http://schemas.openxmlformats.org/drawingml/2006/main">
+                                    <a:graphicData uri="http://schemas.openxmlformats.org/drawingml/2006/picture">
+                                      <pic:pic xmlns:pic="http://schemas.openxmlformats.org/drawingml/2006/picture">
+                                        <pic:nvPicPr>
+                                          <pic:cNvPr id="392604481" name="Picture 4" descr="A graph of a normal distribution with Ryugyong Hotel in the background&#10;&#10;AI-generated content may be incorrect."/>
+                                          <pic:cNvPicPr/>
+                                        </pic:nvPicPr>
+                                        <pic:blipFill>
+                                          <a:blip r:embed="rId5">
+                                            <a:extLst>
+                                              <a:ext uri="{28A0092B-C50C-407E-A947-70E740481C1C}">
+                                                <a14:useLocalDpi xmlns:a14="http://schemas.microsoft.com/office/drawing/2010/main" val="0"/>
+                                              </a:ext>
+                                            </a:extLst>
+                                          </a:blip>
+                                          <a:stretch>
+                                            <a:fillRect/>
+                                          </a:stretch>
+                                        </pic:blipFill>
+                                        <pic:spPr>
+                                          <a:xfrm>
+                                            <a:off x="0" y="0"/>
+                                            <a:ext cx="2691760" cy="2217142"/>
+                                          </a:xfrm>
+                                          <a:prstGeom prst="rect">
+                                            <a:avLst/>
+                                          </a:prstGeom>
+                                        </pic:spPr>
+                                      </pic:pic>
+                                    </a:graphicData>
+                                  </a:graphic>
+                                </wp:inline>
+                              </w:drawing>
+                            </w:r>
+                            <w:r>
+                              <w:rPr>
+                                <w:noProof/>
+                              </w:rPr>
+                              <w:drawing>
+                                <wp:inline distT="0" distB="0" distL="0" distR="0" wp14:anchorId="7AC85A41" wp14:editId="733B58A9">
+                                  <wp:extent cx="2622712" cy="2160270"/>
+                                  <wp:effectExtent l="0" t="0" r="6350" b="0"/>
+                                  <wp:docPr id="1090019926" name="Picture 5" descr="A graph of a distribution of a number of points&#10;&#10;AI-generated content may be incorrect."/>
+                                  <wp:cNvGraphicFramePr>
+                                    <a:graphicFrameLocks xmlns:a="http://schemas.openxmlformats.org/drawingml/2006/main" noChangeAspect="1"/>
+                                  </wp:cNvGraphicFramePr>
+                                  <a:graphic xmlns:a="http://schemas.openxmlformats.org/drawingml/2006/main">
+                                    <a:graphicData uri="http://schemas.openxmlformats.org/drawingml/2006/picture">
+                                      <pic:pic xmlns:pic="http://schemas.openxmlformats.org/drawingml/2006/picture">
+                                        <pic:nvPicPr>
+                                          <pic:cNvPr id="1689516340" name="Picture 5" descr="A graph of a distribution of a number of points&#10;&#10;AI-generated content may be incorrect."/>
+                                          <pic:cNvPicPr/>
+                                        </pic:nvPicPr>
+                                        <pic:blipFill>
+                                          <a:blip r:embed="rId6">
+                                            <a:extLst>
+                                              <a:ext uri="{28A0092B-C50C-407E-A947-70E740481C1C}">
+                                                <a14:useLocalDpi xmlns:a14="http://schemas.microsoft.com/office/drawing/2010/main" val="0"/>
+                                              </a:ext>
+                                            </a:extLst>
+                                          </a:blip>
+                                          <a:stretch>
+                                            <a:fillRect/>
+                                          </a:stretch>
+                                        </pic:blipFill>
+                                        <pic:spPr>
+                                          <a:xfrm>
+                                            <a:off x="0" y="0"/>
+                                            <a:ext cx="2664402" cy="2194609"/>
+                                          </a:xfrm>
+                                          <a:prstGeom prst="rect">
+                                            <a:avLst/>
+                                          </a:prstGeom>
+                                        </pic:spPr>
+                                      </pic:pic>
+                                    </a:graphicData>
+                                  </a:graphic>
+                                </wp:inline>
+                              </w:drawing>
+                            </w:r>
+                            <w:r>
+                              <w:rPr>
+                                <w:noProof/>
+                              </w:rPr>
+                              <w:drawing>
+                                <wp:inline distT="0" distB="0" distL="0" distR="0" wp14:anchorId="46C53E8F" wp14:editId="17FDD4D6">
+                                  <wp:extent cx="2548890" cy="1901925"/>
+                                  <wp:effectExtent l="0" t="0" r="3810" b="3175"/>
+                                  <wp:docPr id="1235469347" name="Picture 3" descr="A bar graph with different colored squares&#10;&#10;AI-generated content may be incorrect."/>
+                                  <wp:cNvGraphicFramePr>
+                                    <a:graphicFrameLocks xmlns:a="http://schemas.openxmlformats.org/drawingml/2006/main" noChangeAspect="1"/>
+                                  </wp:cNvGraphicFramePr>
+                                  <a:graphic xmlns:a="http://schemas.openxmlformats.org/drawingml/2006/main">
+                                    <a:graphicData uri="http://schemas.openxmlformats.org/drawingml/2006/picture">
+                                      <pic:pic xmlns:pic="http://schemas.openxmlformats.org/drawingml/2006/picture">
+                                        <pic:nvPicPr>
+                                          <pic:cNvPr id="950398104" name="Picture 3" descr="A bar graph with different colored squares&#10;&#10;AI-generated content may be incorrect."/>
+                                          <pic:cNvPicPr/>
+                                        </pic:nvPicPr>
+                                        <pic:blipFill>
+                                          <a:blip r:embed="rId7" cstate="print">
+                                            <a:extLst>
+                                              <a:ext uri="{28A0092B-C50C-407E-A947-70E740481C1C}">
+                                                <a14:useLocalDpi xmlns:a14="http://schemas.microsoft.com/office/drawing/2010/main" val="0"/>
+                                              </a:ext>
+                                            </a:extLst>
+                                          </a:blip>
+                                          <a:stretch>
+                                            <a:fillRect/>
+                                          </a:stretch>
+                                        </pic:blipFill>
+                                        <pic:spPr>
+                                          <a:xfrm>
+                                            <a:off x="0" y="0"/>
+                                            <a:ext cx="2558258" cy="1908915"/>
+                                          </a:xfrm>
+                                          <a:prstGeom prst="rect">
+                                            <a:avLst/>
+                                          </a:prstGeom>
+                                        </pic:spPr>
+                                      </pic:pic>
+                                    </a:graphicData>
+                                  </a:graphic>
+                                </wp:inline>
+                              </w:drawing>
+                            </w:r>
+                          </w:p>
+                          <w:p>
+                            <w:r>
+                              <w:t>Figure 2: Length Distribution of Context and Question showing Mean, Standard Deviation and Normal Distribution line, and Label Distribution showing majority ‘yes’ class.</w:t>
+                            </w:r>
+                          </w:p>
+                        </w:txbxContent>
+                      </wps:txbx>
+                      <wps:bodyPr rot="0" spcFirstLastPara="0" vertOverflow="overflow" horzOverflow="overflow" vert="horz" wrap="square" lIns="91440" tIns="45720" rIns="91440" bIns="45720" numCol="1" spcCol="0" rtlCol="0" fromWordArt="0" anchor="t" anchorCtr="0" forceAA="0" compatLnSpc="1">
+                        <a:prstTxWarp prst="textNoShape">
+                          <a:avLst/>
+                        </a:prstTxWarp>
+                        <a:noAutofit/>
+                      </wps:bodyPr>
+                    </wps:wsp>
+                  </a:graphicData>
+                </a:graphic>
+              </wp:inline>
+            </w:drawing>
+          </mc:Choice>
+          <mc:Fallback>
+            <w:pict>
+              <v:shape w14:anchorId="069A2434" id="Text Box 6" o:spid="_x0000_s1027" type="#_x0000_t202" style="width:449.1pt;height:392.4pt;visibility:visible;mso-wrap-style:square;mso-left-percent:-10001;mso-top-percent:-10001;mso-position-horizontal:absolute;mso-position-horizontal-relative:char;mso-position-vertical:absolute;mso-position-vertical-relative:line;mso-left-percent:-10001;mso-top-percent:-10001;v-text-anchor:top" o:gfxdata="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" fillcolor="white [3201]" strokeweight=".5pt">
+                <v:textbox>
+                  <w:txbxContent>
+                    <w:p>
+                      <w:r>
+                        <w:rPr>
+                          <w:noProof/>
+                        </w:rPr>
+                        <w:drawing>
+                          <wp:inline distT="0" distB="0" distL="0" distR="0" wp14:anchorId="16A35232" wp14:editId="12950AB4">
+                            <wp:extent cx="2636591" cy="2171700"/>
+                            <wp:effectExtent l="0" t="0" r="5080" b="0"/>
+                            <wp:docPr id="125242799" name="Picture 4" descr="A graph of a normal distribution with Ryugyong Hotel in the background&#10;&#10;AI-generated content may be incorrect."/>
+                            <wp:cNvGraphicFramePr>
+                              <a:graphicFrameLocks xmlns:a="http://schemas.openxmlformats.org/drawingml/2006/main" noChangeAspect="1"/>
+                            </wp:cNvGraphicFramePr>
+                            <a:graphic xmlns:a="http://schemas.openxmlformats.org/drawingml/2006/main">
+                              <a:graphicData uri="http://schemas.openxmlformats.org/drawingml/2006/picture">
+                                <pic:pic xmlns:pic="http://schemas.openxmlformats.org/drawingml/2006/picture">
+                                  <pic:nvPicPr>
+                                    <pic:cNvPr id="392604481" name="Picture 4" descr="A graph of a normal distribution with Ryugyong Hotel in the background&#10;&#10;AI-generated content may be incorrect."/>
+                                    <pic:cNvPicPr/>
+                                  </pic:nvPicPr>
+                                  <pic:blipFill>
+                                    <a:blip r:embed="rId5">
+                                      <a:extLst>
+                                        <a:ext uri="{28A0092B-C50C-407E-A947-70E740481C1C}">
+                                          <a14:useLocalDpi xmlns:a14="http://schemas.microsoft.com/office/drawing/2010/main" val="0"/>
+                                        </a:ext>
+                                      </a:extLst>
+                                    </a:blip>
+                                    <a:stretch>
+                                      <a:fillRect/>
+                                    </a:stretch>
+                                  </pic:blipFill>
+                                  <pic:spPr>
+                                    <a:xfrm>
+                                      <a:off x="0" y="0"/>
+                                      <a:ext cx="2691760" cy="2217142"/>
+                                    </a:xfrm>
+                                    <a:prstGeom prst="rect">
+                                      <a:avLst/>
+                                    </a:prstGeom>
+                                  </pic:spPr>
+                                </pic:pic>
+                              </a:graphicData>
+                            </a:graphic>
+                          </wp:inline>
+                        </w:drawing>
+                      </w:r>
+                      <w:r>
+                        <w:rPr>
+                          <w:noProof/>
+                        </w:rPr>
+                        <w:drawing>
+                          <wp:inline distT="0" distB="0" distL="0" distR="0" wp14:anchorId="7AC85A41" wp14:editId="733B58A9">
+                            <wp:extent cx="2622712" cy="2160270"/>
+                            <wp:effectExtent l="0" t="0" r="6350" b="0"/>
+                            <wp:docPr id="1090019926" name="Picture 5" descr="A graph of a distribution of a number of points&#10;&#10;AI-generated content may be incorrect."/>
+                            <wp:cNvGraphicFramePr>
+                              <a:graphicFrameLocks xmlns:a="http://schemas.openxmlformats.org/drawingml/2006/main" noChangeAspect="1"/>
+                            </wp:cNvGraphicFramePr>
+                            <a:graphic xmlns:a="http://schemas.openxmlformats.org/drawingml/2006/main">
+                              <a:graphicData uri="http://schemas.openxmlformats.org/drawingml/2006/picture">
+                                <pic:pic xmlns:pic="http://schemas.openxmlformats.org/drawingml/2006/picture">
+                                  <pic:nvPicPr>
+                                    <pic:cNvPr id="1689516340" name="Picture 5" descr="A graph of a distribution of a number of points&#10;&#10;AI-generated content may be incorrect."/>
+                                    <pic:cNvPicPr/>
+                                  </pic:nvPicPr>
+                                  <pic:blipFill>
+                                    <a:blip r:embed="rId6">
+                                      <a:extLst>
+                                        <a:ext uri="{28A0092B-C50C-407E-A947-70E740481C1C}">
+                                          <a14:useLocalDpi xmlns:a14="http://schemas.microsoft.com/office/drawing/2010/main" val="0"/>
+                                        </a:ext>
+                                      </a:extLst>
+                                    </a:blip>
+                                    <a:stretch>
+                                      <a:fillRect/>
+                                    </a:stretch>
+                                  </pic:blipFill>
+                                  <pic:spPr>
+                                    <a:xfrm>
+                                      <a:off x="0" y="0"/>
+                                      <a:ext cx="2664402" cy="2194609"/>
+                                    </a:xfrm>
+                                    <a:prstGeom prst="rect">
+                                      <a:avLst/>
+                                    </a:prstGeom>
+                                  </pic:spPr>
+                                </pic:pic>
+                              </a:graphicData>
+                            </a:graphic>
+                          </wp:inline>
+                        </w:drawing>
+                      </w:r>
+                      <w:r>
+                        <w:rPr>
+                          <w:noProof/>
+                        </w:rPr>
+                        <w:drawing>
+                          <wp:inline distT="0" distB="0" distL="0" distR="0" wp14:anchorId="46C53E8F" wp14:editId="17FDD4D6">
+                            <wp:extent cx="2548890" cy="1901925"/>
+                            <wp:effectExtent l="0" t="0" r="3810" b="3175"/>
+                            <wp:docPr id="1235469347" name="Picture 3" descr="A bar graph with different colored squares&#10;&#10;AI-generated content may be incorrect."/>
+                            <wp:cNvGraphicFramePr>
+                              <a:graphicFrameLocks xmlns:a="http://schemas.openxmlformats.org/drawingml/2006/main" noChangeAspect="1"/>
+                            </wp:cNvGraphicFramePr>
+                            <a:graphic xmlns:a="http://schemas.openxmlformats.org/drawingml/2006/main">
+                              <a:graphicData uri="http://schemas.openxmlformats.org/drawingml/2006/picture">
+                                <pic:pic xmlns:pic="http://schemas.openxmlformats.org/drawingml/2006/picture">
+                                  <pic:nvPicPr>
+                                    <pic:cNvPr id="950398104" name="Picture 3" descr="A bar graph with different colored squares&#10;&#10;AI-generated content may be incorrect."/>
+                                    <pic:cNvPicPr/>
+                                  </pic:nvPicPr>
+                                  <pic:blipFill>
+                                    <a:blip r:embed="rId7" cstate="print">
+                                      <a:extLst>
+                                        <a:ext uri="{28A0092B-C50C-407E-A947-70E740481C1C}">
+                                          <a14:useLocalDpi xmlns:a14="http://schemas.microsoft.com/office/drawing/2010/main" val="0"/>
+                                        </a:ext>
+                                      </a:extLst>
+                                    </a:blip>
+                                    <a:stretch>
+                                      <a:fillRect/>
+                                    </a:stretch>
+                                  </pic:blipFill>
+                                  <pic:spPr>
+                                    <a:xfrm>
+                                      <a:off x="0" y="0"/>
+                                      <a:ext cx="2558258" cy="1908915"/>
+                                    </a:xfrm>
+                                    <a:prstGeom prst="rect">
+                                      <a:avLst/>
+                                    </a:prstGeom>
+                                  </pic:spPr>
+                                </pic:pic>
+                              </a:graphicData>
+                            </a:graphic>
+                          </wp:inline>
+                        </w:drawing>
+                      </w:r>
+                    </w:p>
+                    <w:p>
+                      <w:r>
+                        <w:t>Figure 2: Length Distribution of Context and Question showing Mean, Standard Deviation and Normal Distribution line, and Label Distribution showing majority ‘yes’ class.</w:t>
+                      </w:r>
+                    </w:p>
+                  </w:txbxContent>
+                </v:textbox>
+                <w10:anchorlock/>
+              </v:shape>
+            </w:pict>
+          </mc:Fallback>
+        </mc:AlternateContent>
+      </w:r>
+    </w:p>
     <w:p/>
     <w:p/>
-    <w:p/>
-    <w:p/>
-    <w:p/>
-    <w:p/>
-    <w:p/>
-    <w:p/>
-    <w:p/>
-    <w:p/>
-    <w:p/>
-    <w:p/>
-    <w:p/>
+    <w:p>
+      <w:r>
+        <w:t>REFERENCES</w:t>
+      </w:r>
+    </w:p>
     <w:p>
       <w:pPr>
         <w:rPr>
